--- a/4-质量管理/运行记录类文件/HFSJ-ITSS-0414-2025年度管评报告.docx
+++ b/4-质量管理/运行记录类文件/HFSJ-ITSS-0414-2025年度管评报告.docx
@@ -1,11 +1,10 @@
 
 <file path=word/document.xml><?xml version="1.0" encoding="utf-8"?>
-<w:document xmlns:wpc="http://schemas.microsoft.com/office/word/2010/wordprocessingCanvas" xmlns:mc="http://schemas.openxmlformats.org/markup-compatibility/2006" xmlns:o="urn:schemas-microsoft-com:office:office" xmlns:r="http://schemas.openxmlformats.org/officeDocument/2006/relationships" xmlns:m="http://schemas.openxmlformats.org/officeDocument/2006/math" xmlns:v="urn:schemas-microsoft-com:vml" xmlns:wp14="http://schemas.microsoft.com/office/word/2010/wordprocessingDrawing" xmlns:wp="http://schemas.openxmlformats.org/drawingml/2006/wordprocessingDrawing" xmlns:w10="urn:schemas-microsoft-com:office:word" xmlns:w="http://schemas.openxmlformats.org/wordprocessingml/2006/main" xmlns:w14="http://schemas.microsoft.com/office/word/2010/wordml" xmlns:w15="http://schemas.microsoft.com/office/word/2012/wordml" xmlns:wne="http://schemas.microsoft.com/office/word/2006/wordml" xmlns:wpg="http://schemas.microsoft.com/office/word/2010/wordprocessingGroup" xmlns:wpi="http://schemas.microsoft.com/office/word/2010/wordprocessingInk" xmlns:wps="http://schemas.microsoft.com/office/word/2010/wordprocessingShape" mc:Ignorable="w14 w15 wp14">
-  <!-- Generated by Aspose.Words for .NET 13.3.0.1 -->
+<w:document xmlns:wpc="http://schemas.microsoft.com/office/word/2010/wordprocessingCanvas" xmlns:mc="http://schemas.openxmlformats.org/markup-compatibility/2006" xmlns:o="urn:schemas-microsoft-com:office:office" xmlns:r="http://schemas.openxmlformats.org/officeDocument/2006/relationships" xmlns:m="http://schemas.openxmlformats.org/officeDocument/2006/math" xmlns:v="urn:schemas-microsoft-com:vml" xmlns:wp14="http://schemas.microsoft.com/office/word/2010/wordprocessingDrawing" xmlns:wp="http://schemas.openxmlformats.org/drawingml/2006/wordprocessingDrawing" xmlns:w="http://schemas.openxmlformats.org/wordprocessingml/2006/main" xmlns:w14="http://schemas.microsoft.com/office/word/2010/wordml" xmlns:w10="urn:schemas-microsoft-com:office:word" xmlns:w15="http://schemas.microsoft.com/office/word/2012/wordml" xmlns:wpg="http://schemas.microsoft.com/office/word/2010/wordprocessingGroup" xmlns:wpi="http://schemas.microsoft.com/office/word/2010/wordprocessingInk" xmlns:wne="http://schemas.microsoft.com/office/word/2006/wordml" xmlns:wps="http://schemas.microsoft.com/office/word/2010/wordprocessingShape" xmlns:wpsCustomData="http://www.wps.cn/officeDocument/2013/wpsCustomData" mc:Ignorable="w14 w15 wp14">
   <w:body>
     <w:p>
       <w:pPr>
-        <w:pStyle w:val="a"/>
+        <w:pStyle w:val="26"/>
         <w:keepNext w:val="0"/>
         <w:keepLines w:val="0"/>
         <w:pageBreakBefore w:val="0"/>
@@ -38,7 +37,7 @@
     </w:p>
     <w:p>
       <w:pPr>
-        <w:pStyle w:val="a0"/>
+        <w:pStyle w:val="27"/>
         <w:keepNext w:val="0"/>
         <w:keepLines w:val="0"/>
         <w:pageBreakBefore w:val="0"/>
@@ -69,17 +68,18 @@
     </w:p>
     <w:tbl>
       <w:tblPr>
-        <w:tblStyle w:val="TableGrid"/>
+        <w:tblStyle w:val="23"/>
         <w:tblW w:w="8522" w:type="dxa"/>
         <w:jc w:val="center"/>
         <w:tblBorders>
-          <w:top w:val="nil"/>
-          <w:left w:val="nil"/>
-          <w:bottom w:val="nil"/>
-          <w:right w:val="nil"/>
-          <w:insideH w:val="nil"/>
-          <w:insideV w:val="nil"/>
+          <w:top w:val="none" w:color="auto" w:sz="0" w:space="0"/>
+          <w:left w:val="none" w:color="auto" w:sz="0" w:space="0"/>
+          <w:bottom w:val="none" w:color="auto" w:sz="0" w:space="0"/>
+          <w:right w:val="none" w:color="auto" w:sz="0" w:space="0"/>
+          <w:insideH w:val="none" w:color="auto" w:sz="0" w:space="0"/>
+          <w:insideV w:val="none" w:color="auto" w:sz="0" w:space="0"/>
         </w:tblBorders>
+        <w:tblLayout w:type="autofit"/>
         <w:tblCellMar>
           <w:top w:w="0" w:type="dxa"/>
           <w:left w:w="108" w:type="dxa"/>
@@ -95,15 +95,13 @@
       </w:tblGrid>
       <w:tr>
         <w:tblPrEx>
-          <w:tblW w:w="8522" w:type="dxa"/>
-          <w:jc w:val="center"/>
           <w:tblBorders>
-            <w:top w:val="nil"/>
-            <w:left w:val="nil"/>
-            <w:bottom w:val="nil"/>
-            <w:right w:val="nil"/>
-            <w:insideH w:val="nil"/>
-            <w:insideV w:val="nil"/>
+            <w:top w:val="none" w:color="auto" w:sz="0" w:space="0"/>
+            <w:left w:val="none" w:color="auto" w:sz="0" w:space="0"/>
+            <w:bottom w:val="none" w:color="auto" w:sz="0" w:space="0"/>
+            <w:right w:val="none" w:color="auto" w:sz="0" w:space="0"/>
+            <w:insideH w:val="none" w:color="auto" w:sz="0" w:space="0"/>
+            <w:insideV w:val="none" w:color="auto" w:sz="0" w:space="0"/>
           </w:tblBorders>
           <w:tblCellMar>
             <w:top w:w="0" w:type="dxa"/>
@@ -113,7 +111,7 @@
           </w:tblCellMar>
         </w:tblPrEx>
         <w:trPr>
-          <w:trHeight w:val="0"/>
+          <w:trHeight w:val="0" w:hRule="atLeast"/>
           <w:tblHeader/>
           <w:jc w:val="center"/>
         </w:trPr>
@@ -121,8 +119,8 @@
           <w:tcPr>
             <w:tcW w:w="1824" w:type="dxa"/>
             <w:tcBorders>
-              <w:top w:val="single" w:sz="4" w:space="0" w:color="auto"/>
-              <w:left w:val="single" w:sz="4" w:space="0" w:color="auto"/>
+              <w:top w:val="single" w:color="auto" w:sz="4" w:space="0"/>
+              <w:left w:val="single" w:color="auto" w:sz="4" w:space="0"/>
               <w:bottom w:val="nil"/>
               <w:right w:val="nil"/>
             </w:tcBorders>
@@ -168,8 +166,8 @@
           <w:tcPr>
             <w:tcW w:w="3090" w:type="dxa"/>
             <w:tcBorders>
-              <w:top w:val="single" w:sz="4" w:space="0" w:color="auto"/>
-              <w:left w:val="single" w:sz="4" w:space="0" w:color="auto"/>
+              <w:top w:val="single" w:color="auto" w:sz="4" w:space="0"/>
+              <w:left w:val="single" w:color="auto" w:sz="4" w:space="0"/>
               <w:bottom w:val="nil"/>
               <w:right w:val="nil"/>
             </w:tcBorders>
@@ -214,8 +212,8 @@
           <w:tcPr>
             <w:tcW w:w="1824" w:type="dxa"/>
             <w:tcBorders>
-              <w:top w:val="single" w:sz="4" w:space="0" w:color="auto"/>
-              <w:left w:val="single" w:sz="4" w:space="0" w:color="auto"/>
+              <w:top w:val="single" w:color="auto" w:sz="4" w:space="0"/>
+              <w:left w:val="single" w:color="auto" w:sz="4" w:space="0"/>
               <w:bottom w:val="nil"/>
               <w:right w:val="nil"/>
             </w:tcBorders>
@@ -261,10 +259,10 @@
           <w:tcPr>
             <w:tcW w:w="1784" w:type="dxa"/>
             <w:tcBorders>
-              <w:top w:val="single" w:sz="4" w:space="0" w:color="auto"/>
-              <w:left w:val="single" w:sz="4" w:space="0" w:color="auto"/>
+              <w:top w:val="single" w:color="auto" w:sz="4" w:space="0"/>
+              <w:left w:val="single" w:color="auto" w:sz="4" w:space="0"/>
               <w:bottom w:val="nil"/>
-              <w:right w:val="single" w:sz="4" w:space="0" w:color="auto"/>
+              <w:right w:val="single" w:color="auto" w:sz="4" w:space="0"/>
             </w:tcBorders>
             <w:tcMar>
               <w:top w:w="-1" w:type="dxa"/>
@@ -306,8 +304,14 @@
       </w:tr>
       <w:tr>
         <w:tblPrEx>
-          <w:tblW w:w="8522" w:type="dxa"/>
-          <w:jc w:val="center"/>
+          <w:tblBorders>
+            <w:top w:val="none" w:color="auto" w:sz="0" w:space="0"/>
+            <w:left w:val="none" w:color="auto" w:sz="0" w:space="0"/>
+            <w:bottom w:val="none" w:color="auto" w:sz="0" w:space="0"/>
+            <w:right w:val="none" w:color="auto" w:sz="0" w:space="0"/>
+            <w:insideH w:val="none" w:color="auto" w:sz="0" w:space="0"/>
+            <w:insideV w:val="none" w:color="auto" w:sz="0" w:space="0"/>
+          </w:tblBorders>
           <w:tblCellMar>
             <w:top w:w="0" w:type="dxa"/>
             <w:left w:w="108" w:type="dxa"/>
@@ -316,7 +320,7 @@
           </w:tblCellMar>
         </w:tblPrEx>
         <w:trPr>
-          <w:trHeight w:val="0"/>
+          <w:trHeight w:val="0" w:hRule="atLeast"/>
           <w:tblHeader/>
           <w:jc w:val="center"/>
         </w:trPr>
@@ -324,8 +328,8 @@
           <w:tcPr>
             <w:tcW w:w="1824" w:type="dxa"/>
             <w:tcBorders>
-              <w:top w:val="single" w:sz="4" w:space="0" w:color="auto"/>
-              <w:left w:val="single" w:sz="4" w:space="0" w:color="auto"/>
+              <w:top w:val="single" w:color="auto" w:sz="4" w:space="0"/>
+              <w:left w:val="single" w:color="auto" w:sz="4" w:space="0"/>
               <w:bottom w:val="nil"/>
               <w:right w:val="nil"/>
             </w:tcBorders>
@@ -371,8 +375,8 @@
           <w:tcPr>
             <w:tcW w:w="3090" w:type="dxa"/>
             <w:tcBorders>
-              <w:top w:val="single" w:sz="4" w:space="0" w:color="auto"/>
-              <w:left w:val="single" w:sz="4" w:space="0" w:color="auto"/>
+              <w:top w:val="single" w:color="auto" w:sz="4" w:space="0"/>
+              <w:left w:val="single" w:color="auto" w:sz="4" w:space="0"/>
               <w:bottom w:val="nil"/>
               <w:right w:val="nil"/>
             </w:tcBorders>
@@ -417,8 +421,8 @@
           <w:tcPr>
             <w:tcW w:w="1824" w:type="dxa"/>
             <w:tcBorders>
-              <w:top w:val="single" w:sz="4" w:space="0" w:color="auto"/>
-              <w:left w:val="single" w:sz="4" w:space="0" w:color="auto"/>
+              <w:top w:val="single" w:color="auto" w:sz="4" w:space="0"/>
+              <w:left w:val="single" w:color="auto" w:sz="4" w:space="0"/>
               <w:bottom w:val="nil"/>
               <w:right w:val="nil"/>
             </w:tcBorders>
@@ -464,10 +468,10 @@
           <w:tcPr>
             <w:tcW w:w="1784" w:type="dxa"/>
             <w:tcBorders>
-              <w:top w:val="single" w:sz="4" w:space="0" w:color="auto"/>
-              <w:left w:val="single" w:sz="4" w:space="0" w:color="auto"/>
+              <w:top w:val="single" w:color="auto" w:sz="4" w:space="0"/>
+              <w:left w:val="single" w:color="auto" w:sz="4" w:space="0"/>
               <w:bottom w:val="nil"/>
-              <w:right w:val="single" w:sz="4" w:space="0" w:color="auto"/>
+              <w:right w:val="single" w:color="auto" w:sz="4" w:space="0"/>
             </w:tcBorders>
             <w:tcMar>
               <w:top w:w="-1" w:type="dxa"/>
@@ -509,8 +513,14 @@
       </w:tr>
       <w:tr>
         <w:tblPrEx>
-          <w:tblW w:w="8522" w:type="dxa"/>
-          <w:jc w:val="center"/>
+          <w:tblBorders>
+            <w:top w:val="none" w:color="auto" w:sz="0" w:space="0"/>
+            <w:left w:val="none" w:color="auto" w:sz="0" w:space="0"/>
+            <w:bottom w:val="none" w:color="auto" w:sz="0" w:space="0"/>
+            <w:right w:val="none" w:color="auto" w:sz="0" w:space="0"/>
+            <w:insideH w:val="none" w:color="auto" w:sz="0" w:space="0"/>
+            <w:insideV w:val="none" w:color="auto" w:sz="0" w:space="0"/>
+          </w:tblBorders>
           <w:tblCellMar>
             <w:top w:w="0" w:type="dxa"/>
             <w:left w:w="108" w:type="dxa"/>
@@ -519,7 +529,7 @@
           </w:tblCellMar>
         </w:tblPrEx>
         <w:trPr>
-          <w:trHeight w:val="0"/>
+          <w:trHeight w:val="0" w:hRule="atLeast"/>
           <w:tblHeader/>
           <w:jc w:val="center"/>
         </w:trPr>
@@ -527,8 +537,8 @@
           <w:tcPr>
             <w:tcW w:w="1824" w:type="dxa"/>
             <w:tcBorders>
-              <w:top w:val="single" w:sz="4" w:space="0" w:color="auto"/>
-              <w:left w:val="single" w:sz="4" w:space="0" w:color="auto"/>
+              <w:top w:val="single" w:color="auto" w:sz="4" w:space="0"/>
+              <w:left w:val="single" w:color="auto" w:sz="4" w:space="0"/>
               <w:bottom w:val="nil"/>
               <w:right w:val="nil"/>
             </w:tcBorders>
@@ -574,8 +584,8 @@
           <w:tcPr>
             <w:tcW w:w="3090" w:type="dxa"/>
             <w:tcBorders>
-              <w:top w:val="single" w:sz="4" w:space="0" w:color="auto"/>
-              <w:left w:val="single" w:sz="4" w:space="0" w:color="auto"/>
+              <w:top w:val="single" w:color="auto" w:sz="4" w:space="0"/>
+              <w:left w:val="single" w:color="auto" w:sz="4" w:space="0"/>
               <w:bottom w:val="nil"/>
               <w:right w:val="nil"/>
             </w:tcBorders>
@@ -620,8 +630,8 @@
           <w:tcPr>
             <w:tcW w:w="1824" w:type="dxa"/>
             <w:tcBorders>
-              <w:top w:val="single" w:sz="4" w:space="0" w:color="auto"/>
-              <w:left w:val="single" w:sz="4" w:space="0" w:color="auto"/>
+              <w:top w:val="single" w:color="auto" w:sz="4" w:space="0"/>
+              <w:left w:val="single" w:color="auto" w:sz="4" w:space="0"/>
               <w:bottom w:val="nil"/>
               <w:right w:val="nil"/>
             </w:tcBorders>
@@ -667,10 +677,10 @@
           <w:tcPr>
             <w:tcW w:w="1784" w:type="dxa"/>
             <w:tcBorders>
-              <w:top w:val="single" w:sz="4" w:space="0" w:color="auto"/>
-              <w:left w:val="single" w:sz="4" w:space="0" w:color="auto"/>
+              <w:top w:val="single" w:color="auto" w:sz="4" w:space="0"/>
+              <w:left w:val="single" w:color="auto" w:sz="4" w:space="0"/>
               <w:bottom w:val="nil"/>
-              <w:right w:val="single" w:sz="4" w:space="0" w:color="auto"/>
+              <w:right w:val="single" w:color="auto" w:sz="4" w:space="0"/>
             </w:tcBorders>
             <w:tcMar>
               <w:top w:w="-1" w:type="dxa"/>
@@ -712,8 +722,14 @@
       </w:tr>
       <w:tr>
         <w:tblPrEx>
-          <w:tblW w:w="8522" w:type="dxa"/>
-          <w:jc w:val="center"/>
+          <w:tblBorders>
+            <w:top w:val="none" w:color="auto" w:sz="0" w:space="0"/>
+            <w:left w:val="none" w:color="auto" w:sz="0" w:space="0"/>
+            <w:bottom w:val="none" w:color="auto" w:sz="0" w:space="0"/>
+            <w:right w:val="none" w:color="auto" w:sz="0" w:space="0"/>
+            <w:insideH w:val="none" w:color="auto" w:sz="0" w:space="0"/>
+            <w:insideV w:val="none" w:color="auto" w:sz="0" w:space="0"/>
+          </w:tblBorders>
           <w:tblCellMar>
             <w:top w:w="0" w:type="dxa"/>
             <w:left w:w="108" w:type="dxa"/>
@@ -722,7 +738,7 @@
           </w:tblCellMar>
         </w:tblPrEx>
         <w:trPr>
-          <w:trHeight w:val="0"/>
+          <w:trHeight w:val="0" w:hRule="atLeast"/>
           <w:tblHeader/>
           <w:jc w:val="center"/>
         </w:trPr>
@@ -730,8 +746,8 @@
           <w:tcPr>
             <w:tcW w:w="1824" w:type="dxa"/>
             <w:tcBorders>
-              <w:top w:val="single" w:sz="4" w:space="0" w:color="auto"/>
-              <w:left w:val="single" w:sz="4" w:space="0" w:color="auto"/>
+              <w:top w:val="single" w:color="auto" w:sz="4" w:space="0"/>
+              <w:left w:val="single" w:color="auto" w:sz="4" w:space="0"/>
               <w:bottom w:val="nil"/>
               <w:right w:val="nil"/>
             </w:tcBorders>
@@ -777,8 +793,8 @@
           <w:tcPr>
             <w:tcW w:w="3090" w:type="dxa"/>
             <w:tcBorders>
-              <w:top w:val="single" w:sz="4" w:space="0" w:color="auto"/>
-              <w:left w:val="single" w:sz="4" w:space="0" w:color="auto"/>
+              <w:top w:val="single" w:color="auto" w:sz="4" w:space="0"/>
+              <w:left w:val="single" w:color="auto" w:sz="4" w:space="0"/>
               <w:bottom w:val="nil"/>
               <w:right w:val="nil"/>
             </w:tcBorders>
@@ -823,8 +839,8 @@
           <w:tcPr>
             <w:tcW w:w="1824" w:type="dxa"/>
             <w:tcBorders>
-              <w:top w:val="single" w:sz="4" w:space="0" w:color="auto"/>
-              <w:left w:val="single" w:sz="4" w:space="0" w:color="auto"/>
+              <w:top w:val="single" w:color="auto" w:sz="4" w:space="0"/>
+              <w:left w:val="single" w:color="auto" w:sz="4" w:space="0"/>
               <w:bottom w:val="nil"/>
               <w:right w:val="nil"/>
             </w:tcBorders>
@@ -870,10 +886,10 @@
           <w:tcPr>
             <w:tcW w:w="1784" w:type="dxa"/>
             <w:tcBorders>
-              <w:top w:val="single" w:sz="4" w:space="0" w:color="auto"/>
-              <w:left w:val="single" w:sz="4" w:space="0" w:color="auto"/>
+              <w:top w:val="single" w:color="auto" w:sz="4" w:space="0"/>
+              <w:left w:val="single" w:color="auto" w:sz="4" w:space="0"/>
               <w:bottom w:val="nil"/>
-              <w:right w:val="single" w:sz="4" w:space="0" w:color="auto"/>
+              <w:right w:val="single" w:color="auto" w:sz="4" w:space="0"/>
             </w:tcBorders>
             <w:tcMar>
               <w:top w:w="-1" w:type="dxa"/>
@@ -915,8 +931,14 @@
       </w:tr>
       <w:tr>
         <w:tblPrEx>
-          <w:tblW w:w="8522" w:type="dxa"/>
-          <w:jc w:val="center"/>
+          <w:tblBorders>
+            <w:top w:val="none" w:color="auto" w:sz="0" w:space="0"/>
+            <w:left w:val="none" w:color="auto" w:sz="0" w:space="0"/>
+            <w:bottom w:val="none" w:color="auto" w:sz="0" w:space="0"/>
+            <w:right w:val="none" w:color="auto" w:sz="0" w:space="0"/>
+            <w:insideH w:val="none" w:color="auto" w:sz="0" w:space="0"/>
+            <w:insideV w:val="none" w:color="auto" w:sz="0" w:space="0"/>
+          </w:tblBorders>
           <w:tblCellMar>
             <w:top w:w="0" w:type="dxa"/>
             <w:left w:w="108" w:type="dxa"/>
@@ -925,7 +947,7 @@
           </w:tblCellMar>
         </w:tblPrEx>
         <w:trPr>
-          <w:trHeight w:val="0"/>
+          <w:trHeight w:val="0" w:hRule="atLeast"/>
           <w:tblHeader/>
           <w:jc w:val="center"/>
         </w:trPr>
@@ -933,9 +955,9 @@
           <w:tcPr>
             <w:tcW w:w="1824" w:type="dxa"/>
             <w:tcBorders>
-              <w:top w:val="single" w:sz="4" w:space="0" w:color="auto"/>
-              <w:left w:val="single" w:sz="4" w:space="0" w:color="auto"/>
-              <w:bottom w:val="single" w:sz="4" w:space="0" w:color="auto"/>
+              <w:top w:val="single" w:color="auto" w:sz="4" w:space="0"/>
+              <w:left w:val="single" w:color="auto" w:sz="4" w:space="0"/>
+              <w:bottom w:val="single" w:color="auto" w:sz="4" w:space="0"/>
               <w:right w:val="nil"/>
             </w:tcBorders>
             <w:shd w:val="clear" w:color="auto" w:fill="AEAAAA" w:themeFill="background2" w:themeFillShade="BF"/>
@@ -980,9 +1002,9 @@
           <w:tcPr>
             <w:tcW w:w="3090" w:type="dxa"/>
             <w:tcBorders>
-              <w:top w:val="single" w:sz="4" w:space="0" w:color="auto"/>
-              <w:left w:val="single" w:sz="4" w:space="0" w:color="auto"/>
-              <w:bottom w:val="single" w:sz="4" w:space="0" w:color="auto"/>
+              <w:top w:val="single" w:color="auto" w:sz="4" w:space="0"/>
+              <w:left w:val="single" w:color="auto" w:sz="4" w:space="0"/>
+              <w:bottom w:val="single" w:color="auto" w:sz="4" w:space="0"/>
               <w:right w:val="nil"/>
             </w:tcBorders>
             <w:tcMar>
@@ -1026,9 +1048,9 @@
           <w:tcPr>
             <w:tcW w:w="1824" w:type="dxa"/>
             <w:tcBorders>
-              <w:top w:val="single" w:sz="4" w:space="0" w:color="auto"/>
-              <w:left w:val="single" w:sz="4" w:space="0" w:color="auto"/>
-              <w:bottom w:val="single" w:sz="4" w:space="0" w:color="auto"/>
+              <w:top w:val="single" w:color="auto" w:sz="4" w:space="0"/>
+              <w:left w:val="single" w:color="auto" w:sz="4" w:space="0"/>
+              <w:bottom w:val="single" w:color="auto" w:sz="4" w:space="0"/>
               <w:right w:val="nil"/>
             </w:tcBorders>
             <w:shd w:val="clear" w:color="auto" w:fill="AEAAAA" w:themeFill="background2" w:themeFillShade="BF"/>
@@ -1073,10 +1095,10 @@
           <w:tcPr>
             <w:tcW w:w="1784" w:type="dxa"/>
             <w:tcBorders>
-              <w:top w:val="single" w:sz="4" w:space="0" w:color="auto"/>
-              <w:left w:val="single" w:sz="4" w:space="0" w:color="auto"/>
-              <w:bottom w:val="single" w:sz="4" w:space="0" w:color="auto"/>
-              <w:right w:val="single" w:sz="4" w:space="0" w:color="auto"/>
+              <w:top w:val="single" w:color="auto" w:sz="4" w:space="0"/>
+              <w:left w:val="single" w:color="auto" w:sz="4" w:space="0"/>
+              <w:bottom w:val="single" w:color="auto" w:sz="4" w:space="0"/>
+              <w:right w:val="single" w:color="auto" w:sz="4" w:space="0"/>
             </w:tcBorders>
             <w:tcMar>
               <w:top w:w="-1" w:type="dxa"/>
@@ -1148,7 +1170,7 @@
     </w:p>
     <w:p>
       <w:pPr>
-        <w:pStyle w:val="a1"/>
+        <w:pStyle w:val="31"/>
         <w:keepNext w:val="0"/>
         <w:keepLines w:val="0"/>
         <w:pageBreakBefore w:val="0"/>
@@ -1183,17 +1205,18 @@
     </w:p>
     <w:tbl>
       <w:tblPr>
-        <w:tblStyle w:val="TableGrid"/>
+        <w:tblStyle w:val="23"/>
         <w:tblW w:w="8519" w:type="dxa"/>
         <w:jc w:val="center"/>
         <w:tblBorders>
-          <w:top w:val="nil"/>
-          <w:left w:val="nil"/>
-          <w:bottom w:val="nil"/>
-          <w:right w:val="nil"/>
-          <w:insideH w:val="nil"/>
-          <w:insideV w:val="nil"/>
+          <w:top w:val="none" w:color="auto" w:sz="0" w:space="0"/>
+          <w:left w:val="none" w:color="auto" w:sz="0" w:space="0"/>
+          <w:bottom w:val="none" w:color="auto" w:sz="0" w:space="0"/>
+          <w:right w:val="none" w:color="auto" w:sz="0" w:space="0"/>
+          <w:insideH w:val="none" w:color="auto" w:sz="0" w:space="0"/>
+          <w:insideV w:val="none" w:color="auto" w:sz="0" w:space="0"/>
         </w:tblBorders>
+        <w:tblLayout w:type="autofit"/>
         <w:tblCellMar>
           <w:top w:w="0" w:type="dxa"/>
           <w:left w:w="108" w:type="dxa"/>
@@ -1210,15 +1233,13 @@
       </w:tblGrid>
       <w:tr>
         <w:tblPrEx>
-          <w:tblW w:w="8519" w:type="dxa"/>
-          <w:jc w:val="center"/>
           <w:tblBorders>
-            <w:top w:val="nil"/>
-            <w:left w:val="nil"/>
-            <w:bottom w:val="nil"/>
-            <w:right w:val="nil"/>
-            <w:insideH w:val="nil"/>
-            <w:insideV w:val="nil"/>
+            <w:top w:val="none" w:color="auto" w:sz="0" w:space="0"/>
+            <w:left w:val="none" w:color="auto" w:sz="0" w:space="0"/>
+            <w:bottom w:val="none" w:color="auto" w:sz="0" w:space="0"/>
+            <w:right w:val="none" w:color="auto" w:sz="0" w:space="0"/>
+            <w:insideH w:val="none" w:color="auto" w:sz="0" w:space="0"/>
+            <w:insideV w:val="none" w:color="auto" w:sz="0" w:space="0"/>
           </w:tblBorders>
           <w:tblCellMar>
             <w:top w:w="0" w:type="dxa"/>
@@ -1228,7 +1249,7 @@
           </w:tblCellMar>
         </w:tblPrEx>
         <w:trPr>
-          <w:trHeight w:val="0"/>
+          <w:trHeight w:val="0" w:hRule="atLeast"/>
           <w:tblHeader/>
           <w:jc w:val="center"/>
         </w:trPr>
@@ -1236,8 +1257,8 @@
           <w:tcPr>
             <w:tcW w:w="0" w:type="auto"/>
             <w:tcBorders>
-              <w:top w:val="single" w:sz="12" w:space="0" w:color="auto"/>
-              <w:left w:val="single" w:sz="12" w:space="0" w:color="auto"/>
+              <w:top w:val="single" w:color="auto" w:sz="12" w:space="0"/>
+              <w:left w:val="single" w:color="auto" w:sz="12" w:space="0"/>
               <w:bottom w:val="nil"/>
               <w:right w:val="nil"/>
             </w:tcBorders>
@@ -1265,12 +1286,12 @@
               <w:adjustRightInd w:val="0"/>
               <w:snapToGrid w:val="0"/>
               <w:spacing w:line="240" w:lineRule="auto"/>
-              <w:ind w:left="0" w:right="0" w:firstLine="0" w:leftChars="0" w:rightChars="0" w:firstLineChars="0"/>
+              <w:ind w:left="0" w:leftChars="0" w:right="0" w:rightChars="0" w:firstLine="0" w:firstLineChars="0"/>
               <w:jc w:val="center"/>
               <w:textAlignment w:val="baseline"/>
               <w:rPr>
-                <w:rStyle w:val="Strong"/>
-                <w:rFonts w:ascii="微软雅黑" w:eastAsia="微软雅黑" w:hAnsi="微软雅黑" w:cs="微软雅黑" w:hint="default"/>
+                <w:rStyle w:val="25"/>
+                <w:rFonts w:hint="default" w:ascii="微软雅黑" w:hAnsi="微软雅黑" w:eastAsia="微软雅黑" w:cs="微软雅黑"/>
                 <w:b/>
                 <w:bCs/>
                 <w:i w:val="0"/>
@@ -1288,8 +1309,8 @@
             </w:pPr>
             <w:r>
               <w:rPr>
-                <w:rStyle w:val="Strong"/>
-                <w:rFonts w:ascii="微软雅黑" w:eastAsia="微软雅黑" w:hAnsi="微软雅黑" w:cs="微软雅黑" w:hint="eastAsia"/>
+                <w:rStyle w:val="25"/>
+                <w:rFonts w:hint="eastAsia" w:ascii="微软雅黑" w:hAnsi="微软雅黑" w:eastAsia="微软雅黑" w:cs="微软雅黑"/>
                 <w:b/>
                 <w:bCs/>
                 <w:i w:val="0"/>
@@ -1312,8 +1333,8 @@
           <w:tcPr>
             <w:tcW w:w="0" w:type="auto"/>
             <w:tcBorders>
-              <w:top w:val="single" w:sz="12" w:space="0" w:color="auto"/>
-              <w:left w:val="single" w:sz="4" w:space="0" w:color="auto"/>
+              <w:top w:val="single" w:color="auto" w:sz="12" w:space="0"/>
+              <w:left w:val="single" w:color="auto" w:sz="4" w:space="0"/>
               <w:bottom w:val="nil"/>
               <w:right w:val="nil"/>
             </w:tcBorders>
@@ -1341,12 +1362,12 @@
               <w:adjustRightInd w:val="0"/>
               <w:snapToGrid w:val="0"/>
               <w:spacing w:line="240" w:lineRule="auto"/>
-              <w:ind w:left="0" w:right="0" w:firstLine="0" w:leftChars="0" w:rightChars="0" w:firstLineChars="0"/>
+              <w:ind w:left="0" w:leftChars="0" w:right="0" w:rightChars="0" w:firstLine="0" w:firstLineChars="0"/>
               <w:jc w:val="center"/>
               <w:textAlignment w:val="baseline"/>
               <w:rPr>
-                <w:rStyle w:val="Strong"/>
-                <w:rFonts w:ascii="微软雅黑" w:eastAsia="微软雅黑" w:hAnsi="微软雅黑" w:cs="微软雅黑" w:hint="default"/>
+                <w:rStyle w:val="25"/>
+                <w:rFonts w:hint="default" w:ascii="微软雅黑" w:hAnsi="微软雅黑" w:eastAsia="微软雅黑" w:cs="微软雅黑"/>
                 <w:b/>
                 <w:bCs/>
                 <w:i w:val="0"/>
@@ -1364,8 +1385,8 @@
             </w:pPr>
             <w:r>
               <w:rPr>
-                <w:rStyle w:val="Strong"/>
-                <w:rFonts w:ascii="微软雅黑" w:eastAsia="微软雅黑" w:hAnsi="微软雅黑" w:cs="微软雅黑" w:hint="eastAsia"/>
+                <w:rStyle w:val="25"/>
+                <w:rFonts w:hint="eastAsia" w:ascii="微软雅黑" w:hAnsi="微软雅黑" w:eastAsia="微软雅黑" w:cs="微软雅黑"/>
                 <w:b/>
                 <w:bCs/>
                 <w:i w:val="0"/>
@@ -1388,8 +1409,8 @@
           <w:tcPr>
             <w:tcW w:w="0" w:type="auto"/>
             <w:tcBorders>
-              <w:top w:val="single" w:sz="12" w:space="0" w:color="auto"/>
-              <w:left w:val="single" w:sz="4" w:space="0" w:color="auto"/>
+              <w:top w:val="single" w:color="auto" w:sz="12" w:space="0"/>
+              <w:left w:val="single" w:color="auto" w:sz="4" w:space="0"/>
               <w:bottom w:val="nil"/>
               <w:right w:val="nil"/>
             </w:tcBorders>
@@ -1417,12 +1438,12 @@
               <w:adjustRightInd w:val="0"/>
               <w:snapToGrid w:val="0"/>
               <w:spacing w:line="240" w:lineRule="auto"/>
-              <w:ind w:left="0" w:right="0" w:firstLine="0" w:leftChars="0" w:rightChars="0" w:firstLineChars="0"/>
+              <w:ind w:left="0" w:leftChars="0" w:right="0" w:rightChars="0" w:firstLine="0" w:firstLineChars="0"/>
               <w:jc w:val="center"/>
               <w:textAlignment w:val="baseline"/>
               <w:rPr>
-                <w:rStyle w:val="Strong"/>
-                <w:rFonts w:ascii="微软雅黑" w:eastAsia="微软雅黑" w:hAnsi="微软雅黑" w:cs="微软雅黑" w:hint="default"/>
+                <w:rStyle w:val="25"/>
+                <w:rFonts w:hint="default" w:ascii="微软雅黑" w:hAnsi="微软雅黑" w:eastAsia="微软雅黑" w:cs="微软雅黑"/>
                 <w:b/>
                 <w:bCs/>
                 <w:i w:val="0"/>
@@ -1440,8 +1461,8 @@
             </w:pPr>
             <w:r>
               <w:rPr>
-                <w:rStyle w:val="Strong"/>
-                <w:rFonts w:ascii="微软雅黑" w:eastAsia="微软雅黑" w:hAnsi="微软雅黑" w:cs="微软雅黑" w:hint="eastAsia"/>
+                <w:rStyle w:val="25"/>
+                <w:rFonts w:hint="eastAsia" w:ascii="微软雅黑" w:hAnsi="微软雅黑" w:eastAsia="微软雅黑" w:cs="微软雅黑"/>
                 <w:b/>
                 <w:bCs/>
                 <w:i w:val="0"/>
@@ -1464,8 +1485,8 @@
           <w:tcPr>
             <w:tcW w:w="0" w:type="auto"/>
             <w:tcBorders>
-              <w:top w:val="single" w:sz="12" w:space="0" w:color="auto"/>
-              <w:left w:val="single" w:sz="4" w:space="0" w:color="auto"/>
+              <w:top w:val="single" w:color="auto" w:sz="12" w:space="0"/>
+              <w:left w:val="single" w:color="auto" w:sz="4" w:space="0"/>
               <w:bottom w:val="nil"/>
               <w:right w:val="nil"/>
             </w:tcBorders>
@@ -1493,12 +1514,12 @@
               <w:adjustRightInd w:val="0"/>
               <w:snapToGrid w:val="0"/>
               <w:spacing w:line="240" w:lineRule="auto"/>
-              <w:ind w:left="0" w:right="0" w:firstLine="0" w:leftChars="0" w:rightChars="0" w:firstLineChars="0"/>
+              <w:ind w:left="0" w:leftChars="0" w:right="0" w:rightChars="0" w:firstLine="0" w:firstLineChars="0"/>
               <w:jc w:val="center"/>
               <w:textAlignment w:val="baseline"/>
               <w:rPr>
-                <w:rStyle w:val="Strong"/>
-                <w:rFonts w:ascii="微软雅黑" w:eastAsia="微软雅黑" w:hAnsi="微软雅黑" w:cs="微软雅黑" w:hint="default"/>
+                <w:rStyle w:val="25"/>
+                <w:rFonts w:hint="default" w:ascii="微软雅黑" w:hAnsi="微软雅黑" w:eastAsia="微软雅黑" w:cs="微软雅黑"/>
                 <w:b/>
                 <w:bCs/>
                 <w:i w:val="0"/>
@@ -1516,8 +1537,8 @@
             </w:pPr>
             <w:r>
               <w:rPr>
-                <w:rStyle w:val="Strong"/>
-                <w:rFonts w:ascii="微软雅黑" w:eastAsia="微软雅黑" w:hAnsi="微软雅黑" w:cs="微软雅黑" w:hint="eastAsia"/>
+                <w:rStyle w:val="25"/>
+                <w:rFonts w:hint="eastAsia" w:ascii="微软雅黑" w:hAnsi="微软雅黑" w:eastAsia="微软雅黑" w:cs="微软雅黑"/>
                 <w:b/>
                 <w:bCs/>
                 <w:i w:val="0"/>
@@ -1540,10 +1561,10 @@
           <w:tcPr>
             <w:tcW w:w="1205" w:type="dxa"/>
             <w:tcBorders>
-              <w:top w:val="single" w:sz="12" w:space="0" w:color="auto"/>
-              <w:left w:val="single" w:sz="4" w:space="0" w:color="auto"/>
+              <w:top w:val="single" w:color="auto" w:sz="12" w:space="0"/>
+              <w:left w:val="single" w:color="auto" w:sz="4" w:space="0"/>
               <w:bottom w:val="nil"/>
-              <w:right w:val="single" w:sz="12" w:space="0" w:color="auto"/>
+              <w:right w:val="single" w:color="auto" w:sz="12" w:space="0"/>
             </w:tcBorders>
             <w:tcMar>
               <w:top w:w="-1" w:type="dxa"/>
@@ -1569,12 +1590,12 @@
               <w:adjustRightInd w:val="0"/>
               <w:snapToGrid w:val="0"/>
               <w:spacing w:line="240" w:lineRule="auto"/>
-              <w:ind w:left="0" w:right="0" w:firstLine="0" w:leftChars="0" w:rightChars="0" w:firstLineChars="0"/>
+              <w:ind w:left="0" w:leftChars="0" w:right="0" w:rightChars="0" w:firstLine="0" w:firstLineChars="0"/>
               <w:jc w:val="center"/>
               <w:textAlignment w:val="baseline"/>
               <w:rPr>
-                <w:rStyle w:val="Strong"/>
-                <w:rFonts w:ascii="微软雅黑" w:eastAsia="微软雅黑" w:hAnsi="微软雅黑" w:cs="微软雅黑" w:hint="default"/>
+                <w:rStyle w:val="25"/>
+                <w:rFonts w:hint="default" w:ascii="微软雅黑" w:hAnsi="微软雅黑" w:eastAsia="微软雅黑" w:cs="微软雅黑"/>
                 <w:b/>
                 <w:bCs/>
                 <w:i w:val="0"/>
@@ -1592,8 +1613,8 @@
             </w:pPr>
             <w:r>
               <w:rPr>
-                <w:rStyle w:val="Strong"/>
-                <w:rFonts w:ascii="微软雅黑" w:eastAsia="微软雅黑" w:hAnsi="微软雅黑" w:cs="微软雅黑" w:hint="eastAsia"/>
+                <w:rStyle w:val="25"/>
+                <w:rFonts w:hint="eastAsia" w:ascii="微软雅黑" w:hAnsi="微软雅黑" w:eastAsia="微软雅黑" w:cs="微软雅黑"/>
                 <w:b/>
                 <w:bCs/>
                 <w:i w:val="0"/>
@@ -1615,8 +1636,14 @@
       </w:tr>
       <w:tr>
         <w:tblPrEx>
-          <w:tblW w:w="8519" w:type="dxa"/>
-          <w:jc w:val="center"/>
+          <w:tblBorders>
+            <w:top w:val="none" w:color="auto" w:sz="0" w:space="0"/>
+            <w:left w:val="none" w:color="auto" w:sz="0" w:space="0"/>
+            <w:bottom w:val="none" w:color="auto" w:sz="0" w:space="0"/>
+            <w:right w:val="none" w:color="auto" w:sz="0" w:space="0"/>
+            <w:insideH w:val="none" w:color="auto" w:sz="0" w:space="0"/>
+            <w:insideV w:val="none" w:color="auto" w:sz="0" w:space="0"/>
+          </w:tblBorders>
           <w:tblCellMar>
             <w:top w:w="0" w:type="dxa"/>
             <w:left w:w="108" w:type="dxa"/>
@@ -1625,15 +1652,15 @@
           </w:tblCellMar>
         </w:tblPrEx>
         <w:trPr>
-          <w:trHeight w:val="0"/>
+          <w:trHeight w:val="0" w:hRule="atLeast"/>
           <w:jc w:val="center"/>
         </w:trPr>
         <w:tc>
           <w:tcPr>
             <w:tcW w:w="0" w:type="auto"/>
             <w:tcBorders>
-              <w:top w:val="single" w:sz="4" w:space="0" w:color="auto"/>
-              <w:left w:val="single" w:sz="12" w:space="0" w:color="auto"/>
+              <w:top w:val="single" w:color="auto" w:sz="4" w:space="0"/>
+              <w:left w:val="single" w:color="auto" w:sz="12" w:space="0"/>
               <w:bottom w:val="nil"/>
               <w:right w:val="nil"/>
             </w:tcBorders>
@@ -1661,12 +1688,12 @@
               <w:adjustRightInd w:val="0"/>
               <w:snapToGrid w:val="0"/>
               <w:spacing w:line="240" w:lineRule="auto"/>
-              <w:ind w:left="0" w:right="0" w:firstLine="0" w:leftChars="0" w:rightChars="0" w:firstLineChars="0"/>
+              <w:ind w:left="0" w:leftChars="0" w:right="0" w:rightChars="0" w:firstLine="0" w:firstLineChars="0"/>
               <w:jc w:val="center"/>
               <w:textAlignment w:val="baseline"/>
               <w:rPr>
-                <w:rStyle w:val="Strong"/>
-                <w:rFonts w:ascii="微软雅黑" w:eastAsia="微软雅黑" w:hAnsi="微软雅黑" w:cs="微软雅黑" w:hint="default"/>
+                <w:rStyle w:val="25"/>
+                <w:rFonts w:hint="default" w:ascii="微软雅黑" w:hAnsi="微软雅黑" w:eastAsia="微软雅黑" w:cs="微软雅黑"/>
                 <w:b w:val="0"/>
                 <w:bCs/>
                 <w:i w:val="0"/>
@@ -1684,8 +1711,8 @@
             </w:pPr>
             <w:r>
               <w:rPr>
-                <w:rStyle w:val="Strong"/>
-                <w:rFonts w:ascii="微软雅黑" w:eastAsia="微软雅黑" w:hAnsi="微软雅黑" w:cs="微软雅黑" w:hint="eastAsia"/>
+                <w:rStyle w:val="25"/>
+                <w:rFonts w:hint="eastAsia" w:ascii="微软雅黑" w:hAnsi="微软雅黑" w:eastAsia="微软雅黑" w:cs="微软雅黑"/>
                 <w:b w:val="0"/>
                 <w:bCs/>
                 <w:i w:val="0"/>
@@ -1703,8 +1730,8 @@
             </w:r>
             <w:r>
               <w:rPr>
-                <w:rStyle w:val="Strong"/>
-                <w:rFonts w:ascii="微软雅黑" w:eastAsia="微软雅黑" w:hAnsi="微软雅黑" w:cs="微软雅黑" w:hint="eastAsia"/>
+                <w:rStyle w:val="25"/>
+                <w:rFonts w:hint="eastAsia" w:ascii="微软雅黑" w:hAnsi="微软雅黑" w:eastAsia="微软雅黑" w:cs="微软雅黑"/>
                 <w:b w:val="0"/>
                 <w:bCs/>
                 <w:i w:val="0"/>
@@ -1727,8 +1754,8 @@
           <w:tcPr>
             <w:tcW w:w="0" w:type="auto"/>
             <w:tcBorders>
-              <w:top w:val="single" w:sz="4" w:space="0" w:color="auto"/>
-              <w:left w:val="single" w:sz="4" w:space="0" w:color="auto"/>
+              <w:top w:val="single" w:color="auto" w:sz="4" w:space="0"/>
+              <w:left w:val="single" w:color="auto" w:sz="4" w:space="0"/>
               <w:bottom w:val="nil"/>
               <w:right w:val="nil"/>
             </w:tcBorders>
@@ -1756,12 +1783,12 @@
               <w:adjustRightInd w:val="0"/>
               <w:snapToGrid w:val="0"/>
               <w:spacing w:line="240" w:lineRule="auto"/>
-              <w:ind w:left="0" w:right="0" w:firstLine="0" w:leftChars="0" w:rightChars="0" w:firstLineChars="0"/>
+              <w:ind w:left="0" w:leftChars="0" w:right="0" w:rightChars="0" w:firstLine="0" w:firstLineChars="0"/>
               <w:jc w:val="center"/>
               <w:textAlignment w:val="baseline"/>
               <w:rPr>
-                <w:rStyle w:val="Strong"/>
-                <w:rFonts w:ascii="微软雅黑" w:eastAsia="微软雅黑" w:hAnsi="微软雅黑" w:cs="微软雅黑" w:hint="default"/>
+                <w:rStyle w:val="25"/>
+                <w:rFonts w:hint="default" w:ascii="微软雅黑" w:hAnsi="微软雅黑" w:eastAsia="微软雅黑" w:cs="微软雅黑"/>
                 <w:b w:val="0"/>
                 <w:bCs/>
                 <w:i w:val="0"/>
@@ -1779,8 +1806,8 @@
             </w:pPr>
             <w:r>
               <w:rPr>
-                <w:rStyle w:val="Strong"/>
-                <w:rFonts w:ascii="微软雅黑" w:eastAsia="微软雅黑" w:hAnsi="微软雅黑" w:cs="微软雅黑" w:hint="eastAsia"/>
+                <w:rStyle w:val="25"/>
+                <w:rFonts w:hint="eastAsia" w:ascii="微软雅黑" w:hAnsi="微软雅黑" w:eastAsia="微软雅黑" w:cs="微软雅黑"/>
                 <w:b w:val="0"/>
                 <w:bCs/>
                 <w:i w:val="0"/>
@@ -1803,8 +1830,8 @@
           <w:tcPr>
             <w:tcW w:w="0" w:type="auto"/>
             <w:tcBorders>
-              <w:top w:val="single" w:sz="4" w:space="0" w:color="auto"/>
-              <w:left w:val="single" w:sz="4" w:space="0" w:color="auto"/>
+              <w:top w:val="single" w:color="auto" w:sz="4" w:space="0"/>
+              <w:left w:val="single" w:color="auto" w:sz="4" w:space="0"/>
               <w:bottom w:val="nil"/>
               <w:right w:val="nil"/>
             </w:tcBorders>
@@ -1832,12 +1859,12 @@
               <w:adjustRightInd w:val="0"/>
               <w:snapToGrid w:val="0"/>
               <w:spacing w:line="240" w:lineRule="auto"/>
-              <w:ind w:left="0" w:right="0" w:firstLine="0" w:leftChars="0" w:rightChars="0" w:firstLineChars="0"/>
+              <w:ind w:left="0" w:leftChars="0" w:right="0" w:rightChars="0" w:firstLine="0" w:firstLineChars="0"/>
               <w:jc w:val="center"/>
               <w:textAlignment w:val="baseline"/>
               <w:rPr>
-                <w:rStyle w:val="Strong"/>
-                <w:rFonts w:ascii="微软雅黑" w:eastAsia="微软雅黑" w:hAnsi="微软雅黑" w:cs="微软雅黑" w:hint="default"/>
+                <w:rStyle w:val="25"/>
+                <w:rFonts w:hint="default" w:ascii="微软雅黑" w:hAnsi="微软雅黑" w:eastAsia="微软雅黑" w:cs="微软雅黑"/>
                 <w:b w:val="0"/>
                 <w:bCs/>
                 <w:i w:val="0"/>
@@ -1855,8 +1882,8 @@
             </w:pPr>
             <w:r>
               <w:rPr>
-                <w:rStyle w:val="Strong"/>
-                <w:rFonts w:ascii="微软雅黑" w:eastAsia="微软雅黑" w:hAnsi="微软雅黑" w:cs="微软雅黑" w:hint="eastAsia"/>
+                <w:rStyle w:val="25"/>
+                <w:rFonts w:hint="eastAsia" w:ascii="微软雅黑" w:hAnsi="微软雅黑" w:eastAsia="微软雅黑" w:cs="微软雅黑"/>
                 <w:b w:val="0"/>
                 <w:bCs/>
                 <w:i w:val="0"/>
@@ -1879,8 +1906,8 @@
           <w:tcPr>
             <w:tcW w:w="0" w:type="auto"/>
             <w:tcBorders>
-              <w:top w:val="single" w:sz="4" w:space="0" w:color="auto"/>
-              <w:left w:val="single" w:sz="4" w:space="0" w:color="auto"/>
+              <w:top w:val="single" w:color="auto" w:sz="4" w:space="0"/>
+              <w:left w:val="single" w:color="auto" w:sz="4" w:space="0"/>
               <w:bottom w:val="nil"/>
               <w:right w:val="nil"/>
             </w:tcBorders>
@@ -1908,12 +1935,12 @@
               <w:adjustRightInd w:val="0"/>
               <w:snapToGrid w:val="0"/>
               <w:spacing w:line="240" w:lineRule="auto"/>
-              <w:ind w:left="0" w:right="0" w:firstLine="0" w:leftChars="0" w:rightChars="0" w:firstLineChars="0"/>
+              <w:ind w:left="0" w:leftChars="0" w:right="0" w:rightChars="0" w:firstLine="0" w:firstLineChars="0"/>
               <w:jc w:val="center"/>
               <w:textAlignment w:val="baseline"/>
               <w:rPr>
-                <w:rStyle w:val="Strong"/>
-                <w:rFonts w:ascii="微软雅黑" w:eastAsia="微软雅黑" w:hAnsi="微软雅黑" w:cs="微软雅黑" w:hint="default"/>
+                <w:rStyle w:val="25"/>
+                <w:rFonts w:hint="default" w:ascii="微软雅黑" w:hAnsi="微软雅黑" w:eastAsia="微软雅黑" w:cs="微软雅黑"/>
                 <w:b w:val="0"/>
                 <w:bCs/>
                 <w:i w:val="0"/>
@@ -1931,8 +1958,8 @@
             </w:pPr>
             <w:r>
               <w:rPr>
-                <w:rStyle w:val="Strong"/>
-                <w:rFonts w:ascii="微软雅黑" w:eastAsia="微软雅黑" w:hAnsi="微软雅黑" w:cs="微软雅黑" w:hint="eastAsia"/>
+                <w:rStyle w:val="25"/>
+                <w:rFonts w:hint="eastAsia" w:ascii="微软雅黑" w:hAnsi="微软雅黑" w:eastAsia="微软雅黑" w:cs="微软雅黑"/>
                 <w:b w:val="0"/>
                 <w:bCs/>
                 <w:i w:val="0"/>
@@ -1955,10 +1982,10 @@
           <w:tcPr>
             <w:tcW w:w="1205" w:type="dxa"/>
             <w:tcBorders>
-              <w:top w:val="single" w:sz="4" w:space="0" w:color="auto"/>
-              <w:left w:val="single" w:sz="4" w:space="0" w:color="auto"/>
+              <w:top w:val="single" w:color="auto" w:sz="4" w:space="0"/>
+              <w:left w:val="single" w:color="auto" w:sz="4" w:space="0"/>
               <w:bottom w:val="nil"/>
-              <w:right w:val="single" w:sz="12" w:space="0" w:color="auto"/>
+              <w:right w:val="single" w:color="auto" w:sz="12" w:space="0"/>
             </w:tcBorders>
             <w:tcMar>
               <w:top w:w="-1" w:type="dxa"/>
@@ -1984,12 +2011,12 @@
               <w:adjustRightInd w:val="0"/>
               <w:snapToGrid w:val="0"/>
               <w:spacing w:line="240" w:lineRule="auto"/>
-              <w:ind w:left="0" w:right="0" w:firstLine="0" w:leftChars="0" w:rightChars="0" w:firstLineChars="0"/>
+              <w:ind w:left="0" w:leftChars="0" w:right="0" w:rightChars="0" w:firstLine="0" w:firstLineChars="0"/>
               <w:jc w:val="center"/>
               <w:textAlignment w:val="baseline"/>
               <w:rPr>
-                <w:rStyle w:val="Strong"/>
-                <w:rFonts w:ascii="微软雅黑" w:eastAsia="微软雅黑" w:hAnsi="微软雅黑" w:cs="微软雅黑" w:hint="default"/>
+                <w:rStyle w:val="25"/>
+                <w:rFonts w:hint="default" w:ascii="微软雅黑" w:hAnsi="微软雅黑" w:eastAsia="微软雅黑" w:cs="微软雅黑"/>
                 <w:b w:val="0"/>
                 <w:bCs/>
                 <w:i w:val="0"/>
@@ -2010,8 +2037,14 @@
       </w:tr>
       <w:tr>
         <w:tblPrEx>
-          <w:tblW w:w="8519" w:type="dxa"/>
-          <w:jc w:val="center"/>
+          <w:tblBorders>
+            <w:top w:val="none" w:color="auto" w:sz="0" w:space="0"/>
+            <w:left w:val="none" w:color="auto" w:sz="0" w:space="0"/>
+            <w:bottom w:val="none" w:color="auto" w:sz="0" w:space="0"/>
+            <w:right w:val="none" w:color="auto" w:sz="0" w:space="0"/>
+            <w:insideH w:val="none" w:color="auto" w:sz="0" w:space="0"/>
+            <w:insideV w:val="none" w:color="auto" w:sz="0" w:space="0"/>
+          </w:tblBorders>
           <w:tblCellMar>
             <w:top w:w="0" w:type="dxa"/>
             <w:left w:w="108" w:type="dxa"/>
@@ -2020,15 +2053,15 @@
           </w:tblCellMar>
         </w:tblPrEx>
         <w:trPr>
-          <w:trHeight w:val="0"/>
+          <w:trHeight w:val="0" w:hRule="atLeast"/>
           <w:jc w:val="center"/>
         </w:trPr>
         <w:tc>
           <w:tcPr>
             <w:tcW w:w="0" w:type="auto"/>
             <w:tcBorders>
-              <w:top w:val="single" w:sz="4" w:space="0" w:color="auto"/>
-              <w:left w:val="single" w:sz="12" w:space="0" w:color="auto"/>
+              <w:top w:val="single" w:color="auto" w:sz="4" w:space="0"/>
+              <w:left w:val="single" w:color="auto" w:sz="12" w:space="0"/>
               <w:bottom w:val="nil"/>
               <w:right w:val="nil"/>
             </w:tcBorders>
@@ -2056,12 +2089,12 @@
               <w:adjustRightInd w:val="0"/>
               <w:snapToGrid w:val="0"/>
               <w:spacing w:line="240" w:lineRule="auto"/>
-              <w:ind w:left="0" w:right="0" w:firstLine="0" w:leftChars="0" w:rightChars="0" w:firstLineChars="0"/>
+              <w:ind w:left="0" w:leftChars="0" w:right="0" w:rightChars="0" w:firstLine="0" w:firstLineChars="0"/>
               <w:jc w:val="center"/>
               <w:textAlignment w:val="baseline"/>
               <w:rPr>
-                <w:rStyle w:val="Strong"/>
-                <w:rFonts w:ascii="微软雅黑" w:eastAsia="微软雅黑" w:hAnsi="微软雅黑" w:cs="微软雅黑" w:hint="default"/>
+                <w:rStyle w:val="25"/>
+                <w:rFonts w:hint="default" w:ascii="微软雅黑" w:hAnsi="微软雅黑" w:eastAsia="微软雅黑" w:cs="微软雅黑"/>
                 <w:b w:val="0"/>
                 <w:bCs/>
                 <w:i w:val="0"/>
@@ -2083,8 +2116,8 @@
           <w:tcPr>
             <w:tcW w:w="0" w:type="auto"/>
             <w:tcBorders>
-              <w:top w:val="single" w:sz="4" w:space="0" w:color="auto"/>
-              <w:left w:val="single" w:sz="4" w:space="0" w:color="auto"/>
+              <w:top w:val="single" w:color="auto" w:sz="4" w:space="0"/>
+              <w:left w:val="single" w:color="auto" w:sz="4" w:space="0"/>
               <w:bottom w:val="nil"/>
               <w:right w:val="nil"/>
             </w:tcBorders>
@@ -2112,12 +2145,12 @@
               <w:adjustRightInd w:val="0"/>
               <w:snapToGrid w:val="0"/>
               <w:spacing w:line="240" w:lineRule="auto"/>
-              <w:ind w:left="0" w:right="0" w:firstLine="0" w:leftChars="0" w:rightChars="0" w:firstLineChars="0"/>
+              <w:ind w:left="0" w:leftChars="0" w:right="0" w:rightChars="0" w:firstLine="0" w:firstLineChars="0"/>
               <w:jc w:val="center"/>
               <w:textAlignment w:val="baseline"/>
               <w:rPr>
-                <w:rStyle w:val="Strong"/>
-                <w:rFonts w:ascii="微软雅黑" w:eastAsia="微软雅黑" w:hAnsi="微软雅黑" w:cs="微软雅黑" w:hint="default"/>
+                <w:rStyle w:val="25"/>
+                <w:rFonts w:hint="default" w:ascii="微软雅黑" w:hAnsi="微软雅黑" w:eastAsia="微软雅黑" w:cs="微软雅黑"/>
                 <w:b w:val="0"/>
                 <w:bCs/>
                 <w:i w:val="0"/>
@@ -2139,8 +2172,8 @@
           <w:tcPr>
             <w:tcW w:w="0" w:type="auto"/>
             <w:tcBorders>
-              <w:top w:val="single" w:sz="4" w:space="0" w:color="auto"/>
-              <w:left w:val="single" w:sz="4" w:space="0" w:color="auto"/>
+              <w:top w:val="single" w:color="auto" w:sz="4" w:space="0"/>
+              <w:left w:val="single" w:color="auto" w:sz="4" w:space="0"/>
               <w:bottom w:val="nil"/>
               <w:right w:val="nil"/>
             </w:tcBorders>
@@ -2168,12 +2201,12 @@
               <w:adjustRightInd w:val="0"/>
               <w:snapToGrid w:val="0"/>
               <w:spacing w:line="240" w:lineRule="auto"/>
-              <w:ind w:left="0" w:right="0" w:firstLine="0" w:leftChars="0" w:rightChars="0" w:firstLineChars="0"/>
+              <w:ind w:left="0" w:leftChars="0" w:right="0" w:rightChars="0" w:firstLine="0" w:firstLineChars="0"/>
               <w:jc w:val="center"/>
               <w:textAlignment w:val="baseline"/>
               <w:rPr>
-                <w:rStyle w:val="Strong"/>
-                <w:rFonts w:ascii="微软雅黑" w:eastAsia="微软雅黑" w:hAnsi="微软雅黑" w:cs="微软雅黑" w:hint="default"/>
+                <w:rStyle w:val="25"/>
+                <w:rFonts w:hint="default" w:ascii="微软雅黑" w:hAnsi="微软雅黑" w:eastAsia="微软雅黑" w:cs="微软雅黑"/>
                 <w:b w:val="0"/>
                 <w:bCs/>
                 <w:i w:val="0"/>
@@ -2195,8 +2228,8 @@
           <w:tcPr>
             <w:tcW w:w="0" w:type="auto"/>
             <w:tcBorders>
-              <w:top w:val="single" w:sz="4" w:space="0" w:color="auto"/>
-              <w:left w:val="single" w:sz="4" w:space="0" w:color="auto"/>
+              <w:top w:val="single" w:color="auto" w:sz="4" w:space="0"/>
+              <w:left w:val="single" w:color="auto" w:sz="4" w:space="0"/>
               <w:bottom w:val="nil"/>
               <w:right w:val="nil"/>
             </w:tcBorders>
@@ -2224,12 +2257,12 @@
               <w:adjustRightInd w:val="0"/>
               <w:snapToGrid w:val="0"/>
               <w:spacing w:line="240" w:lineRule="auto"/>
-              <w:ind w:left="0" w:right="0" w:firstLine="0" w:leftChars="0" w:rightChars="0" w:firstLineChars="0"/>
+              <w:ind w:left="0" w:leftChars="0" w:right="0" w:rightChars="0" w:firstLine="0" w:firstLineChars="0"/>
               <w:jc w:val="center"/>
               <w:textAlignment w:val="baseline"/>
               <w:rPr>
-                <w:rStyle w:val="Strong"/>
-                <w:rFonts w:ascii="微软雅黑" w:eastAsia="微软雅黑" w:hAnsi="微软雅黑" w:cs="微软雅黑" w:hint="default"/>
+                <w:rStyle w:val="25"/>
+                <w:rFonts w:hint="default" w:ascii="微软雅黑" w:hAnsi="微软雅黑" w:eastAsia="微软雅黑" w:cs="微软雅黑"/>
                 <w:b w:val="0"/>
                 <w:bCs/>
                 <w:i w:val="0"/>
@@ -2251,10 +2284,10 @@
           <w:tcPr>
             <w:tcW w:w="1205" w:type="dxa"/>
             <w:tcBorders>
-              <w:top w:val="single" w:sz="4" w:space="0" w:color="auto"/>
-              <w:left w:val="single" w:sz="4" w:space="0" w:color="auto"/>
+              <w:top w:val="single" w:color="auto" w:sz="4" w:space="0"/>
+              <w:left w:val="single" w:color="auto" w:sz="4" w:space="0"/>
               <w:bottom w:val="nil"/>
-              <w:right w:val="single" w:sz="12" w:space="0" w:color="auto"/>
+              <w:right w:val="single" w:color="auto" w:sz="12" w:space="0"/>
             </w:tcBorders>
             <w:tcMar>
               <w:top w:w="-1" w:type="dxa"/>
@@ -2280,12 +2313,12 @@
               <w:adjustRightInd w:val="0"/>
               <w:snapToGrid w:val="0"/>
               <w:spacing w:line="240" w:lineRule="auto"/>
-              <w:ind w:left="0" w:right="0" w:firstLine="0" w:leftChars="0" w:rightChars="0" w:firstLineChars="0"/>
+              <w:ind w:left="0" w:leftChars="0" w:right="0" w:rightChars="0" w:firstLine="0" w:firstLineChars="0"/>
               <w:jc w:val="center"/>
               <w:textAlignment w:val="baseline"/>
               <w:rPr>
-                <w:rStyle w:val="Strong"/>
-                <w:rFonts w:ascii="微软雅黑" w:eastAsia="微软雅黑" w:hAnsi="微软雅黑" w:cs="微软雅黑" w:hint="default"/>
+                <w:rStyle w:val="25"/>
+                <w:rFonts w:hint="default" w:ascii="微软雅黑" w:hAnsi="微软雅黑" w:eastAsia="微软雅黑" w:cs="微软雅黑"/>
                 <w:b w:val="0"/>
                 <w:bCs/>
                 <w:i w:val="0"/>
@@ -2306,8 +2339,14 @@
       </w:tr>
       <w:tr>
         <w:tblPrEx>
-          <w:tblW w:w="8519" w:type="dxa"/>
-          <w:jc w:val="center"/>
+          <w:tblBorders>
+            <w:top w:val="none" w:color="auto" w:sz="0" w:space="0"/>
+            <w:left w:val="none" w:color="auto" w:sz="0" w:space="0"/>
+            <w:bottom w:val="none" w:color="auto" w:sz="0" w:space="0"/>
+            <w:right w:val="none" w:color="auto" w:sz="0" w:space="0"/>
+            <w:insideH w:val="none" w:color="auto" w:sz="0" w:space="0"/>
+            <w:insideV w:val="none" w:color="auto" w:sz="0" w:space="0"/>
+          </w:tblBorders>
           <w:tblCellMar>
             <w:top w:w="0" w:type="dxa"/>
             <w:left w:w="108" w:type="dxa"/>
@@ -2316,15 +2355,15 @@
           </w:tblCellMar>
         </w:tblPrEx>
         <w:trPr>
-          <w:trHeight w:val="0"/>
+          <w:trHeight w:val="0" w:hRule="atLeast"/>
           <w:jc w:val="center"/>
         </w:trPr>
         <w:tc>
           <w:tcPr>
             <w:tcW w:w="0" w:type="auto"/>
             <w:tcBorders>
-              <w:top w:val="single" w:sz="4" w:space="0" w:color="auto"/>
-              <w:left w:val="single" w:sz="12" w:space="0" w:color="auto"/>
+              <w:top w:val="single" w:color="auto" w:sz="4" w:space="0"/>
+              <w:left w:val="single" w:color="auto" w:sz="12" w:space="0"/>
               <w:bottom w:val="nil"/>
               <w:right w:val="nil"/>
             </w:tcBorders>
@@ -2352,12 +2391,12 @@
               <w:adjustRightInd w:val="0"/>
               <w:snapToGrid w:val="0"/>
               <w:spacing w:line="240" w:lineRule="auto"/>
-              <w:ind w:left="0" w:right="0" w:firstLine="0" w:leftChars="0" w:rightChars="0" w:firstLineChars="0"/>
+              <w:ind w:left="0" w:leftChars="0" w:right="0" w:rightChars="0" w:firstLine="0" w:firstLineChars="0"/>
               <w:jc w:val="center"/>
               <w:textAlignment w:val="baseline"/>
               <w:rPr>
-                <w:rStyle w:val="Strong"/>
-                <w:rFonts w:ascii="微软雅黑" w:eastAsia="微软雅黑" w:hAnsi="微软雅黑" w:cs="微软雅黑" w:hint="default"/>
+                <w:rStyle w:val="25"/>
+                <w:rFonts w:hint="default" w:ascii="微软雅黑" w:hAnsi="微软雅黑" w:eastAsia="微软雅黑" w:cs="微软雅黑"/>
                 <w:b w:val="0"/>
                 <w:bCs/>
                 <w:i w:val="0"/>
@@ -2379,8 +2418,8 @@
           <w:tcPr>
             <w:tcW w:w="0" w:type="auto"/>
             <w:tcBorders>
-              <w:top w:val="single" w:sz="4" w:space="0" w:color="auto"/>
-              <w:left w:val="single" w:sz="4" w:space="0" w:color="auto"/>
+              <w:top w:val="single" w:color="auto" w:sz="4" w:space="0"/>
+              <w:left w:val="single" w:color="auto" w:sz="4" w:space="0"/>
               <w:bottom w:val="nil"/>
               <w:right w:val="nil"/>
             </w:tcBorders>
@@ -2408,12 +2447,12 @@
               <w:adjustRightInd w:val="0"/>
               <w:snapToGrid w:val="0"/>
               <w:spacing w:line="240" w:lineRule="auto"/>
-              <w:ind w:left="0" w:right="0" w:firstLine="0" w:leftChars="0" w:rightChars="0" w:firstLineChars="0"/>
+              <w:ind w:left="0" w:leftChars="0" w:right="0" w:rightChars="0" w:firstLine="0" w:firstLineChars="0"/>
               <w:jc w:val="center"/>
               <w:textAlignment w:val="baseline"/>
               <w:rPr>
-                <w:rStyle w:val="Strong"/>
-                <w:rFonts w:ascii="微软雅黑" w:eastAsia="微软雅黑" w:hAnsi="微软雅黑" w:cs="微软雅黑" w:hint="default"/>
+                <w:rStyle w:val="25"/>
+                <w:rFonts w:hint="default" w:ascii="微软雅黑" w:hAnsi="微软雅黑" w:eastAsia="微软雅黑" w:cs="微软雅黑"/>
                 <w:b w:val="0"/>
                 <w:bCs/>
                 <w:i w:val="0"/>
@@ -2435,8 +2474,8 @@
           <w:tcPr>
             <w:tcW w:w="0" w:type="auto"/>
             <w:tcBorders>
-              <w:top w:val="single" w:sz="4" w:space="0" w:color="auto"/>
-              <w:left w:val="single" w:sz="4" w:space="0" w:color="auto"/>
+              <w:top w:val="single" w:color="auto" w:sz="4" w:space="0"/>
+              <w:left w:val="single" w:color="auto" w:sz="4" w:space="0"/>
               <w:bottom w:val="nil"/>
               <w:right w:val="nil"/>
             </w:tcBorders>
@@ -2464,12 +2503,12 @@
               <w:adjustRightInd w:val="0"/>
               <w:snapToGrid w:val="0"/>
               <w:spacing w:line="240" w:lineRule="auto"/>
-              <w:ind w:left="0" w:right="0" w:firstLine="0" w:leftChars="0" w:rightChars="0" w:firstLineChars="0"/>
+              <w:ind w:left="0" w:leftChars="0" w:right="0" w:rightChars="0" w:firstLine="0" w:firstLineChars="0"/>
               <w:jc w:val="center"/>
               <w:textAlignment w:val="baseline"/>
               <w:rPr>
-                <w:rStyle w:val="Strong"/>
-                <w:rFonts w:ascii="微软雅黑" w:eastAsia="微软雅黑" w:hAnsi="微软雅黑" w:cs="微软雅黑" w:hint="default"/>
+                <w:rStyle w:val="25"/>
+                <w:rFonts w:hint="default" w:ascii="微软雅黑" w:hAnsi="微软雅黑" w:eastAsia="微软雅黑" w:cs="微软雅黑"/>
                 <w:b w:val="0"/>
                 <w:bCs/>
                 <w:i w:val="0"/>
@@ -2491,8 +2530,8 @@
           <w:tcPr>
             <w:tcW w:w="0" w:type="auto"/>
             <w:tcBorders>
-              <w:top w:val="single" w:sz="4" w:space="0" w:color="auto"/>
-              <w:left w:val="single" w:sz="4" w:space="0" w:color="auto"/>
+              <w:top w:val="single" w:color="auto" w:sz="4" w:space="0"/>
+              <w:left w:val="single" w:color="auto" w:sz="4" w:space="0"/>
               <w:bottom w:val="nil"/>
               <w:right w:val="nil"/>
             </w:tcBorders>
@@ -2520,12 +2559,12 @@
               <w:adjustRightInd w:val="0"/>
               <w:snapToGrid w:val="0"/>
               <w:spacing w:line="240" w:lineRule="auto"/>
-              <w:ind w:left="0" w:right="0" w:firstLine="0" w:leftChars="0" w:rightChars="0" w:firstLineChars="0"/>
+              <w:ind w:left="0" w:leftChars="0" w:right="0" w:rightChars="0" w:firstLine="0" w:firstLineChars="0"/>
               <w:jc w:val="center"/>
               <w:textAlignment w:val="baseline"/>
               <w:rPr>
-                <w:rStyle w:val="Strong"/>
-                <w:rFonts w:ascii="微软雅黑" w:eastAsia="微软雅黑" w:hAnsi="微软雅黑" w:cs="微软雅黑" w:hint="default"/>
+                <w:rStyle w:val="25"/>
+                <w:rFonts w:hint="default" w:ascii="微软雅黑" w:hAnsi="微软雅黑" w:eastAsia="微软雅黑" w:cs="微软雅黑"/>
                 <w:b w:val="0"/>
                 <w:bCs/>
                 <w:i w:val="0"/>
@@ -2547,10 +2586,10 @@
           <w:tcPr>
             <w:tcW w:w="1205" w:type="dxa"/>
             <w:tcBorders>
-              <w:top w:val="single" w:sz="4" w:space="0" w:color="auto"/>
-              <w:left w:val="single" w:sz="4" w:space="0" w:color="auto"/>
+              <w:top w:val="single" w:color="auto" w:sz="4" w:space="0"/>
+              <w:left w:val="single" w:color="auto" w:sz="4" w:space="0"/>
               <w:bottom w:val="nil"/>
-              <w:right w:val="single" w:sz="12" w:space="0" w:color="auto"/>
+              <w:right w:val="single" w:color="auto" w:sz="12" w:space="0"/>
             </w:tcBorders>
             <w:tcMar>
               <w:top w:w="-1" w:type="dxa"/>
@@ -2576,12 +2615,12 @@
               <w:adjustRightInd w:val="0"/>
               <w:snapToGrid w:val="0"/>
               <w:spacing w:line="240" w:lineRule="auto"/>
-              <w:ind w:left="0" w:right="0" w:firstLine="0" w:leftChars="0" w:rightChars="0" w:firstLineChars="0"/>
+              <w:ind w:left="0" w:leftChars="0" w:right="0" w:rightChars="0" w:firstLine="0" w:firstLineChars="0"/>
               <w:jc w:val="center"/>
               <w:textAlignment w:val="baseline"/>
               <w:rPr>
-                <w:rStyle w:val="Strong"/>
-                <w:rFonts w:ascii="微软雅黑" w:eastAsia="微软雅黑" w:hAnsi="微软雅黑" w:cs="微软雅黑" w:hint="default"/>
+                <w:rStyle w:val="25"/>
+                <w:rFonts w:hint="default" w:ascii="微软雅黑" w:hAnsi="微软雅黑" w:eastAsia="微软雅黑" w:cs="微软雅黑"/>
                 <w:b w:val="0"/>
                 <w:bCs/>
                 <w:i w:val="0"/>
@@ -2602,8 +2641,14 @@
       </w:tr>
       <w:tr>
         <w:tblPrEx>
-          <w:tblW w:w="8519" w:type="dxa"/>
-          <w:jc w:val="center"/>
+          <w:tblBorders>
+            <w:top w:val="none" w:color="auto" w:sz="0" w:space="0"/>
+            <w:left w:val="none" w:color="auto" w:sz="0" w:space="0"/>
+            <w:bottom w:val="none" w:color="auto" w:sz="0" w:space="0"/>
+            <w:right w:val="none" w:color="auto" w:sz="0" w:space="0"/>
+            <w:insideH w:val="none" w:color="auto" w:sz="0" w:space="0"/>
+            <w:insideV w:val="none" w:color="auto" w:sz="0" w:space="0"/>
+          </w:tblBorders>
           <w:tblCellMar>
             <w:top w:w="0" w:type="dxa"/>
             <w:left w:w="108" w:type="dxa"/>
@@ -2612,16 +2657,16 @@
           </w:tblCellMar>
         </w:tblPrEx>
         <w:trPr>
-          <w:trHeight w:val="0"/>
+          <w:trHeight w:val="0" w:hRule="atLeast"/>
           <w:jc w:val="center"/>
         </w:trPr>
         <w:tc>
           <w:tcPr>
             <w:tcW w:w="1621" w:type="dxa"/>
             <w:tcBorders>
-              <w:top w:val="single" w:sz="4" w:space="0" w:color="auto"/>
-              <w:left w:val="single" w:sz="12" w:space="0" w:color="auto"/>
-              <w:bottom w:val="single" w:sz="12" w:space="0" w:color="auto"/>
+              <w:top w:val="single" w:color="auto" w:sz="4" w:space="0"/>
+              <w:left w:val="single" w:color="auto" w:sz="12" w:space="0"/>
+              <w:bottom w:val="single" w:color="auto" w:sz="12" w:space="0"/>
               <w:right w:val="nil"/>
             </w:tcBorders>
             <w:tcMar>
@@ -2648,12 +2693,12 @@
               <w:adjustRightInd w:val="0"/>
               <w:snapToGrid w:val="0"/>
               <w:spacing w:line="240" w:lineRule="auto"/>
-              <w:ind w:left="0" w:right="0" w:firstLine="0" w:leftChars="0" w:rightChars="0" w:firstLineChars="0"/>
+              <w:ind w:left="0" w:leftChars="0" w:right="0" w:rightChars="0" w:firstLine="0" w:firstLineChars="0"/>
               <w:jc w:val="center"/>
               <w:textAlignment w:val="baseline"/>
               <w:rPr>
-                <w:rStyle w:val="Strong"/>
-                <w:rFonts w:ascii="微软雅黑" w:eastAsia="微软雅黑" w:hAnsi="微软雅黑" w:cs="微软雅黑" w:hint="default"/>
+                <w:rStyle w:val="25"/>
+                <w:rFonts w:hint="default" w:ascii="微软雅黑" w:hAnsi="微软雅黑" w:eastAsia="微软雅黑" w:cs="微软雅黑"/>
                 <w:b w:val="0"/>
                 <w:bCs/>
                 <w:i w:val="0"/>
@@ -2675,9 +2720,9 @@
           <w:tcPr>
             <w:tcW w:w="2036" w:type="dxa"/>
             <w:tcBorders>
-              <w:top w:val="single" w:sz="4" w:space="0" w:color="auto"/>
-              <w:left w:val="single" w:sz="4" w:space="0" w:color="auto"/>
-              <w:bottom w:val="single" w:sz="12" w:space="0" w:color="auto"/>
+              <w:top w:val="single" w:color="auto" w:sz="4" w:space="0"/>
+              <w:left w:val="single" w:color="auto" w:sz="4" w:space="0"/>
+              <w:bottom w:val="single" w:color="auto" w:sz="12" w:space="0"/>
               <w:right w:val="nil"/>
             </w:tcBorders>
             <w:tcMar>
@@ -2704,12 +2749,12 @@
               <w:adjustRightInd w:val="0"/>
               <w:snapToGrid w:val="0"/>
               <w:spacing w:line="240" w:lineRule="auto"/>
-              <w:ind w:left="0" w:right="0" w:firstLine="0" w:leftChars="0" w:rightChars="0" w:firstLineChars="0"/>
+              <w:ind w:left="0" w:leftChars="0" w:right="0" w:rightChars="0" w:firstLine="0" w:firstLineChars="0"/>
               <w:jc w:val="center"/>
               <w:textAlignment w:val="baseline"/>
               <w:rPr>
-                <w:rStyle w:val="Strong"/>
-                <w:rFonts w:ascii="微软雅黑" w:eastAsia="微软雅黑" w:hAnsi="微软雅黑" w:cs="微软雅黑" w:hint="default"/>
+                <w:rStyle w:val="25"/>
+                <w:rFonts w:hint="default" w:ascii="微软雅黑" w:hAnsi="微软雅黑" w:eastAsia="微软雅黑" w:cs="微软雅黑"/>
                 <w:b w:val="0"/>
                 <w:bCs/>
                 <w:i w:val="0"/>
@@ -2731,9 +2776,9 @@
           <w:tcPr>
             <w:tcW w:w="1621" w:type="dxa"/>
             <w:tcBorders>
-              <w:top w:val="single" w:sz="4" w:space="0" w:color="auto"/>
-              <w:left w:val="single" w:sz="4" w:space="0" w:color="auto"/>
-              <w:bottom w:val="single" w:sz="12" w:space="0" w:color="auto"/>
+              <w:top w:val="single" w:color="auto" w:sz="4" w:space="0"/>
+              <w:left w:val="single" w:color="auto" w:sz="4" w:space="0"/>
+              <w:bottom w:val="single" w:color="auto" w:sz="12" w:space="0"/>
               <w:right w:val="nil"/>
             </w:tcBorders>
             <w:tcMar>
@@ -2760,12 +2805,12 @@
               <w:adjustRightInd w:val="0"/>
               <w:snapToGrid w:val="0"/>
               <w:spacing w:line="240" w:lineRule="auto"/>
-              <w:ind w:left="0" w:right="0" w:firstLine="0" w:leftChars="0" w:rightChars="0" w:firstLineChars="0"/>
+              <w:ind w:left="0" w:leftChars="0" w:right="0" w:rightChars="0" w:firstLine="0" w:firstLineChars="0"/>
               <w:jc w:val="center"/>
               <w:textAlignment w:val="baseline"/>
               <w:rPr>
-                <w:rStyle w:val="Strong"/>
-                <w:rFonts w:ascii="微软雅黑" w:eastAsia="微软雅黑" w:hAnsi="微软雅黑" w:cs="微软雅黑" w:hint="default"/>
+                <w:rStyle w:val="25"/>
+                <w:rFonts w:hint="default" w:ascii="微软雅黑" w:hAnsi="微软雅黑" w:eastAsia="微软雅黑" w:cs="微软雅黑"/>
                 <w:b w:val="0"/>
                 <w:bCs/>
                 <w:i w:val="0"/>
@@ -2787,9 +2832,9 @@
           <w:tcPr>
             <w:tcW w:w="2036" w:type="dxa"/>
             <w:tcBorders>
-              <w:top w:val="single" w:sz="4" w:space="0" w:color="auto"/>
-              <w:left w:val="single" w:sz="4" w:space="0" w:color="auto"/>
-              <w:bottom w:val="single" w:sz="12" w:space="0" w:color="auto"/>
+              <w:top w:val="single" w:color="auto" w:sz="4" w:space="0"/>
+              <w:left w:val="single" w:color="auto" w:sz="4" w:space="0"/>
+              <w:bottom w:val="single" w:color="auto" w:sz="12" w:space="0"/>
               <w:right w:val="nil"/>
             </w:tcBorders>
             <w:tcMar>
@@ -2816,12 +2861,12 @@
               <w:adjustRightInd w:val="0"/>
               <w:snapToGrid w:val="0"/>
               <w:spacing w:line="240" w:lineRule="auto"/>
-              <w:ind w:left="0" w:right="0" w:firstLine="0" w:leftChars="0" w:rightChars="0" w:firstLineChars="0"/>
+              <w:ind w:left="0" w:leftChars="0" w:right="0" w:rightChars="0" w:firstLine="0" w:firstLineChars="0"/>
               <w:jc w:val="center"/>
               <w:textAlignment w:val="baseline"/>
               <w:rPr>
-                <w:rStyle w:val="Strong"/>
-                <w:rFonts w:ascii="微软雅黑" w:eastAsia="微软雅黑" w:hAnsi="微软雅黑" w:cs="微软雅黑" w:hint="default"/>
+                <w:rStyle w:val="25"/>
+                <w:rFonts w:hint="default" w:ascii="微软雅黑" w:hAnsi="微软雅黑" w:eastAsia="微软雅黑" w:cs="微软雅黑"/>
                 <w:b w:val="0"/>
                 <w:bCs/>
                 <w:i w:val="0"/>
@@ -2843,10 +2888,10 @@
           <w:tcPr>
             <w:tcW w:w="1205" w:type="dxa"/>
             <w:tcBorders>
-              <w:top w:val="single" w:sz="4" w:space="0" w:color="auto"/>
-              <w:left w:val="single" w:sz="4" w:space="0" w:color="auto"/>
-              <w:bottom w:val="single" w:sz="12" w:space="0" w:color="auto"/>
-              <w:right w:val="single" w:sz="12" w:space="0" w:color="auto"/>
+              <w:top w:val="single" w:color="auto" w:sz="4" w:space="0"/>
+              <w:left w:val="single" w:color="auto" w:sz="4" w:space="0"/>
+              <w:bottom w:val="single" w:color="auto" w:sz="12" w:space="0"/>
+              <w:right w:val="single" w:color="auto" w:sz="12" w:space="0"/>
             </w:tcBorders>
             <w:tcMar>
               <w:top w:w="-1" w:type="dxa"/>
@@ -2872,12 +2917,12 @@
               <w:adjustRightInd w:val="0"/>
               <w:snapToGrid w:val="0"/>
               <w:spacing w:line="240" w:lineRule="auto"/>
-              <w:ind w:left="0" w:right="0" w:firstLine="0" w:leftChars="0" w:rightChars="0" w:firstLineChars="0"/>
+              <w:ind w:left="0" w:leftChars="0" w:right="0" w:rightChars="0" w:firstLine="0" w:firstLineChars="0"/>
               <w:jc w:val="center"/>
               <w:textAlignment w:val="baseline"/>
               <w:rPr>
-                <w:rStyle w:val="Strong"/>
-                <w:rFonts w:ascii="微软雅黑" w:eastAsia="微软雅黑" w:hAnsi="微软雅黑" w:cs="微软雅黑" w:hint="default"/>
+                <w:rStyle w:val="25"/>
+                <w:rFonts w:hint="default" w:ascii="微软雅黑" w:hAnsi="微软雅黑" w:eastAsia="微软雅黑" w:cs="微软雅黑"/>
                 <w:b w:val="0"/>
                 <w:bCs/>
                 <w:i w:val="0"/>
@@ -2916,8 +2961,8 @@
       </w:pPr>
       <w:r>
         <w:rPr>
-          <w:rStyle w:val="Strong"/>
-          <w:rFonts w:ascii="微软雅黑" w:eastAsia="微软雅黑" w:hAnsi="微软雅黑" w:cs="微软雅黑" w:hint="default"/>
+          <w:rStyle w:val="25"/>
+          <w:rFonts w:hint="default" w:ascii="微软雅黑" w:hAnsi="微软雅黑" w:eastAsia="微软雅黑" w:cs="微软雅黑"/>
           <w:b w:val="0"/>
           <w:bCs/>
           <w:i w:val="0"/>
@@ -2937,7 +2982,7 @@
     <w:sdt>
       <w:sdtPr>
         <w:rPr>
-          <w:rFonts w:ascii="宋体" w:eastAsia="宋体" w:hAnsi="宋体" w:cs="Arial"/>
+          <w:rFonts w:ascii="宋体" w:hAnsi="宋体" w:eastAsia="宋体" w:cs="Arial"/>
           <w:snapToGrid w:val="0"/>
           <w:color w:val="000000"/>
           <w:kern w:val="0"/>
@@ -2953,7 +2998,7 @@
       </w:sdtPr>
       <w:sdtEndPr>
         <w:rPr>
-          <w:rFonts w:ascii="宋体" w:eastAsia="宋体" w:hAnsi="宋体" w:cs="Arial"/>
+          <w:rFonts w:ascii="宋体" w:hAnsi="宋体" w:eastAsia="宋体" w:cs="Arial"/>
           <w:snapToGrid w:val="0"/>
           <w:color w:val="000000"/>
           <w:kern w:val="0"/>
@@ -2979,13 +3024,13 @@
             <w:adjustRightInd w:val="0"/>
             <w:snapToGrid w:val="0"/>
             <w:spacing w:before="0" w:beforeLines="0" w:after="0" w:afterLines="0" w:line="240" w:lineRule="auto"/>
-            <w:ind w:left="0" w:right="0" w:firstLine="0" w:leftChars="0" w:rightChars="0" w:firstLineChars="0"/>
+            <w:ind w:left="0" w:leftChars="0" w:right="0" w:rightChars="0" w:firstLine="0" w:firstLineChars="0"/>
             <w:jc w:val="center"/>
             <w:textAlignment w:val="baseline"/>
           </w:pPr>
           <w:r>
             <w:rPr>
-              <w:rFonts w:ascii="宋体" w:eastAsia="宋体" w:hAnsi="宋体"/>
+              <w:rFonts w:ascii="宋体" w:hAnsi="宋体" w:eastAsia="宋体"/>
               <w:sz w:val="21"/>
             </w:rPr>
             <w:t>目录</w:t>
@@ -2993,7 +3038,7 @@
         </w:p>
         <w:p>
           <w:pPr>
-            <w:pStyle w:val="TOC1"/>
+            <w:pStyle w:val="16"/>
             <w:tabs>
               <w:tab w:val="right" w:leader="dot" w:pos="8306"/>
             </w:tabs>
@@ -3011,7 +3056,7 @@
             <w:fldChar w:fldCharType="begin"/>
           </w:r>
           <w:r>
-            <w:instrText xml:space="preserve"> HYPERLINK \l _Toc1175 </w:instrText>
+            <w:instrText xml:space="preserve"> HYPERLINK \l _Toc9971 </w:instrText>
           </w:r>
           <w:r>
             <w:fldChar w:fldCharType="separate"/>
@@ -3032,7 +3077,7 @@
             <w:fldChar w:fldCharType="begin"/>
           </w:r>
           <w:r>
-            <w:instrText xml:space="preserve"> PAGEREF _Toc1175 \h </w:instrText>
+            <w:instrText xml:space="preserve"> PAGEREF _Toc9971 \h </w:instrText>
           </w:r>
           <w:r>
             <w:fldChar w:fldCharType="separate"/>
@@ -3049,7 +3094,7 @@
         </w:p>
         <w:p>
           <w:pPr>
-            <w:pStyle w:val="TOC1"/>
+            <w:pStyle w:val="16"/>
             <w:tabs>
               <w:tab w:val="right" w:leader="dot" w:pos="8306"/>
             </w:tabs>
@@ -3058,7 +3103,7 @@
             <w:fldChar w:fldCharType="begin"/>
           </w:r>
           <w:r>
-            <w:instrText xml:space="preserve"> HYPERLINK \l _Toc5661 </w:instrText>
+            <w:instrText xml:space="preserve"> HYPERLINK \l _Toc20294 </w:instrText>
           </w:r>
           <w:r>
             <w:fldChar w:fldCharType="separate"/>
@@ -3079,7 +3124,7 @@
             <w:fldChar w:fldCharType="begin"/>
           </w:r>
           <w:r>
-            <w:instrText xml:space="preserve"> PAGEREF _Toc5661 \h </w:instrText>
+            <w:instrText xml:space="preserve"> PAGEREF _Toc20294 \h </w:instrText>
           </w:r>
           <w:r>
             <w:fldChar w:fldCharType="separate"/>
@@ -3096,7 +3141,7 @@
         </w:p>
         <w:p>
           <w:pPr>
-            <w:pStyle w:val="TOC1"/>
+            <w:pStyle w:val="16"/>
             <w:tabs>
               <w:tab w:val="right" w:leader="dot" w:pos="8306"/>
             </w:tabs>
@@ -3105,7 +3150,7 @@
             <w:fldChar w:fldCharType="begin"/>
           </w:r>
           <w:r>
-            <w:instrText xml:space="preserve"> HYPERLINK \l _Toc6826 </w:instrText>
+            <w:instrText xml:space="preserve"> HYPERLINK \l _Toc24345 </w:instrText>
           </w:r>
           <w:r>
             <w:fldChar w:fldCharType="separate"/>
@@ -3126,7 +3171,7 @@
             <w:fldChar w:fldCharType="begin"/>
           </w:r>
           <w:r>
-            <w:instrText xml:space="preserve"> PAGEREF _Toc6826 \h </w:instrText>
+            <w:instrText xml:space="preserve"> PAGEREF _Toc24345 \h </w:instrText>
           </w:r>
           <w:r>
             <w:fldChar w:fldCharType="separate"/>
@@ -3143,7 +3188,7 @@
         </w:p>
         <w:p>
           <w:pPr>
-            <w:pStyle w:val="TOC2"/>
+            <w:pStyle w:val="18"/>
             <w:tabs>
               <w:tab w:val="right" w:leader="dot" w:pos="8306"/>
             </w:tabs>
@@ -3152,7 +3197,7 @@
             <w:fldChar w:fldCharType="begin"/>
           </w:r>
           <w:r>
-            <w:instrText xml:space="preserve"> HYPERLINK \l _Toc9563 </w:instrText>
+            <w:instrText xml:space="preserve"> HYPERLINK \l _Toc5733 </w:instrText>
           </w:r>
           <w:r>
             <w:fldChar w:fldCharType="separate"/>
@@ -3173,7 +3218,7 @@
             <w:fldChar w:fldCharType="begin"/>
           </w:r>
           <w:r>
-            <w:instrText xml:space="preserve"> PAGEREF _Toc9563 \h </w:instrText>
+            <w:instrText xml:space="preserve"> PAGEREF _Toc5733 \h </w:instrText>
           </w:r>
           <w:r>
             <w:fldChar w:fldCharType="separate"/>
@@ -3190,7 +3235,7 @@
         </w:p>
         <w:p>
           <w:pPr>
-            <w:pStyle w:val="TOC2"/>
+            <w:pStyle w:val="18"/>
             <w:tabs>
               <w:tab w:val="right" w:leader="dot" w:pos="8306"/>
             </w:tabs>
@@ -3199,7 +3244,7 @@
             <w:fldChar w:fldCharType="begin"/>
           </w:r>
           <w:r>
-            <w:instrText xml:space="preserve"> HYPERLINK \l _Toc12589 </w:instrText>
+            <w:instrText xml:space="preserve"> HYPERLINK \l _Toc30884 </w:instrText>
           </w:r>
           <w:r>
             <w:fldChar w:fldCharType="separate"/>
@@ -3220,7 +3265,7 @@
             <w:fldChar w:fldCharType="begin"/>
           </w:r>
           <w:r>
-            <w:instrText xml:space="preserve"> PAGEREF _Toc12589 \h </w:instrText>
+            <w:instrText xml:space="preserve"> PAGEREF _Toc30884 \h </w:instrText>
           </w:r>
           <w:r>
             <w:fldChar w:fldCharType="separate"/>
@@ -3237,7 +3282,7 @@
         </w:p>
         <w:p>
           <w:pPr>
-            <w:pStyle w:val="TOC1"/>
+            <w:pStyle w:val="16"/>
             <w:tabs>
               <w:tab w:val="right" w:leader="dot" w:pos="8306"/>
             </w:tabs>
@@ -3246,7 +3291,7 @@
             <w:fldChar w:fldCharType="begin"/>
           </w:r>
           <w:r>
-            <w:instrText xml:space="preserve"> HYPERLINK \l _Toc27446 </w:instrText>
+            <w:instrText xml:space="preserve"> HYPERLINK \l _Toc17454 </w:instrText>
           </w:r>
           <w:r>
             <w:fldChar w:fldCharType="separate"/>
@@ -3267,7 +3312,7 @@
             <w:fldChar w:fldCharType="begin"/>
           </w:r>
           <w:r>
-            <w:instrText xml:space="preserve"> PAGEREF _Toc27446 \h </w:instrText>
+            <w:instrText xml:space="preserve"> PAGEREF _Toc17454 \h </w:instrText>
           </w:r>
           <w:r>
             <w:fldChar w:fldCharType="separate"/>
@@ -3284,7 +3329,7 @@
         </w:p>
         <w:p>
           <w:pPr>
-            <w:pStyle w:val="TOC1"/>
+            <w:pStyle w:val="16"/>
             <w:tabs>
               <w:tab w:val="right" w:leader="dot" w:pos="8306"/>
             </w:tabs>
@@ -3293,7 +3338,7 @@
             <w:fldChar w:fldCharType="begin"/>
           </w:r>
           <w:r>
-            <w:instrText xml:space="preserve"> HYPERLINK \l _Toc16661 </w:instrText>
+            <w:instrText xml:space="preserve"> HYPERLINK \l _Toc10923 </w:instrText>
           </w:r>
           <w:r>
             <w:fldChar w:fldCharType="separate"/>
@@ -3314,7 +3359,7 @@
             <w:fldChar w:fldCharType="begin"/>
           </w:r>
           <w:r>
-            <w:instrText xml:space="preserve"> PAGEREF _Toc16661 \h </w:instrText>
+            <w:instrText xml:space="preserve"> PAGEREF _Toc10923 \h </w:instrText>
           </w:r>
           <w:r>
             <w:fldChar w:fldCharType="separate"/>
@@ -3331,7 +3376,7 @@
         </w:p>
         <w:p>
           <w:pPr>
-            <w:pStyle w:val="TOC2"/>
+            <w:pStyle w:val="18"/>
             <w:tabs>
               <w:tab w:val="right" w:leader="dot" w:pos="8306"/>
             </w:tabs>
@@ -3340,7 +3385,7 @@
             <w:fldChar w:fldCharType="begin"/>
           </w:r>
           <w:r>
-            <w:instrText xml:space="preserve"> HYPERLINK \l _Toc7733 </w:instrText>
+            <w:instrText xml:space="preserve"> HYPERLINK \l _Toc31767 </w:instrText>
           </w:r>
           <w:r>
             <w:fldChar w:fldCharType="separate"/>
@@ -3365,7 +3410,7 @@
             <w:fldChar w:fldCharType="begin"/>
           </w:r>
           <w:r>
-            <w:instrText xml:space="preserve"> PAGEREF _Toc7733 \h </w:instrText>
+            <w:instrText xml:space="preserve"> PAGEREF _Toc31767 \h </w:instrText>
           </w:r>
           <w:r>
             <w:fldChar w:fldCharType="separate"/>
@@ -3382,7 +3427,7 @@
         </w:p>
         <w:p>
           <w:pPr>
-            <w:pStyle w:val="TOC3"/>
+            <w:pStyle w:val="13"/>
             <w:tabs>
               <w:tab w:val="right" w:leader="dot" w:pos="8306"/>
             </w:tabs>
@@ -3391,7 +3436,7 @@
             <w:fldChar w:fldCharType="begin"/>
           </w:r>
           <w:r>
-            <w:instrText xml:space="preserve"> HYPERLINK \l _Toc27272 </w:instrText>
+            <w:instrText xml:space="preserve"> HYPERLINK \l _Toc6302 </w:instrText>
           </w:r>
           <w:r>
             <w:fldChar w:fldCharType="separate"/>
@@ -3412,7 +3457,7 @@
             <w:fldChar w:fldCharType="begin"/>
           </w:r>
           <w:r>
-            <w:instrText xml:space="preserve"> PAGEREF _Toc27272 \h </w:instrText>
+            <w:instrText xml:space="preserve"> PAGEREF _Toc6302 \h </w:instrText>
           </w:r>
           <w:r>
             <w:fldChar w:fldCharType="separate"/>
@@ -3429,7 +3474,7 @@
         </w:p>
         <w:p>
           <w:pPr>
-            <w:pStyle w:val="TOC3"/>
+            <w:pStyle w:val="13"/>
             <w:tabs>
               <w:tab w:val="right" w:leader="dot" w:pos="8306"/>
             </w:tabs>
@@ -3438,7 +3483,7 @@
             <w:fldChar w:fldCharType="begin"/>
           </w:r>
           <w:r>
-            <w:instrText xml:space="preserve"> HYPERLINK \l _Toc6825 </w:instrText>
+            <w:instrText xml:space="preserve"> HYPERLINK \l _Toc29267 </w:instrText>
           </w:r>
           <w:r>
             <w:fldChar w:fldCharType="separate"/>
@@ -3464,7 +3509,7 @@
             <w:fldChar w:fldCharType="begin"/>
           </w:r>
           <w:r>
-            <w:instrText xml:space="preserve"> PAGEREF _Toc6825 \h </w:instrText>
+            <w:instrText xml:space="preserve"> PAGEREF _Toc29267 \h </w:instrText>
           </w:r>
           <w:r>
             <w:fldChar w:fldCharType="separate"/>
@@ -3481,7 +3526,7 @@
         </w:p>
         <w:p>
           <w:pPr>
-            <w:pStyle w:val="TOC2"/>
+            <w:pStyle w:val="18"/>
             <w:tabs>
               <w:tab w:val="right" w:leader="dot" w:pos="8306"/>
             </w:tabs>
@@ -3490,7 +3535,7 @@
             <w:fldChar w:fldCharType="begin"/>
           </w:r>
           <w:r>
-            <w:instrText xml:space="preserve"> HYPERLINK \l _Toc19052 </w:instrText>
+            <w:instrText xml:space="preserve"> HYPERLINK \l _Toc29254 </w:instrText>
           </w:r>
           <w:r>
             <w:fldChar w:fldCharType="separate"/>
@@ -3511,7 +3556,7 @@
             <w:fldChar w:fldCharType="begin"/>
           </w:r>
           <w:r>
-            <w:instrText xml:space="preserve"> PAGEREF _Toc19052 \h </w:instrText>
+            <w:instrText xml:space="preserve"> PAGEREF _Toc29254 \h </w:instrText>
           </w:r>
           <w:r>
             <w:fldChar w:fldCharType="separate"/>
@@ -3528,7 +3573,7 @@
         </w:p>
         <w:p>
           <w:pPr>
-            <w:pStyle w:val="TOC3"/>
+            <w:pStyle w:val="13"/>
             <w:tabs>
               <w:tab w:val="right" w:leader="dot" w:pos="8306"/>
             </w:tabs>
@@ -3537,7 +3582,7 @@
             <w:fldChar w:fldCharType="begin"/>
           </w:r>
           <w:r>
-            <w:instrText xml:space="preserve"> HYPERLINK \l _Toc15460 </w:instrText>
+            <w:instrText xml:space="preserve"> HYPERLINK \l _Toc14952 </w:instrText>
           </w:r>
           <w:r>
             <w:fldChar w:fldCharType="separate"/>
@@ -3561,7 +3606,7 @@
             <w:fldChar w:fldCharType="begin"/>
           </w:r>
           <w:r>
-            <w:instrText xml:space="preserve"> PAGEREF _Toc15460 \h </w:instrText>
+            <w:instrText xml:space="preserve"> PAGEREF _Toc14952 \h </w:instrText>
           </w:r>
           <w:r>
             <w:fldChar w:fldCharType="separate"/>
@@ -3578,7 +3623,7 @@
         </w:p>
         <w:p>
           <w:pPr>
-            <w:pStyle w:val="TOC3"/>
+            <w:pStyle w:val="13"/>
             <w:tabs>
               <w:tab w:val="right" w:leader="dot" w:pos="8306"/>
             </w:tabs>
@@ -3587,7 +3632,7 @@
             <w:fldChar w:fldCharType="begin"/>
           </w:r>
           <w:r>
-            <w:instrText xml:space="preserve"> HYPERLINK \l _Toc23972 </w:instrText>
+            <w:instrText xml:space="preserve"> HYPERLINK \l _Toc31876 </w:instrText>
           </w:r>
           <w:r>
             <w:fldChar w:fldCharType="separate"/>
@@ -3611,7 +3656,7 @@
             <w:fldChar w:fldCharType="begin"/>
           </w:r>
           <w:r>
-            <w:instrText xml:space="preserve"> PAGEREF _Toc23972 \h </w:instrText>
+            <w:instrText xml:space="preserve"> PAGEREF _Toc31876 \h </w:instrText>
           </w:r>
           <w:r>
             <w:fldChar w:fldCharType="separate"/>
@@ -3628,7 +3673,7 @@
         </w:p>
         <w:p>
           <w:pPr>
-            <w:pStyle w:val="TOC3"/>
+            <w:pStyle w:val="13"/>
             <w:tabs>
               <w:tab w:val="right" w:leader="dot" w:pos="8306"/>
             </w:tabs>
@@ -3637,7 +3682,7 @@
             <w:fldChar w:fldCharType="begin"/>
           </w:r>
           <w:r>
-            <w:instrText xml:space="preserve"> HYPERLINK \l _Toc25495 </w:instrText>
+            <w:instrText xml:space="preserve"> HYPERLINK \l _Toc20312 </w:instrText>
           </w:r>
           <w:r>
             <w:fldChar w:fldCharType="separate"/>
@@ -3651,8 +3696,15 @@
           <w:r>
             <w:rPr>
               <w:rFonts w:hint="eastAsia"/>
+              <w:lang w:val="en-US" w:eastAsia="zh-CN"/>
             </w:rPr>
-            <w:t>相关措施</w:t>
+            <w:t>改进</w:t>
+          </w:r>
+          <w:r>
+            <w:rPr>
+              <w:rFonts w:hint="eastAsia"/>
+            </w:rPr>
+            <w:t>措施</w:t>
           </w:r>
           <w:r>
             <w:tab/>
@@ -3661,13 +3713,13 @@
             <w:fldChar w:fldCharType="begin"/>
           </w:r>
           <w:r>
-            <w:instrText xml:space="preserve"> PAGEREF _Toc25495 \h </w:instrText>
+            <w:instrText xml:space="preserve"> PAGEREF _Toc20312 \h </w:instrText>
           </w:r>
           <w:r>
             <w:fldChar w:fldCharType="separate"/>
           </w:r>
           <w:r>
-            <w:t>5</w:t>
+            <w:t>6</w:t>
           </w:r>
           <w:r>
             <w:fldChar w:fldCharType="end"/>
@@ -3678,7 +3730,7 @@
         </w:p>
         <w:p>
           <w:pPr>
-            <w:pStyle w:val="TOC3"/>
+            <w:pStyle w:val="13"/>
             <w:tabs>
               <w:tab w:val="right" w:leader="dot" w:pos="8306"/>
             </w:tabs>
@@ -3687,7 +3739,7 @@
             <w:fldChar w:fldCharType="begin"/>
           </w:r>
           <w:r>
-            <w:instrText xml:space="preserve"> HYPERLINK \l _Toc26393 </w:instrText>
+            <w:instrText xml:space="preserve"> HYPERLINK \l _Toc4435 </w:instrText>
           </w:r>
           <w:r>
             <w:fldChar w:fldCharType="separate"/>
@@ -3713,7 +3765,7 @@
             <w:fldChar w:fldCharType="begin"/>
           </w:r>
           <w:r>
-            <w:instrText xml:space="preserve"> PAGEREF _Toc26393 \h </w:instrText>
+            <w:instrText xml:space="preserve"> PAGEREF _Toc4435 \h </w:instrText>
           </w:r>
           <w:r>
             <w:fldChar w:fldCharType="separate"/>
@@ -3730,7 +3782,7 @@
         </w:p>
         <w:p>
           <w:pPr>
-            <w:pStyle w:val="TOC2"/>
+            <w:pStyle w:val="18"/>
             <w:tabs>
               <w:tab w:val="right" w:leader="dot" w:pos="8306"/>
             </w:tabs>
@@ -3739,7 +3791,7 @@
             <w:fldChar w:fldCharType="begin"/>
           </w:r>
           <w:r>
-            <w:instrText xml:space="preserve"> HYPERLINK \l _Toc25908 </w:instrText>
+            <w:instrText xml:space="preserve"> HYPERLINK \l _Toc18993 </w:instrText>
           </w:r>
           <w:r>
             <w:fldChar w:fldCharType="separate"/>
@@ -3760,7 +3812,7 @@
             <w:fldChar w:fldCharType="begin"/>
           </w:r>
           <w:r>
-            <w:instrText xml:space="preserve"> PAGEREF _Toc25908 \h </w:instrText>
+            <w:instrText xml:space="preserve"> PAGEREF _Toc18993 \h </w:instrText>
           </w:r>
           <w:r>
             <w:fldChar w:fldCharType="separate"/>
@@ -3777,7 +3829,7 @@
         </w:p>
         <w:p>
           <w:pPr>
-            <w:pStyle w:val="TOC3"/>
+            <w:pStyle w:val="13"/>
             <w:tabs>
               <w:tab w:val="right" w:leader="dot" w:pos="8306"/>
             </w:tabs>
@@ -3786,7 +3838,7 @@
             <w:fldChar w:fldCharType="begin"/>
           </w:r>
           <w:r>
-            <w:instrText xml:space="preserve"> HYPERLINK \l _Toc14064 </w:instrText>
+            <w:instrText xml:space="preserve"> HYPERLINK \l _Toc22682 </w:instrText>
           </w:r>
           <w:r>
             <w:fldChar w:fldCharType="separate"/>
@@ -3812,7 +3864,7 @@
             <w:fldChar w:fldCharType="begin"/>
           </w:r>
           <w:r>
-            <w:instrText xml:space="preserve"> PAGEREF _Toc14064 \h </w:instrText>
+            <w:instrText xml:space="preserve"> PAGEREF _Toc22682 \h </w:instrText>
           </w:r>
           <w:r>
             <w:fldChar w:fldCharType="separate"/>
@@ -3829,7 +3881,7 @@
         </w:p>
         <w:p>
           <w:pPr>
-            <w:pStyle w:val="TOC3"/>
+            <w:pStyle w:val="13"/>
             <w:tabs>
               <w:tab w:val="right" w:leader="dot" w:pos="8306"/>
             </w:tabs>
@@ -3838,7 +3890,7 @@
             <w:fldChar w:fldCharType="begin"/>
           </w:r>
           <w:r>
-            <w:instrText xml:space="preserve"> HYPERLINK \l _Toc27586 </w:instrText>
+            <w:instrText xml:space="preserve"> HYPERLINK \l _Toc8705 </w:instrText>
           </w:r>
           <w:r>
             <w:fldChar w:fldCharType="separate"/>
@@ -3864,7 +3916,7 @@
             <w:fldChar w:fldCharType="begin"/>
           </w:r>
           <w:r>
-            <w:instrText xml:space="preserve"> PAGEREF _Toc27586 \h </w:instrText>
+            <w:instrText xml:space="preserve"> PAGEREF _Toc8705 \h </w:instrText>
           </w:r>
           <w:r>
             <w:fldChar w:fldCharType="separate"/>
@@ -3881,7 +3933,7 @@
         </w:p>
         <w:p>
           <w:pPr>
-            <w:pStyle w:val="TOC2"/>
+            <w:pStyle w:val="18"/>
             <w:tabs>
               <w:tab w:val="right" w:leader="dot" w:pos="8306"/>
             </w:tabs>
@@ -3890,7 +3942,7 @@
             <w:fldChar w:fldCharType="begin"/>
           </w:r>
           <w:r>
-            <w:instrText xml:space="preserve"> HYPERLINK \l _Toc25768 </w:instrText>
+            <w:instrText xml:space="preserve"> HYPERLINK \l _Toc18642 </w:instrText>
           </w:r>
           <w:r>
             <w:fldChar w:fldCharType="separate"/>
@@ -3911,13 +3963,13 @@
             <w:fldChar w:fldCharType="begin"/>
           </w:r>
           <w:r>
-            <w:instrText xml:space="preserve"> PAGEREF _Toc25768 \h </w:instrText>
+            <w:instrText xml:space="preserve"> PAGEREF _Toc18642 \h </w:instrText>
           </w:r>
           <w:r>
             <w:fldChar w:fldCharType="separate"/>
           </w:r>
           <w:r>
-            <w:t>6</w:t>
+            <w:t>7</w:t>
           </w:r>
           <w:r>
             <w:fldChar w:fldCharType="end"/>
@@ -3928,7 +3980,7 @@
         </w:p>
         <w:p>
           <w:pPr>
-            <w:pStyle w:val="TOC2"/>
+            <w:pStyle w:val="18"/>
             <w:tabs>
               <w:tab w:val="right" w:leader="dot" w:pos="8306"/>
             </w:tabs>
@@ -3937,7 +3989,7 @@
             <w:fldChar w:fldCharType="begin"/>
           </w:r>
           <w:r>
-            <w:instrText xml:space="preserve"> HYPERLINK \l _Toc13201 </w:instrText>
+            <w:instrText xml:space="preserve"> HYPERLINK \l _Toc26752 </w:instrText>
           </w:r>
           <w:r>
             <w:fldChar w:fldCharType="separate"/>
@@ -3958,7 +4010,7 @@
             <w:fldChar w:fldCharType="begin"/>
           </w:r>
           <w:r>
-            <w:instrText xml:space="preserve"> PAGEREF _Toc13201 \h </w:instrText>
+            <w:instrText xml:space="preserve"> PAGEREF _Toc26752 \h </w:instrText>
           </w:r>
           <w:r>
             <w:fldChar w:fldCharType="separate"/>
@@ -3975,7 +4027,7 @@
         </w:p>
         <w:p>
           <w:pPr>
-            <w:pStyle w:val="TOC1"/>
+            <w:pStyle w:val="16"/>
             <w:tabs>
               <w:tab w:val="right" w:leader="dot" w:pos="8306"/>
             </w:tabs>
@@ -3984,7 +4036,7 @@
             <w:fldChar w:fldCharType="begin"/>
           </w:r>
           <w:r>
-            <w:instrText xml:space="preserve"> HYPERLINK \l _Toc23285 </w:instrText>
+            <w:instrText xml:space="preserve"> HYPERLINK \l _Toc13703 </w:instrText>
           </w:r>
           <w:r>
             <w:fldChar w:fldCharType="separate"/>
@@ -4005,7 +4057,7 @@
             <w:fldChar w:fldCharType="begin"/>
           </w:r>
           <w:r>
-            <w:instrText xml:space="preserve"> PAGEREF _Toc23285 \h </w:instrText>
+            <w:instrText xml:space="preserve"> PAGEREF _Toc13703 \h </w:instrText>
           </w:r>
           <w:r>
             <w:fldChar w:fldCharType="separate"/>
@@ -4022,7 +4074,7 @@
         </w:p>
         <w:p>
           <w:pPr>
-            <w:pStyle w:val="TOC1"/>
+            <w:pStyle w:val="16"/>
             <w:tabs>
               <w:tab w:val="right" w:leader="dot" w:pos="8306"/>
             </w:tabs>
@@ -4031,7 +4083,7 @@
             <w:fldChar w:fldCharType="begin"/>
           </w:r>
           <w:r>
-            <w:instrText xml:space="preserve"> HYPERLINK \l _Toc9632 </w:instrText>
+            <w:instrText xml:space="preserve"> HYPERLINK \l _Toc20715 </w:instrText>
           </w:r>
           <w:r>
             <w:fldChar w:fldCharType="separate"/>
@@ -4052,7 +4104,7 @@
             <w:fldChar w:fldCharType="begin"/>
           </w:r>
           <w:r>
-            <w:instrText xml:space="preserve"> PAGEREF _Toc9632 \h </w:instrText>
+            <w:instrText xml:space="preserve"> PAGEREF _Toc20715 \h </w:instrText>
           </w:r>
           <w:r>
             <w:fldChar w:fldCharType="separate"/>
@@ -4121,7 +4173,7 @@
     </w:p>
     <w:p>
       <w:pPr>
-        <w:pStyle w:val="1"/>
+        <w:pStyle w:val="30"/>
         <w:keepNext w:val="0"/>
         <w:keepLines w:val="0"/>
         <w:pageBreakBefore w:val="0"/>
@@ -4137,8 +4189,8 @@
         <w:snapToGrid w:val="0"/>
         <w:textAlignment w:val="baseline"/>
       </w:pPr>
-      <w:bookmarkStart w:id="1" w:name="_Toc1175"/>
-      <w:bookmarkStart w:id="2" w:name="heading_3"/>
+      <w:bookmarkStart w:id="1" w:name="heading_3"/>
+      <w:bookmarkStart w:id="2" w:name="_Toc9971"/>
       <w:r>
         <w:t>评审目的</w:t>
       </w:r>
@@ -4147,7 +4199,7 @@
     </w:p>
     <w:p>
       <w:pPr>
-        <w:pStyle w:val="a1"/>
+        <w:pStyle w:val="31"/>
         <w:bidi w:val="0"/>
       </w:pPr>
       <w:r>
@@ -4156,7 +4208,7 @@
     </w:p>
     <w:p>
       <w:pPr>
-        <w:pStyle w:val="1"/>
+        <w:pStyle w:val="30"/>
         <w:keepNext w:val="0"/>
         <w:keepLines w:val="0"/>
         <w:pageBreakBefore w:val="0"/>
@@ -4172,8 +4224,8 @@
         <w:snapToGrid w:val="0"/>
         <w:textAlignment w:val="baseline"/>
       </w:pPr>
-      <w:bookmarkStart w:id="3" w:name="_Toc5661"/>
-      <w:bookmarkStart w:id="4" w:name="heading_4"/>
+      <w:bookmarkStart w:id="3" w:name="heading_4"/>
+      <w:bookmarkStart w:id="4" w:name="_Toc20294"/>
       <w:r>
         <w:t>评审参加部门</w:t>
       </w:r>
@@ -4182,7 +4234,7 @@
     </w:p>
     <w:p>
       <w:pPr>
-        <w:pStyle w:val="a1"/>
+        <w:pStyle w:val="31"/>
         <w:keepNext w:val="0"/>
         <w:keepLines w:val="0"/>
         <w:pageBreakBefore w:val="0"/>
@@ -4199,12 +4251,12 @@
         <w:textAlignment w:val="baseline"/>
       </w:pPr>
       <w:r>
-        <w:t>管理层、综合部、运维部、研发部、产品产品质量部</w:t>
+        <w:t>管理层、综合部、运维部、研发部、产品质量部</w:t>
       </w:r>
     </w:p>
     <w:p>
       <w:pPr>
-        <w:pStyle w:val="1"/>
+        <w:pStyle w:val="30"/>
         <w:keepNext w:val="0"/>
         <w:keepLines w:val="0"/>
         <w:pageBreakBefore w:val="0"/>
@@ -4220,8 +4272,8 @@
         <w:snapToGrid w:val="0"/>
         <w:textAlignment w:val="baseline"/>
       </w:pPr>
-      <w:bookmarkStart w:id="5" w:name="_Toc6826"/>
-      <w:bookmarkStart w:id="6" w:name="heading_5"/>
+      <w:bookmarkStart w:id="5" w:name="heading_5"/>
+      <w:bookmarkStart w:id="6" w:name="_Toc24345"/>
       <w:r>
         <w:t>评审过程概述</w:t>
       </w:r>
@@ -4230,7 +4282,7 @@
     </w:p>
     <w:p>
       <w:pPr>
-        <w:pStyle w:val="2"/>
+        <w:pStyle w:val="32"/>
         <w:keepNext w:val="0"/>
         <w:keepLines w:val="0"/>
         <w:pageBreakBefore w:val="0"/>
@@ -4246,7 +4298,7 @@
         <w:snapToGrid w:val="0"/>
         <w:textAlignment w:val="baseline"/>
       </w:pPr>
-      <w:bookmarkStart w:id="7" w:name="_Toc9563"/>
+      <w:bookmarkStart w:id="7" w:name="_Toc5733"/>
       <w:r>
         <w:t>管理评审会议准备</w:t>
       </w:r>
@@ -4254,7 +4306,7 @@
     </w:p>
     <w:p>
       <w:pPr>
-        <w:pStyle w:val="a1"/>
+        <w:pStyle w:val="31"/>
         <w:keepNext w:val="0"/>
         <w:keepLines w:val="0"/>
         <w:pageBreakBefore w:val="0"/>
@@ -4271,7 +4323,7 @@
         <w:textAlignment w:val="baseline"/>
       </w:pPr>
       <w:r>
-        <w:t>根据公司运维服务管理体系运行需要，由产品产品质量部在2025年</w:t>
+        <w:t>根据公司运维服务管理体系运行需要，由产品质量部在2025年</w:t>
       </w:r>
       <w:r>
         <w:rPr>
@@ -4316,7 +4368,7 @@
     </w:p>
     <w:p>
       <w:pPr>
-        <w:pStyle w:val="2"/>
+        <w:pStyle w:val="32"/>
         <w:keepNext w:val="0"/>
         <w:keepLines w:val="0"/>
         <w:pageBreakBefore w:val="0"/>
@@ -4332,7 +4384,7 @@
         <w:snapToGrid w:val="0"/>
         <w:textAlignment w:val="baseline"/>
       </w:pPr>
-      <w:bookmarkStart w:id="8" w:name="_Toc12589"/>
+      <w:bookmarkStart w:id="8" w:name="_Toc30884"/>
       <w:r>
         <w:t>管理评审会议过程</w:t>
       </w:r>
@@ -4340,7 +4392,7 @@
     </w:p>
     <w:p>
       <w:pPr>
-        <w:pStyle w:val="a1"/>
+        <w:pStyle w:val="31"/>
         <w:keepNext w:val="0"/>
         <w:keepLines w:val="0"/>
         <w:pageBreakBefore w:val="0"/>
@@ -4362,7 +4414,7 @@
     </w:p>
     <w:p>
       <w:pPr>
-        <w:pStyle w:val="1"/>
+        <w:pStyle w:val="30"/>
         <w:keepNext w:val="0"/>
         <w:keepLines w:val="0"/>
         <w:pageBreakBefore w:val="0"/>
@@ -4378,8 +4430,8 @@
         <w:snapToGrid w:val="0"/>
         <w:textAlignment w:val="baseline"/>
       </w:pPr>
-      <w:bookmarkStart w:id="9" w:name="_Toc27446"/>
-      <w:bookmarkStart w:id="10" w:name="heading_6"/>
+      <w:bookmarkStart w:id="9" w:name="heading_6"/>
+      <w:bookmarkStart w:id="10" w:name="_Toc17454"/>
       <w:r>
         <w:t>评审内容要点</w:t>
       </w:r>
@@ -4388,7 +4440,7 @@
     </w:p>
     <w:p>
       <w:pPr>
-        <w:pStyle w:val="a3"/>
+        <w:pStyle w:val="41"/>
         <w:keepNext w:val="0"/>
         <w:keepLines w:val="0"/>
         <w:pageBreakBefore w:val="0"/>
@@ -4414,7 +4466,7 @@
     </w:p>
     <w:p>
       <w:pPr>
-        <w:pStyle w:val="a3"/>
+        <w:pStyle w:val="41"/>
         <w:keepNext w:val="0"/>
         <w:keepLines w:val="0"/>
         <w:pageBreakBefore w:val="0"/>
@@ -4440,7 +4492,7 @@
     </w:p>
     <w:p>
       <w:pPr>
-        <w:pStyle w:val="a3"/>
+        <w:pStyle w:val="41"/>
         <w:keepNext w:val="0"/>
         <w:keepLines w:val="0"/>
         <w:pageBreakBefore w:val="0"/>
@@ -4466,7 +4518,7 @@
     </w:p>
     <w:p>
       <w:pPr>
-        <w:pStyle w:val="a3"/>
+        <w:pStyle w:val="41"/>
         <w:keepNext w:val="0"/>
         <w:keepLines w:val="0"/>
         <w:pageBreakBefore w:val="0"/>
@@ -4492,7 +4544,7 @@
     </w:p>
     <w:p>
       <w:pPr>
-        <w:pStyle w:val="a3"/>
+        <w:pStyle w:val="41"/>
         <w:keepNext w:val="0"/>
         <w:keepLines w:val="0"/>
         <w:pageBreakBefore w:val="0"/>
@@ -4518,7 +4570,7 @@
     </w:p>
     <w:p>
       <w:pPr>
-        <w:pStyle w:val="a3"/>
+        <w:pStyle w:val="41"/>
         <w:keepNext w:val="0"/>
         <w:keepLines w:val="0"/>
         <w:pageBreakBefore w:val="0"/>
@@ -4544,7 +4596,7 @@
     </w:p>
     <w:p>
       <w:pPr>
-        <w:pStyle w:val="a3"/>
+        <w:pStyle w:val="41"/>
         <w:keepNext w:val="0"/>
         <w:keepLines w:val="0"/>
         <w:pageBreakBefore w:val="0"/>
@@ -4570,7 +4622,7 @@
     </w:p>
     <w:p>
       <w:pPr>
-        <w:pStyle w:val="a3"/>
+        <w:pStyle w:val="41"/>
         <w:keepNext w:val="0"/>
         <w:keepLines w:val="0"/>
         <w:pageBreakBefore w:val="0"/>
@@ -4596,7 +4648,7 @@
     </w:p>
     <w:p>
       <w:pPr>
-        <w:pStyle w:val="1"/>
+        <w:pStyle w:val="30"/>
         <w:keepNext w:val="0"/>
         <w:keepLines w:val="0"/>
         <w:pageBreakBefore w:val="0"/>
@@ -4612,8 +4664,8 @@
         <w:snapToGrid w:val="0"/>
         <w:textAlignment w:val="baseline"/>
       </w:pPr>
-      <w:bookmarkStart w:id="11" w:name="_Toc16661"/>
-      <w:bookmarkStart w:id="12" w:name="heading_7"/>
+      <w:bookmarkStart w:id="11" w:name="heading_7"/>
+      <w:bookmarkStart w:id="12" w:name="_Toc10923"/>
       <w:r>
         <w:t>评审具体内容</w:t>
       </w:r>
@@ -4622,7 +4674,7 @@
     </w:p>
     <w:p>
       <w:pPr>
-        <w:pStyle w:val="2"/>
+        <w:pStyle w:val="32"/>
         <w:keepNext w:val="0"/>
         <w:keepLines w:val="0"/>
         <w:pageBreakBefore w:val="0"/>
@@ -4638,7 +4690,7 @@
         <w:snapToGrid w:val="0"/>
         <w:textAlignment w:val="baseline"/>
       </w:pPr>
-      <w:bookmarkStart w:id="13" w:name="_Toc7733"/>
+      <w:bookmarkStart w:id="13" w:name="_Toc31767"/>
       <w:bookmarkStart w:id="14" w:name="heading_8"/>
       <w:r>
         <w:rPr>
@@ -4651,7 +4703,7 @@
     </w:p>
     <w:p>
       <w:pPr>
-        <w:pStyle w:val="3"/>
+        <w:pStyle w:val="33"/>
         <w:keepNext w:val="0"/>
         <w:keepLines w:val="0"/>
         <w:pageBreakBefore w:val="0"/>
@@ -4667,7 +4719,7 @@
         <w:snapToGrid w:val="0"/>
         <w:textAlignment w:val="baseline"/>
       </w:pPr>
-      <w:bookmarkStart w:id="15" w:name="_Toc27272"/>
+      <w:bookmarkStart w:id="15" w:name="_Toc6302"/>
       <w:r>
         <w:t>质量检查及KPI达成情况</w:t>
       </w:r>
@@ -4676,7 +4728,7 @@
     </w:p>
     <w:p>
       <w:pPr>
-        <w:pStyle w:val="a1"/>
+        <w:pStyle w:val="31"/>
         <w:keepNext w:val="0"/>
         <w:keepLines w:val="0"/>
         <w:pageBreakBefore w:val="0"/>
@@ -4719,7 +4771,7 @@
     </w:p>
     <w:p>
       <w:pPr>
-        <w:pStyle w:val="3"/>
+        <w:pStyle w:val="33"/>
         <w:keepNext w:val="0"/>
         <w:keepLines w:val="0"/>
         <w:pageBreakBefore w:val="0"/>
@@ -4739,7 +4791,7 @@
           <w:lang w:val="en-US" w:eastAsia="zh-CN"/>
         </w:rPr>
       </w:pPr>
-      <w:bookmarkStart w:id="16" w:name="_Toc6825"/>
+      <w:bookmarkStart w:id="16" w:name="_Toc29267"/>
       <w:r>
         <w:rPr>
           <w:rFonts w:hint="eastAsia"/>
@@ -4751,7 +4803,7 @@
     </w:p>
     <w:p>
       <w:pPr>
-        <w:pStyle w:val="a1"/>
+        <w:pStyle w:val="31"/>
         <w:keepNext w:val="0"/>
         <w:keepLines w:val="0"/>
         <w:pageBreakBefore w:val="0"/>
@@ -4767,7 +4819,7 @@
         <w:snapToGrid w:val="0"/>
         <w:textAlignment w:val="baseline"/>
         <w:rPr>
-          <w:rFonts w:eastAsia="宋体" w:hint="default"/>
+          <w:rFonts w:hint="default" w:eastAsia="宋体"/>
           <w:lang w:val="en-US" w:eastAsia="zh-CN"/>
         </w:rPr>
       </w:pPr>
@@ -4776,12 +4828,12 @@
           <w:rFonts w:hint="eastAsia"/>
           <w:lang w:val="en-US" w:eastAsia="zh-CN"/>
         </w:rPr>
-        <w:t>针对服务数据考核指标不满足的情况（2025年第二季度数据完整性为95%，未达标），综合部积极组织人员进行培训，由运维部经理宣贯《服务数据管理制度》，由产品产品质量部进行跟踪。经分析，原因为部分历史数据存在字段缺失，运维部已组织数据清洗，完善数据录入规范。2025年第三、四季度数据完整性已提升至100%和100%，问题得到解决。</w:t>
+        <w:t>针对服务数据考核指标不满足的情况（2025年第二季度数据完整性为95%，未达标），综合部积极组织人员进行培训，由运维部经理宣贯《服务数据管理制度》，由产品质量部进行跟踪。经分析，原因为部分历史数据存在字段缺失，运维部已组织数据清洗，完善数据录入规范。2025年第三、四季度数据完整性已提升至100%和100%，问题得到解决。</w:t>
       </w:r>
     </w:p>
     <w:p>
       <w:pPr>
-        <w:pStyle w:val="2"/>
+        <w:pStyle w:val="32"/>
         <w:keepNext w:val="0"/>
         <w:keepLines w:val="0"/>
         <w:pageBreakBefore w:val="0"/>
@@ -4798,7 +4850,7 @@
         <w:textAlignment w:val="baseline"/>
       </w:pPr>
       <w:bookmarkStart w:id="17" w:name="heading_9"/>
-      <w:bookmarkStart w:id="18" w:name="_Toc19052"/>
+      <w:bookmarkStart w:id="18" w:name="_Toc29254"/>
       <w:r>
         <w:t>内部审核情况</w:t>
       </w:r>
@@ -4807,7 +4859,7 @@
     </w:p>
     <w:p>
       <w:pPr>
-        <w:pStyle w:val="a1"/>
+        <w:pStyle w:val="31"/>
         <w:keepNext w:val="0"/>
         <w:keepLines w:val="0"/>
         <w:pageBreakBefore w:val="0"/>
@@ -4859,7 +4911,7 @@
     </w:p>
     <w:p>
       <w:pPr>
-        <w:pStyle w:val="3"/>
+        <w:pStyle w:val="33"/>
         <w:keepNext w:val="0"/>
         <w:keepLines w:val="0"/>
         <w:pageBreakBefore w:val="0"/>
@@ -4878,7 +4930,7 @@
           <w:rFonts w:hint="eastAsia"/>
         </w:rPr>
       </w:pPr>
-      <w:bookmarkStart w:id="19" w:name="_Toc15460"/>
+      <w:bookmarkStart w:id="19" w:name="_Toc14952"/>
       <w:r>
         <w:rPr>
           <w:rFonts w:hint="eastAsia"/>
@@ -4889,7 +4941,7 @@
     </w:p>
     <w:p>
       <w:pPr>
-        <w:pStyle w:val="a1"/>
+        <w:pStyle w:val="31"/>
         <w:keepNext w:val="0"/>
         <w:keepLines w:val="0"/>
         <w:pageBreakBefore w:val="0"/>
@@ -4919,7 +4971,7 @@
     </w:p>
     <w:p>
       <w:pPr>
-        <w:pStyle w:val="3"/>
+        <w:pStyle w:val="33"/>
         <w:keepNext w:val="0"/>
         <w:keepLines w:val="0"/>
         <w:pageBreakBefore w:val="0"/>
@@ -4938,7 +4990,7 @@
           <w:rFonts w:hint="eastAsia"/>
         </w:rPr>
       </w:pPr>
-      <w:bookmarkStart w:id="20" w:name="_Toc23972"/>
+      <w:bookmarkStart w:id="20" w:name="_Toc31876"/>
       <w:r>
         <w:rPr>
           <w:rFonts w:hint="eastAsia"/>
@@ -4949,7 +5001,7 @@
     </w:p>
     <w:p>
       <w:pPr>
-        <w:pStyle w:val="a1"/>
+        <w:pStyle w:val="31"/>
         <w:keepNext w:val="0"/>
         <w:keepLines w:val="0"/>
         <w:pageBreakBefore w:val="0"/>
@@ -4977,7 +5029,7 @@
     </w:p>
     <w:p>
       <w:pPr>
-        <w:pStyle w:val="a1"/>
+        <w:pStyle w:val="31"/>
         <w:keepNext w:val="0"/>
         <w:keepLines w:val="0"/>
         <w:pageBreakBefore w:val="0"/>
@@ -5005,7 +5057,7 @@
     </w:p>
     <w:p>
       <w:pPr>
-        <w:pStyle w:val="3"/>
+        <w:pStyle w:val="33"/>
         <w:keepNext w:val="0"/>
         <w:keepLines w:val="0"/>
         <w:pageBreakBefore w:val="0"/>
@@ -5024,7 +5076,7 @@
           <w:rFonts w:hint="eastAsia"/>
         </w:rPr>
       </w:pPr>
-      <w:bookmarkStart w:id="21" w:name="_Toc25495"/>
+      <w:bookmarkStart w:id="21" w:name="_Toc20312"/>
       <w:r>
         <w:rPr>
           <w:rFonts w:hint="eastAsia"/>
@@ -5042,7 +5094,7 @@
     </w:p>
     <w:p>
       <w:pPr>
-        <w:pStyle w:val="a1"/>
+        <w:pStyle w:val="31"/>
         <w:keepNext w:val="0"/>
         <w:keepLines w:val="0"/>
         <w:pageBreakBefore w:val="0"/>
@@ -5083,7 +5135,7 @@
     </w:p>
     <w:p>
       <w:pPr>
-        <w:pStyle w:val="a1"/>
+        <w:pStyle w:val="31"/>
         <w:keepNext w:val="0"/>
         <w:keepLines w:val="0"/>
         <w:pageBreakBefore w:val="0"/>
@@ -5111,7 +5163,7 @@
     </w:p>
     <w:p>
       <w:pPr>
-        <w:pStyle w:val="a1"/>
+        <w:pStyle w:val="31"/>
         <w:keepNext w:val="0"/>
         <w:keepLines w:val="0"/>
         <w:pageBreakBefore w:val="0"/>
@@ -5139,7 +5191,7 @@
     </w:p>
     <w:p>
       <w:pPr>
-        <w:pStyle w:val="a1"/>
+        <w:pStyle w:val="31"/>
         <w:keepNext w:val="0"/>
         <w:keepLines w:val="0"/>
         <w:pageBreakBefore w:val="0"/>
@@ -5162,19 +5214,19 @@
         <w:rPr>
           <w:rFonts w:hint="eastAsia"/>
         </w:rPr>
-        <w:t>将工具效果评估纳入运维部例行工作，由产品产品质量部跟踪验证。</w:t>
+        <w:t>将工具效果评估纳入运维部例行工作，由产品质量部跟踪验证。</w:t>
       </w:r>
     </w:p>
     <w:p>
       <w:pPr>
-        <w:pStyle w:val="3"/>
+        <w:pStyle w:val="33"/>
         <w:bidi w:val="0"/>
         <w:rPr>
           <w:rFonts w:hint="default"/>
           <w:lang w:val="en-US" w:eastAsia="zh-CN"/>
         </w:rPr>
       </w:pPr>
-      <w:bookmarkStart w:id="22" w:name="_Toc26393"/>
+      <w:bookmarkStart w:id="22" w:name="_Toc4435"/>
       <w:r>
         <w:rPr>
           <w:rFonts w:hint="eastAsia"/>
@@ -5186,7 +5238,7 @@
     </w:p>
     <w:p>
       <w:pPr>
-        <w:pStyle w:val="a1"/>
+        <w:pStyle w:val="31"/>
         <w:keepNext w:val="0"/>
         <w:keepLines w:val="0"/>
         <w:pageBreakBefore w:val="0"/>
@@ -5211,7 +5263,7 @@
     </w:p>
     <w:p>
       <w:pPr>
-        <w:pStyle w:val="2"/>
+        <w:pStyle w:val="32"/>
         <w:keepNext w:val="0"/>
         <w:keepLines w:val="0"/>
         <w:pageBreakBefore w:val="0"/>
@@ -5228,7 +5280,7 @@
         <w:textAlignment w:val="baseline"/>
       </w:pPr>
       <w:bookmarkStart w:id="23" w:name="heading_10"/>
-      <w:bookmarkStart w:id="24" w:name="_Toc25908"/>
+      <w:bookmarkStart w:id="24" w:name="_Toc18993"/>
       <w:r>
         <w:t>客户满意度调查情况</w:t>
       </w:r>
@@ -5237,7 +5289,7 @@
     </w:p>
     <w:p>
       <w:pPr>
-        <w:pStyle w:val="3"/>
+        <w:pStyle w:val="33"/>
         <w:keepNext w:val="0"/>
         <w:keepLines w:val="0"/>
         <w:pageBreakBefore w:val="0"/>
@@ -5257,7 +5309,7 @@
           <w:lang w:val="en-US" w:eastAsia="zh-CN"/>
         </w:rPr>
       </w:pPr>
-      <w:bookmarkStart w:id="25" w:name="_Toc14064"/>
+      <w:bookmarkStart w:id="25" w:name="_Toc22682"/>
       <w:r>
         <w:rPr>
           <w:rFonts w:hint="eastAsia"/>
@@ -5269,7 +5321,7 @@
     </w:p>
     <w:p>
       <w:pPr>
-        <w:pStyle w:val="a1"/>
+        <w:pStyle w:val="31"/>
         <w:keepNext w:val="0"/>
         <w:keepLines w:val="0"/>
         <w:pageBreakBefore w:val="0"/>
@@ -5287,11 +5339,11 @@
         <w:bidi w:val="0"/>
         <w:adjustRightInd w:val="0"/>
         <w:snapToGrid w:val="0"/>
-        <w:ind w:left="425" w:hanging="425" w:leftChars="0" w:firstLineChars="0"/>
+        <w:ind w:left="425" w:leftChars="0" w:hanging="425" w:firstLineChars="0"/>
         <w:textAlignment w:val="baseline"/>
       </w:pPr>
       <w:r>
-        <w:t>产品产品质量部专员在2025年1</w:t>
+        <w:t>产品质量部专员在2025年1</w:t>
       </w:r>
       <w:r>
         <w:rPr>
@@ -5306,7 +5358,7 @@
     </w:p>
     <w:p>
       <w:pPr>
-        <w:pStyle w:val="a1"/>
+        <w:pStyle w:val="31"/>
         <w:keepNext w:val="0"/>
         <w:keepLines w:val="0"/>
         <w:pageBreakBefore w:val="0"/>
@@ -5324,7 +5376,7 @@
         <w:bidi w:val="0"/>
         <w:adjustRightInd w:val="0"/>
         <w:snapToGrid w:val="0"/>
-        <w:ind w:left="425" w:hanging="425" w:leftChars="0" w:firstLineChars="0"/>
+        <w:ind w:left="425" w:leftChars="0" w:hanging="425" w:firstLineChars="0"/>
         <w:textAlignment w:val="baseline"/>
       </w:pPr>
       <w:r>
@@ -5353,7 +5405,7 @@
     </w:p>
     <w:p>
       <w:pPr>
-        <w:pStyle w:val="a1"/>
+        <w:pStyle w:val="31"/>
         <w:keepNext w:val="0"/>
         <w:keepLines w:val="0"/>
         <w:pageBreakBefore w:val="0"/>
@@ -5371,7 +5423,7 @@
         <w:bidi w:val="0"/>
         <w:adjustRightInd w:val="0"/>
         <w:snapToGrid w:val="0"/>
-        <w:ind w:left="425" w:hanging="425" w:leftChars="0" w:firstLineChars="0"/>
+        <w:ind w:left="425" w:leftChars="0" w:hanging="425" w:firstLineChars="0"/>
         <w:textAlignment w:val="baseline"/>
       </w:pPr>
       <w:r>
@@ -5390,7 +5442,7 @@
     </w:p>
     <w:p>
       <w:pPr>
-        <w:pStyle w:val="a1"/>
+        <w:pStyle w:val="31"/>
         <w:keepNext w:val="0"/>
         <w:keepLines w:val="0"/>
         <w:pageBreakBefore w:val="0"/>
@@ -5408,7 +5460,7 @@
         <w:bidi w:val="0"/>
         <w:adjustRightInd w:val="0"/>
         <w:snapToGrid w:val="0"/>
-        <w:ind w:left="425" w:hanging="425" w:leftChars="0" w:firstLineChars="0"/>
+        <w:ind w:left="425" w:leftChars="0" w:hanging="425" w:firstLineChars="0"/>
         <w:textAlignment w:val="baseline"/>
       </w:pPr>
       <w:r>
@@ -5417,7 +5469,7 @@
     </w:p>
     <w:p>
       <w:pPr>
-        <w:pStyle w:val="3"/>
+        <w:pStyle w:val="33"/>
         <w:keepNext w:val="0"/>
         <w:keepLines w:val="0"/>
         <w:pageBreakBefore w:val="0"/>
@@ -5437,7 +5489,7 @@
           <w:lang w:val="en-US" w:eastAsia="zh-CN"/>
         </w:rPr>
       </w:pPr>
-      <w:bookmarkStart w:id="26" w:name="_Toc27586"/>
+      <w:bookmarkStart w:id="26" w:name="_Toc8705"/>
       <w:r>
         <w:rPr>
           <w:rFonts w:hint="eastAsia"/>
@@ -5449,7 +5501,7 @@
     </w:p>
     <w:p>
       <w:pPr>
-        <w:pStyle w:val="a1"/>
+        <w:pStyle w:val="31"/>
         <w:keepNext w:val="0"/>
         <w:keepLines w:val="0"/>
         <w:pageBreakBefore w:val="0"/>
@@ -5467,7 +5519,7 @@
         <w:bidi w:val="0"/>
         <w:adjustRightInd w:val="0"/>
         <w:snapToGrid w:val="0"/>
-        <w:ind w:left="425" w:hanging="425" w:leftChars="0" w:firstLineChars="0"/>
+        <w:ind w:left="425" w:leftChars="0" w:hanging="425" w:firstLineChars="0"/>
         <w:textAlignment w:val="baseline"/>
       </w:pPr>
       <w:r>
@@ -5476,7 +5528,7 @@
     </w:p>
     <w:p>
       <w:pPr>
-        <w:pStyle w:val="a1"/>
+        <w:pStyle w:val="31"/>
         <w:keepNext w:val="0"/>
         <w:keepLines w:val="0"/>
         <w:pageBreakBefore w:val="0"/>
@@ -5494,7 +5546,7 @@
         <w:bidi w:val="0"/>
         <w:adjustRightInd w:val="0"/>
         <w:snapToGrid w:val="0"/>
-        <w:ind w:left="425" w:hanging="425" w:leftChars="0" w:firstLineChars="0"/>
+        <w:ind w:left="425" w:leftChars="0" w:hanging="425" w:firstLineChars="0"/>
         <w:textAlignment w:val="baseline"/>
       </w:pPr>
       <w:r>
@@ -5503,7 +5555,7 @@
     </w:p>
     <w:p>
       <w:pPr>
-        <w:pStyle w:val="a1"/>
+        <w:pStyle w:val="31"/>
         <w:keepNext w:val="0"/>
         <w:keepLines w:val="0"/>
         <w:pageBreakBefore w:val="0"/>
@@ -5521,7 +5573,7 @@
         <w:bidi w:val="0"/>
         <w:adjustRightInd w:val="0"/>
         <w:snapToGrid w:val="0"/>
-        <w:ind w:left="425" w:hanging="425" w:leftChars="0" w:firstLineChars="0"/>
+        <w:ind w:left="425" w:leftChars="0" w:hanging="425" w:firstLineChars="0"/>
         <w:textAlignment w:val="baseline"/>
         <w:rPr>
           <w:rFonts w:hint="default"/>
@@ -5534,7 +5586,7 @@
     </w:p>
     <w:p>
       <w:pPr>
-        <w:pStyle w:val="2"/>
+        <w:pStyle w:val="32"/>
         <w:keepNext w:val="0"/>
         <w:keepLines w:val="0"/>
         <w:pageBreakBefore w:val="0"/>
@@ -5551,16 +5603,18 @@
         <w:textAlignment w:val="baseline"/>
       </w:pPr>
       <w:bookmarkStart w:id="27" w:name="heading_13"/>
-      <w:bookmarkStart w:id="28" w:name="_Toc25768"/>
+      <w:bookmarkStart w:id="28" w:name="_Toc18642"/>
       <w:r>
         <w:t>SLA达成情况</w:t>
       </w:r>
       <w:bookmarkEnd w:id="27"/>
       <w:bookmarkEnd w:id="28"/>
+      <w:bookmarkStart w:id="35" w:name="_GoBack"/>
+      <w:bookmarkEnd w:id="35"/>
     </w:p>
     <w:p>
       <w:pPr>
-        <w:pStyle w:val="a1"/>
+        <w:pStyle w:val="31"/>
         <w:keepNext w:val="0"/>
         <w:keepLines w:val="0"/>
         <w:pageBreakBefore w:val="0"/>
@@ -5582,7 +5636,7 @@
     </w:p>
     <w:p>
       <w:pPr>
-        <w:pStyle w:val="2"/>
+        <w:pStyle w:val="32"/>
         <w:keepNext w:val="0"/>
         <w:keepLines w:val="0"/>
         <w:pageBreakBefore w:val="0"/>
@@ -5599,7 +5653,7 @@
         <w:textAlignment w:val="baseline"/>
       </w:pPr>
       <w:bookmarkStart w:id="29" w:name="heading_12"/>
-      <w:bookmarkStart w:id="30" w:name="_Toc13201"/>
+      <w:bookmarkStart w:id="30" w:name="_Toc26752"/>
       <w:r>
         <w:t>纠正及预防措施情况</w:t>
       </w:r>
@@ -5608,7 +5662,7 @@
     </w:p>
     <w:p>
       <w:pPr>
-        <w:pStyle w:val="a1"/>
+        <w:pStyle w:val="31"/>
         <w:keepNext w:val="0"/>
         <w:keepLines w:val="0"/>
         <w:pageBreakBefore w:val="0"/>
@@ -5630,7 +5684,7 @@
     </w:p>
     <w:p>
       <w:pPr>
-        <w:pStyle w:val="1"/>
+        <w:pStyle w:val="30"/>
         <w:keepNext w:val="0"/>
         <w:keepLines w:val="0"/>
         <w:pageBreakBefore w:val="0"/>
@@ -5646,8 +5700,8 @@
         <w:snapToGrid w:val="0"/>
         <w:textAlignment w:val="baseline"/>
       </w:pPr>
-      <w:bookmarkStart w:id="31" w:name="_Toc23285"/>
-      <w:bookmarkStart w:id="32" w:name="heading_14"/>
+      <w:bookmarkStart w:id="31" w:name="heading_14"/>
+      <w:bookmarkStart w:id="32" w:name="_Toc13703"/>
       <w:r>
         <w:t>评审综述</w:t>
       </w:r>
@@ -5656,7 +5710,7 @@
     </w:p>
     <w:p>
       <w:pPr>
-        <w:pStyle w:val="a1"/>
+        <w:pStyle w:val="31"/>
         <w:keepNext w:val="0"/>
         <w:keepLines w:val="0"/>
         <w:pageBreakBefore w:val="0"/>
@@ -5678,7 +5732,7 @@
     </w:p>
     <w:p>
       <w:pPr>
-        <w:pStyle w:val="a1"/>
+        <w:pStyle w:val="31"/>
         <w:keepNext w:val="0"/>
         <w:keepLines w:val="0"/>
         <w:pageBreakBefore w:val="0"/>
@@ -5700,7 +5754,7 @@
     </w:p>
     <w:p>
       <w:pPr>
-        <w:pStyle w:val="a1"/>
+        <w:pStyle w:val="31"/>
         <w:keepNext w:val="0"/>
         <w:keepLines w:val="0"/>
         <w:pageBreakBefore w:val="0"/>
@@ -5722,7 +5776,7 @@
     </w:p>
     <w:p>
       <w:pPr>
-        <w:pStyle w:val="1"/>
+        <w:pStyle w:val="30"/>
         <w:keepNext w:val="0"/>
         <w:keepLines w:val="0"/>
         <w:pageBreakBefore w:val="0"/>
@@ -5739,7 +5793,7 @@
         <w:textAlignment w:val="baseline"/>
       </w:pPr>
       <w:bookmarkStart w:id="33" w:name="heading_15"/>
-      <w:bookmarkStart w:id="34" w:name="_Toc9632"/>
+      <w:bookmarkStart w:id="34" w:name="_Toc20715"/>
       <w:r>
         <w:t>工作计划和资源需求</w:t>
       </w:r>
@@ -5748,7 +5802,7 @@
     </w:p>
     <w:p>
       <w:pPr>
-        <w:pStyle w:val="a1"/>
+        <w:pStyle w:val="31"/>
         <w:keepNext w:val="0"/>
         <w:keepLines w:val="0"/>
         <w:pageBreakBefore w:val="0"/>
@@ -5770,7 +5824,7 @@
     </w:p>
     <w:p>
       <w:pPr>
-        <w:pStyle w:val="a3"/>
+        <w:pStyle w:val="41"/>
         <w:keepNext w:val="0"/>
         <w:keepLines w:val="0"/>
         <w:pageBreakBefore w:val="0"/>
@@ -5788,7 +5842,7 @@
         <w:bidi w:val="0"/>
         <w:adjustRightInd w:val="0"/>
         <w:snapToGrid w:val="0"/>
-        <w:ind w:left="425" w:hanging="425" w:leftChars="0" w:firstLineChars="0"/>
+        <w:ind w:left="425" w:leftChars="0" w:hanging="425" w:firstLineChars="0"/>
         <w:textAlignment w:val="baseline"/>
       </w:pPr>
       <w:r>
@@ -5797,7 +5851,7 @@
     </w:p>
     <w:p>
       <w:pPr>
-        <w:pStyle w:val="a3"/>
+        <w:pStyle w:val="41"/>
         <w:keepNext w:val="0"/>
         <w:keepLines w:val="0"/>
         <w:pageBreakBefore w:val="0"/>
@@ -5815,7 +5869,7 @@
         <w:bidi w:val="0"/>
         <w:adjustRightInd w:val="0"/>
         <w:snapToGrid w:val="0"/>
-        <w:ind w:left="425" w:hanging="425" w:leftChars="0" w:firstLineChars="0"/>
+        <w:ind w:left="425" w:leftChars="0" w:hanging="425" w:firstLineChars="0"/>
         <w:textAlignment w:val="baseline"/>
       </w:pPr>
       <w:r>
@@ -5824,7 +5878,7 @@
     </w:p>
     <w:p>
       <w:pPr>
-        <w:pStyle w:val="a3"/>
+        <w:pStyle w:val="41"/>
         <w:keepNext w:val="0"/>
         <w:keepLines w:val="0"/>
         <w:pageBreakBefore w:val="0"/>
@@ -5842,7 +5896,7 @@
         <w:bidi w:val="0"/>
         <w:adjustRightInd w:val="0"/>
         <w:snapToGrid w:val="0"/>
-        <w:ind w:left="425" w:hanging="425" w:leftChars="0" w:firstLineChars="0"/>
+        <w:ind w:left="425" w:leftChars="0" w:hanging="425" w:firstLineChars="0"/>
         <w:textAlignment w:val="baseline"/>
         <w:rPr>
           <w:rFonts w:hint="default"/>
@@ -5852,26 +5906,74 @@
       <w:r>
         <w:t>结合公司实际不断修订标准体系：完善运维服务能力管理改进机制，能够及时修正能力管理中存在的缺陷，实现体系的落地性和适宜性。</w:t>
       </w:r>
-      <w:bookmarkStart w:id="35" w:name="_GoBack"/>
-      <w:bookmarkEnd w:id="35"/>
     </w:p>
     <w:sectPr>
       <w:pgSz w:w="11906" w:h="16838"/>
       <w:pgMar w:top="1440" w:right="1800" w:bottom="1440" w:left="1800" w:header="851" w:footer="992" w:gutter="0"/>
-      <w:cols w:num="1" w:space="425"/>
+      <w:cols w:space="425" w:num="1"/>
       <w:docGrid w:type="lines" w:linePitch="312" w:charSpace="0"/>
     </w:sectPr>
   </w:body>
 </w:document>
 </file>
 
+<file path=word/endnotes.xml><?xml version="1.0" encoding="utf-8"?>
+<w:endnotes xmlns:wpc="http://schemas.microsoft.com/office/word/2010/wordprocessingCanvas" xmlns:mc="http://schemas.openxmlformats.org/markup-compatibility/2006" xmlns:o="urn:schemas-microsoft-com:office:office" xmlns:r="http://schemas.openxmlformats.org/officeDocument/2006/relationships" xmlns:m="http://schemas.openxmlformats.org/officeDocument/2006/math" xmlns:v="urn:schemas-microsoft-com:vml" xmlns:wp14="http://schemas.microsoft.com/office/word/2010/wordprocessingDrawing" xmlns:wp="http://schemas.openxmlformats.org/drawingml/2006/wordprocessingDrawing" xmlns:w="http://schemas.openxmlformats.org/wordprocessingml/2006/main" xmlns:w14="http://schemas.microsoft.com/office/word/2010/wordml" xmlns:w15="http://schemas.microsoft.com/office/word/2012/wordml" xmlns:w10="urn:schemas-microsoft-com:office:word" xmlns:wpg="http://schemas.microsoft.com/office/word/2010/wordprocessingGroup" xmlns:wpi="http://schemas.microsoft.com/office/word/2010/wordprocessingInk" xmlns:wne="http://schemas.microsoft.com/office/word/2006/wordml" xmlns:wps="http://schemas.microsoft.com/office/word/2010/wordprocessingShape" xmlns:wpsCustomData="http://www.wps.cn/officeDocument/2013/wpsCustomData" mc:Ignorable="w14 w15 wp14">
+  <w:endnote w:type="separator" w:id="0">
+    <w:p>
+      <w:pPr>
+        <w:spacing w:line="240" w:lineRule="auto"/>
+      </w:pPr>
+      <w:r>
+        <w:separator/>
+      </w:r>
+    </w:p>
+  </w:endnote>
+  <w:endnote w:type="continuationSeparator" w:id="1">
+    <w:p>
+      <w:pPr>
+        <w:spacing w:line="240" w:lineRule="auto"/>
+      </w:pPr>
+      <w:r>
+        <w:continuationSeparator/>
+      </w:r>
+    </w:p>
+  </w:endnote>
+</w:endnotes>
+</file>
+
+<file path=word/footnotes.xml><?xml version="1.0" encoding="utf-8"?>
+<w:footnotes xmlns:wpc="http://schemas.microsoft.com/office/word/2010/wordprocessingCanvas" xmlns:mc="http://schemas.openxmlformats.org/markup-compatibility/2006" xmlns:o="urn:schemas-microsoft-com:office:office" xmlns:r="http://schemas.openxmlformats.org/officeDocument/2006/relationships" xmlns:m="http://schemas.openxmlformats.org/officeDocument/2006/math" xmlns:v="urn:schemas-microsoft-com:vml" xmlns:wp14="http://schemas.microsoft.com/office/word/2010/wordprocessingDrawing" xmlns:wp="http://schemas.openxmlformats.org/drawingml/2006/wordprocessingDrawing" xmlns:w="http://schemas.openxmlformats.org/wordprocessingml/2006/main" xmlns:w14="http://schemas.microsoft.com/office/word/2010/wordml" xmlns:w15="http://schemas.microsoft.com/office/word/2012/wordml" xmlns:w10="urn:schemas-microsoft-com:office:word" xmlns:wpg="http://schemas.microsoft.com/office/word/2010/wordprocessingGroup" xmlns:wpi="http://schemas.microsoft.com/office/word/2010/wordprocessingInk" xmlns:wne="http://schemas.microsoft.com/office/word/2006/wordml" xmlns:wps="http://schemas.microsoft.com/office/word/2010/wordprocessingShape" xmlns:wpsCustomData="http://www.wps.cn/officeDocument/2013/wpsCustomData" mc:Ignorable="w14 w15 wp14">
+  <w:footnote w:type="separator" w:id="0">
+    <w:p>
+      <w:pPr>
+        <w:spacing w:line="360" w:lineRule="auto"/>
+      </w:pPr>
+      <w:r>
+        <w:separator/>
+      </w:r>
+    </w:p>
+  </w:footnote>
+  <w:footnote w:type="continuationSeparator" w:id="1">
+    <w:p>
+      <w:pPr>
+        <w:spacing w:line="360" w:lineRule="auto"/>
+      </w:pPr>
+      <w:r>
+        <w:continuationSeparator/>
+      </w:r>
+    </w:p>
+  </w:footnote>
+</w:footnotes>
+</file>
+
 <file path=word/numbering.xml><?xml version="1.0" encoding="utf-8"?>
-<w:numbering xmlns:wpc="http://schemas.microsoft.com/office/word/2010/wordprocessingCanvas" xmlns:mc="http://schemas.openxmlformats.org/markup-compatibility/2006" xmlns:o="urn:schemas-microsoft-com:office:office" xmlns:r="http://schemas.openxmlformats.org/officeDocument/2006/relationships" xmlns:m="http://schemas.openxmlformats.org/officeDocument/2006/math" xmlns:v="urn:schemas-microsoft-com:vml" xmlns:wp14="http://schemas.microsoft.com/office/word/2010/wordprocessingDrawing" xmlns:wp="http://schemas.openxmlformats.org/drawingml/2006/wordprocessingDrawing" xmlns:w10="urn:schemas-microsoft-com:office:word" xmlns:w="http://schemas.openxmlformats.org/wordprocessingml/2006/main" xmlns:w14="http://schemas.microsoft.com/office/word/2010/wordml" xmlns:w15="http://schemas.microsoft.com/office/word/2012/wordml" xmlns:wne="http://schemas.microsoft.com/office/word/2006/wordml" xmlns:wpg="http://schemas.microsoft.com/office/word/2010/wordprocessingGroup" xmlns:wpi="http://schemas.microsoft.com/office/word/2010/wordprocessingInk" xmlns:wps="http://schemas.microsoft.com/office/word/2010/wordprocessingShape" mc:Ignorable="w14 w15 wp14">
+<w:numbering xmlns:wpc="http://schemas.microsoft.com/office/word/2010/wordprocessingCanvas" xmlns:mc="http://schemas.openxmlformats.org/markup-compatibility/2006" xmlns:o="urn:schemas-microsoft-com:office:office" xmlns:r="http://schemas.openxmlformats.org/officeDocument/2006/relationships" xmlns:m="http://schemas.openxmlformats.org/officeDocument/2006/math" xmlns:v="urn:schemas-microsoft-com:vml" xmlns:wp14="http://schemas.microsoft.com/office/word/2010/wordprocessingDrawing" xmlns:wp="http://schemas.openxmlformats.org/drawingml/2006/wordprocessingDrawing" xmlns:w10="urn:schemas-microsoft-com:office:word" xmlns:w="http://schemas.openxmlformats.org/wordprocessingml/2006/main" xmlns:w14="http://schemas.microsoft.com/office/word/2010/wordml" xmlns:wpg="http://schemas.microsoft.com/office/word/2010/wordprocessingGroup" xmlns:wpi="http://schemas.microsoft.com/office/word/2010/wordprocessingInk" xmlns:wne="http://schemas.microsoft.com/office/word/2006/wordml" xmlns:wps="http://schemas.microsoft.com/office/word/2010/wordprocessingShape" xmlns:wpsCustomData="http://www.wps.cn/officeDocument/2013/wpsCustomData" mc:Ignorable="w14 wp14">
   <w:abstractNum w:abstractNumId="0">
     <w:nsid w:val="8358CCEA"/>
     <w:multiLevelType w:val="singleLevel"/>
     <w:tmpl w:val="8358CCEA"/>
-    <w:lvl w:ilvl="0">
+    <w:lvl w:ilvl="0" w:tentative="0">
       <w:start w:val="1"/>
       <w:numFmt w:val="decimal"/>
       <w:lvlText w:val="%1."/>
@@ -5888,10 +5990,10 @@
     <w:nsid w:val="8E964DCE"/>
     <w:multiLevelType w:val="multilevel"/>
     <w:tmpl w:val="8E964DCE"/>
-    <w:lvl w:ilvl="0">
+    <w:lvl w:ilvl="0" w:tentative="0">
       <w:start w:val="1"/>
       <w:numFmt w:val="decimal"/>
-      <w:pStyle w:val="Heading1"/>
+      <w:pStyle w:val="2"/>
       <w:lvlText w:val="%1."/>
       <w:lvlJc w:val="left"/>
       <w:pPr>
@@ -5901,10 +6003,10 @@
         <w:rFonts w:hint="default"/>
       </w:rPr>
     </w:lvl>
-    <w:lvl w:ilvl="1">
+    <w:lvl w:ilvl="1" w:tentative="0">
       <w:start w:val="1"/>
       <w:numFmt w:val="decimal"/>
-      <w:pStyle w:val="Heading2"/>
+      <w:pStyle w:val="3"/>
       <w:lvlText w:val="%1.%2."/>
       <w:lvlJc w:val="left"/>
       <w:pPr>
@@ -5914,10 +6016,10 @@
         <w:rFonts w:hint="default"/>
       </w:rPr>
     </w:lvl>
-    <w:lvl w:ilvl="2">
+    <w:lvl w:ilvl="2" w:tentative="0">
       <w:start w:val="1"/>
       <w:numFmt w:val="decimal"/>
-      <w:pStyle w:val="Heading3"/>
+      <w:pStyle w:val="4"/>
       <w:lvlText w:val="%1.%2.%3."/>
       <w:lvlJc w:val="left"/>
       <w:pPr>
@@ -5927,10 +6029,10 @@
         <w:rFonts w:hint="default"/>
       </w:rPr>
     </w:lvl>
-    <w:lvl w:ilvl="3">
+    <w:lvl w:ilvl="3" w:tentative="0">
       <w:start w:val="1"/>
       <w:numFmt w:val="decimal"/>
-      <w:pStyle w:val="Heading4"/>
+      <w:pStyle w:val="5"/>
       <w:lvlText w:val="%1.%2.%3.%4."/>
       <w:lvlJc w:val="left"/>
       <w:pPr>
@@ -5940,10 +6042,10 @@
         <w:rFonts w:hint="default"/>
       </w:rPr>
     </w:lvl>
-    <w:lvl w:ilvl="4">
+    <w:lvl w:ilvl="4" w:tentative="0">
       <w:start w:val="1"/>
       <w:numFmt w:val="decimal"/>
-      <w:pStyle w:val="Heading5"/>
+      <w:pStyle w:val="6"/>
       <w:lvlText w:val="%1.%2.%3.%4.%5."/>
       <w:lvlJc w:val="left"/>
       <w:pPr>
@@ -5953,10 +6055,10 @@
         <w:rFonts w:hint="default"/>
       </w:rPr>
     </w:lvl>
-    <w:lvl w:ilvl="5">
+    <w:lvl w:ilvl="5" w:tentative="0">
       <w:start w:val="1"/>
       <w:numFmt w:val="decimal"/>
-      <w:pStyle w:val="Heading6"/>
+      <w:pStyle w:val="7"/>
       <w:lvlText w:val="%1.%2.%3.%4.%5.%6."/>
       <w:lvlJc w:val="left"/>
       <w:pPr>
@@ -5966,10 +6068,10 @@
         <w:rFonts w:hint="default"/>
       </w:rPr>
     </w:lvl>
-    <w:lvl w:ilvl="6">
+    <w:lvl w:ilvl="6" w:tentative="0">
       <w:start w:val="1"/>
       <w:numFmt w:val="decimal"/>
-      <w:pStyle w:val="Heading7"/>
+      <w:pStyle w:val="8"/>
       <w:lvlText w:val="%1.%2.%3.%4.%5.%6.%7."/>
       <w:lvlJc w:val="left"/>
       <w:pPr>
@@ -5979,10 +6081,10 @@
         <w:rFonts w:hint="default"/>
       </w:rPr>
     </w:lvl>
-    <w:lvl w:ilvl="7">
+    <w:lvl w:ilvl="7" w:tentative="0">
       <w:start w:val="1"/>
       <w:numFmt w:val="decimal"/>
-      <w:pStyle w:val="Heading8"/>
+      <w:pStyle w:val="9"/>
       <w:lvlText w:val="%1.%2.%3.%4.%5.%6.%7.%8."/>
       <w:lvlJc w:val="left"/>
       <w:pPr>
@@ -5992,10 +6094,10 @@
         <w:rFonts w:hint="default"/>
       </w:rPr>
     </w:lvl>
-    <w:lvl w:ilvl="8">
+    <w:lvl w:ilvl="8" w:tentative="0">
       <w:start w:val="1"/>
       <w:numFmt w:val="decimal"/>
-      <w:pStyle w:val="Heading9"/>
+      <w:pStyle w:val="10"/>
       <w:lvlText w:val="%1.%2.%3.%4.%5.%6.%7.%8.%9."/>
       <w:lvlJc w:val="left"/>
       <w:pPr>
@@ -6010,7 +6112,7 @@
     <w:nsid w:val="A244C314"/>
     <w:multiLevelType w:val="singleLevel"/>
     <w:tmpl w:val="A244C314"/>
-    <w:lvl w:ilvl="0">
+    <w:lvl w:ilvl="0" w:tentative="0">
       <w:start w:val="1"/>
       <w:numFmt w:val="decimal"/>
       <w:lvlText w:val="%1."/>
@@ -6027,7 +6129,7 @@
     <w:nsid w:val="D6464235"/>
     <w:multiLevelType w:val="singleLevel"/>
     <w:tmpl w:val="D6464235"/>
-    <w:lvl w:ilvl="0">
+    <w:lvl w:ilvl="0" w:tentative="0">
       <w:start w:val="1"/>
       <w:numFmt w:val="decimal"/>
       <w:lvlText w:val="%1."/>
@@ -6044,7 +6146,7 @@
     <w:nsid w:val="5CED04BE"/>
     <w:multiLevelType w:val="singleLevel"/>
     <w:tmpl w:val="5CED04BE"/>
-    <w:lvl w:ilvl="0">
+    <w:lvl w:ilvl="0" w:tentative="0">
       <w:start w:val="1"/>
       <w:numFmt w:val="decimal"/>
       <w:lvlText w:val="%1."/>
@@ -6076,267 +6178,269 @@
 </file>
 
 <file path=word/styles.xml><?xml version="1.0" encoding="utf-8"?>
-<w:styles xmlns:mc="http://schemas.openxmlformats.org/markup-compatibility/2006" xmlns:r="http://schemas.openxmlformats.org/officeDocument/2006/relationships" xmlns:w="http://schemas.openxmlformats.org/wordprocessingml/2006/main" xmlns:w14="http://schemas.microsoft.com/office/word/2010/wordml" xmlns:w15="http://schemas.microsoft.com/office/word/2012/wordml" mc:Ignorable="w14 w15">
+<w:styles xmlns:mc="http://schemas.openxmlformats.org/markup-compatibility/2006" xmlns:o="urn:schemas-microsoft-com:office:office" xmlns:r="http://schemas.openxmlformats.org/officeDocument/2006/relationships" xmlns:m="http://schemas.openxmlformats.org/officeDocument/2006/math" xmlns:v="urn:schemas-microsoft-com:vml" xmlns:w="http://schemas.openxmlformats.org/wordprocessingml/2006/main" xmlns:w14="http://schemas.microsoft.com/office/word/2010/wordml" xmlns:w10="urn:schemas-microsoft-com:office:word" xmlns:sl="http://schemas.openxmlformats.org/schemaLibrary/2006/main" xmlns:wpsCustomData="http://www.wps.cn/officeDocument/2013/wpsCustomData" mc:Ignorable="w14">
   <w:docDefaults>
     <w:rPrDefault>
       <w:rPr>
-        <w:rFonts w:ascii="Times New Roman" w:eastAsia="宋体" w:hAnsi="Times New Roman" w:cs="Times New Roman"/>
+        <w:rFonts w:ascii="Times New Roman" w:hAnsi="Times New Roman" w:eastAsia="宋体" w:cs="Times New Roman"/>
       </w:rPr>
     </w:rPrDefault>
     <w:pPrDefault/>
   </w:docDefaults>
-  <w:latentStyles w:defLockedState="0" w:defUIPriority="99" w:defSemiHidden="1" w:defUnhideWhenUsed="1" w:defQFormat="0" w:count="260">
-    <w:lsdException w:name="Normal" w:semiHidden="0" w:uiPriority="0" w:unhideWhenUsed="0" w:qFormat="1"/>
-    <w:lsdException w:name="heading 1" w:semiHidden="0" w:uiPriority="0" w:unhideWhenUsed="0" w:qFormat="1"/>
-    <w:lsdException w:name="heading 2" w:semiHidden="0" w:uiPriority="0" w:qFormat="1"/>
-    <w:lsdException w:name="heading 3" w:uiPriority="0" w:qFormat="1"/>
-    <w:lsdException w:name="heading 4" w:semiHidden="0" w:uiPriority="0" w:qFormat="1"/>
-    <w:lsdException w:name="heading 5" w:uiPriority="0" w:qFormat="1"/>
-    <w:lsdException w:name="heading 6" w:uiPriority="0" w:qFormat="1"/>
-    <w:lsdException w:name="heading 7" w:uiPriority="0" w:qFormat="1"/>
-    <w:lsdException w:name="heading 8" w:uiPriority="0" w:qFormat="1"/>
-    <w:lsdException w:name="heading 9" w:uiPriority="0" w:qFormat="1"/>
-    <w:lsdException w:name="index 1" w:semiHidden="0" w:uiPriority="0" w:unhideWhenUsed="0"/>
-    <w:lsdException w:name="index 2" w:semiHidden="0" w:uiPriority="0" w:unhideWhenUsed="0"/>
-    <w:lsdException w:name="index 3" w:semiHidden="0" w:uiPriority="0" w:unhideWhenUsed="0"/>
-    <w:lsdException w:name="index 4" w:semiHidden="0" w:uiPriority="0" w:unhideWhenUsed="0"/>
-    <w:lsdException w:name="index 5" w:semiHidden="0" w:uiPriority="0" w:unhideWhenUsed="0"/>
-    <w:lsdException w:name="index 6" w:semiHidden="0" w:uiPriority="0" w:unhideWhenUsed="0"/>
-    <w:lsdException w:name="index 7" w:semiHidden="0" w:uiPriority="0" w:unhideWhenUsed="0"/>
-    <w:lsdException w:name="index 8" w:semiHidden="0" w:uiPriority="0" w:unhideWhenUsed="0"/>
-    <w:lsdException w:name="index 9" w:semiHidden="0" w:uiPriority="0" w:unhideWhenUsed="0"/>
-    <w:lsdException w:name="toc 1" w:semiHidden="0" w:uiPriority="0" w:unhideWhenUsed="0" w:qFormat="1"/>
-    <w:lsdException w:name="toc 2" w:semiHidden="0" w:uiPriority="0" w:unhideWhenUsed="0" w:qFormat="1"/>
-    <w:lsdException w:name="toc 3" w:semiHidden="0" w:uiPriority="0" w:unhideWhenUsed="0" w:qFormat="1"/>
-    <w:lsdException w:name="toc 4" w:semiHidden="0" w:uiPriority="0" w:unhideWhenUsed="0"/>
-    <w:lsdException w:name="toc 5" w:semiHidden="0" w:uiPriority="0" w:unhideWhenUsed="0"/>
-    <w:lsdException w:name="toc 6" w:semiHidden="0" w:uiPriority="0" w:unhideWhenUsed="0"/>
-    <w:lsdException w:name="toc 7" w:semiHidden="0" w:uiPriority="0" w:unhideWhenUsed="0"/>
-    <w:lsdException w:name="toc 8" w:semiHidden="0" w:uiPriority="0" w:unhideWhenUsed="0"/>
-    <w:lsdException w:name="toc 9" w:semiHidden="0" w:uiPriority="0" w:unhideWhenUsed="0"/>
-    <w:lsdException w:name="Normal Indent" w:semiHidden="0" w:uiPriority="0" w:unhideWhenUsed="0"/>
-    <w:lsdException w:name="footnote text" w:semiHidden="0" w:uiPriority="0" w:unhideWhenUsed="0"/>
-    <w:lsdException w:name="annotation text" w:semiHidden="0" w:uiPriority="0" w:unhideWhenUsed="0" w:qFormat="1"/>
-    <w:lsdException w:name="header" w:semiHidden="0" w:uiPriority="0" w:unhideWhenUsed="0" w:qFormat="1"/>
-    <w:lsdException w:name="footer" w:semiHidden="0" w:uiPriority="0" w:unhideWhenUsed="0" w:qFormat="1"/>
-    <w:lsdException w:name="index heading" w:semiHidden="0" w:uiPriority="0" w:unhideWhenUsed="0"/>
-    <w:lsdException w:name="caption" w:uiPriority="0" w:qFormat="1"/>
-    <w:lsdException w:name="table of figures" w:semiHidden="0" w:uiPriority="0" w:unhideWhenUsed="0" w:qFormat="1"/>
-    <w:lsdException w:name="envelope address" w:semiHidden="0" w:uiPriority="0" w:unhideWhenUsed="0"/>
-    <w:lsdException w:name="envelope return" w:semiHidden="0" w:uiPriority="0" w:unhideWhenUsed="0"/>
-    <w:lsdException w:name="footnote reference" w:semiHidden="0" w:uiPriority="0" w:unhideWhenUsed="0"/>
-    <w:lsdException w:name="annotation reference" w:semiHidden="0" w:uiPriority="0" w:unhideWhenUsed="0"/>
-    <w:lsdException w:name="line number" w:semiHidden="0" w:uiPriority="0" w:unhideWhenUsed="0"/>
-    <w:lsdException w:name="page number" w:semiHidden="0" w:uiPriority="0" w:unhideWhenUsed="0"/>
-    <w:lsdException w:name="endnote reference" w:semiHidden="0" w:uiPriority="0" w:unhideWhenUsed="0"/>
-    <w:lsdException w:name="endnote text" w:semiHidden="0" w:uiPriority="0" w:unhideWhenUsed="0"/>
-    <w:lsdException w:name="table of authorities" w:semiHidden="0" w:uiPriority="0" w:unhideWhenUsed="0"/>
-    <w:lsdException w:name="macro" w:semiHidden="0" w:uiPriority="0" w:unhideWhenUsed="0"/>
-    <w:lsdException w:name="toa heading" w:semiHidden="0" w:uiPriority="0" w:unhideWhenUsed="0"/>
-    <w:lsdException w:name="List" w:semiHidden="0" w:uiPriority="0" w:unhideWhenUsed="0"/>
-    <w:lsdException w:name="List Bullet" w:semiHidden="0" w:uiPriority="0" w:unhideWhenUsed="0"/>
-    <w:lsdException w:name="List Number" w:semiHidden="0" w:uiPriority="0" w:unhideWhenUsed="0"/>
-    <w:lsdException w:name="List 2" w:semiHidden="0" w:uiPriority="0" w:unhideWhenUsed="0"/>
-    <w:lsdException w:name="List 3" w:semiHidden="0" w:uiPriority="0" w:unhideWhenUsed="0"/>
-    <w:lsdException w:name="List 4" w:semiHidden="0" w:uiPriority="0" w:unhideWhenUsed="0"/>
-    <w:lsdException w:name="List 5" w:semiHidden="0" w:uiPriority="0" w:unhideWhenUsed="0"/>
-    <w:lsdException w:name="List Bullet 2" w:semiHidden="0" w:uiPriority="0" w:unhideWhenUsed="0"/>
-    <w:lsdException w:name="List Bullet 3" w:semiHidden="0" w:uiPriority="0" w:unhideWhenUsed="0"/>
-    <w:lsdException w:name="List Bullet 4" w:semiHidden="0" w:uiPriority="0" w:unhideWhenUsed="0"/>
-    <w:lsdException w:name="List Bullet 5" w:semiHidden="0" w:uiPriority="0" w:unhideWhenUsed="0"/>
-    <w:lsdException w:name="List Number 2" w:semiHidden="0" w:uiPriority="0" w:unhideWhenUsed="0"/>
-    <w:lsdException w:name="List Number 3" w:semiHidden="0" w:uiPriority="0" w:unhideWhenUsed="0"/>
-    <w:lsdException w:name="List Number 4" w:semiHidden="0" w:uiPriority="0" w:unhideWhenUsed="0"/>
-    <w:lsdException w:name="List Number 5" w:semiHidden="0" w:uiPriority="0" w:unhideWhenUsed="0"/>
-    <w:lsdException w:name="Title" w:semiHidden="0" w:uiPriority="0" w:unhideWhenUsed="0" w:qFormat="1"/>
-    <w:lsdException w:name="Closing" w:semiHidden="0" w:uiPriority="0" w:unhideWhenUsed="0"/>
-    <w:lsdException w:name="Signature" w:semiHidden="0" w:uiPriority="0" w:unhideWhenUsed="0"/>
-    <w:lsdException w:name="Default Paragraph Font" w:uiPriority="0" w:unhideWhenUsed="0" w:qFormat="1"/>
-    <w:lsdException w:name="Body Text" w:uiPriority="0" w:unhideWhenUsed="0" w:qFormat="1"/>
-    <w:lsdException w:name="Body Text Indent" w:semiHidden="0" w:uiPriority="0" w:unhideWhenUsed="0"/>
-    <w:lsdException w:name="List Continue" w:semiHidden="0" w:uiPriority="0" w:unhideWhenUsed="0"/>
-    <w:lsdException w:name="List Continue 2" w:semiHidden="0" w:uiPriority="0" w:unhideWhenUsed="0"/>
-    <w:lsdException w:name="List Continue 3" w:semiHidden="0" w:uiPriority="0" w:unhideWhenUsed="0"/>
-    <w:lsdException w:name="List Continue 4" w:semiHidden="0" w:uiPriority="0" w:unhideWhenUsed="0"/>
-    <w:lsdException w:name="List Continue 5" w:semiHidden="0" w:uiPriority="0" w:unhideWhenUsed="0"/>
-    <w:lsdException w:name="Message Header" w:semiHidden="0" w:uiPriority="0" w:unhideWhenUsed="0"/>
-    <w:lsdException w:name="Subtitle" w:semiHidden="0" w:uiPriority="0" w:unhideWhenUsed="0" w:qFormat="1"/>
-    <w:lsdException w:name="Salutation" w:semiHidden="0" w:uiPriority="0" w:unhideWhenUsed="0"/>
-    <w:lsdException w:name="Date" w:semiHidden="0" w:uiPriority="0" w:unhideWhenUsed="0"/>
-    <w:lsdException w:name="Body Text First Indent" w:semiHidden="0" w:uiPriority="0" w:unhideWhenUsed="0"/>
-    <w:lsdException w:name="Body Text First Indent 2" w:semiHidden="0" w:uiPriority="0" w:unhideWhenUsed="0"/>
-    <w:lsdException w:name="Body Text 2" w:semiHidden="0" w:uiPriority="0" w:unhideWhenUsed="0"/>
-    <w:lsdException w:name="Body Text 3" w:semiHidden="0" w:uiPriority="0" w:unhideWhenUsed="0"/>
-    <w:lsdException w:name="Body Text Indent 2" w:semiHidden="0" w:uiPriority="0" w:unhideWhenUsed="0"/>
-    <w:lsdException w:name="Body Text Indent 3" w:semiHidden="0" w:uiPriority="0" w:unhideWhenUsed="0"/>
-    <w:lsdException w:name="Block Text" w:semiHidden="0" w:uiPriority="0" w:unhideWhenUsed="0"/>
-    <w:lsdException w:name="Hyperlink" w:semiHidden="0" w:uiPriority="0" w:unhideWhenUsed="0"/>
-    <w:lsdException w:name="FollowedHyperlink" w:semiHidden="0" w:uiPriority="0" w:unhideWhenUsed="0"/>
-    <w:lsdException w:name="Strong" w:semiHidden="0" w:uiPriority="0" w:unhideWhenUsed="0" w:qFormat="1"/>
-    <w:lsdException w:name="Emphasis" w:semiHidden="0" w:uiPriority="0" w:unhideWhenUsed="0" w:qFormat="1"/>
-    <w:lsdException w:name="Document Map" w:semiHidden="0" w:uiPriority="0" w:unhideWhenUsed="0"/>
-    <w:lsdException w:name="Plain Text" w:semiHidden="0" w:uiPriority="0" w:unhideWhenUsed="0"/>
-    <w:lsdException w:name="E-mail Signature" w:semiHidden="0" w:uiPriority="0" w:unhideWhenUsed="0"/>
-    <w:lsdException w:name="Normal (Web)" w:semiHidden="0" w:uiPriority="0" w:unhideWhenUsed="0" w:qFormat="1"/>
-    <w:lsdException w:name="HTML Acronym" w:semiHidden="0" w:uiPriority="0" w:unhideWhenUsed="0"/>
-    <w:lsdException w:name="HTML Address" w:semiHidden="0" w:uiPriority="0" w:unhideWhenUsed="0"/>
-    <w:lsdException w:name="HTML Cite" w:semiHidden="0" w:uiPriority="0" w:unhideWhenUsed="0"/>
-    <w:lsdException w:name="HTML Code" w:semiHidden="0" w:uiPriority="0" w:unhideWhenUsed="0"/>
-    <w:lsdException w:name="HTML Definition" w:semiHidden="0" w:uiPriority="0" w:unhideWhenUsed="0"/>
-    <w:lsdException w:name="HTML Keyboard" w:semiHidden="0" w:uiPriority="0" w:unhideWhenUsed="0"/>
-    <w:lsdException w:name="HTML Preformatted" w:semiHidden="0" w:uiPriority="0" w:unhideWhenUsed="0" w:qFormat="1"/>
-    <w:lsdException w:name="HTML Sample" w:semiHidden="0" w:uiPriority="0" w:unhideWhenUsed="0"/>
-    <w:lsdException w:name="HTML Typewriter" w:semiHidden="0" w:uiPriority="0" w:unhideWhenUsed="0"/>
-    <w:lsdException w:name="HTML Variable" w:semiHidden="0" w:uiPriority="0" w:unhideWhenUsed="0"/>
-    <w:lsdException w:name="Normal Table" w:uiPriority="0" w:unhideWhenUsed="0" w:qFormat="1"/>
-    <w:lsdException w:name="annotation subject" w:semiHidden="0" w:uiPriority="0" w:unhideWhenUsed="0"/>
-    <w:lsdException w:name="Table Simple 1" w:semiHidden="0" w:uiPriority="0" w:unhideWhenUsed="0"/>
-    <w:lsdException w:name="Table Simple 2" w:semiHidden="0" w:uiPriority="0" w:unhideWhenUsed="0"/>
-    <w:lsdException w:name="Table Simple 3" w:semiHidden="0" w:uiPriority="0" w:unhideWhenUsed="0"/>
-    <w:lsdException w:name="Table Classic 1" w:semiHidden="0" w:uiPriority="0" w:unhideWhenUsed="0"/>
-    <w:lsdException w:name="Table Classic 2" w:semiHidden="0" w:uiPriority="0" w:unhideWhenUsed="0"/>
-    <w:lsdException w:name="Table Classic 3" w:semiHidden="0" w:uiPriority="0" w:unhideWhenUsed="0"/>
-    <w:lsdException w:name="Table Classic 4" w:semiHidden="0" w:uiPriority="0" w:unhideWhenUsed="0"/>
-    <w:lsdException w:name="Table Colorful 1" w:semiHidden="0" w:uiPriority="0" w:unhideWhenUsed="0"/>
-    <w:lsdException w:name="Table Colorful 2" w:semiHidden="0" w:uiPriority="0" w:unhideWhenUsed="0"/>
-    <w:lsdException w:name="Table Colorful 3" w:semiHidden="0" w:uiPriority="0" w:unhideWhenUsed="0"/>
-    <w:lsdException w:name="Table Columns 1" w:semiHidden="0" w:uiPriority="0" w:unhideWhenUsed="0"/>
-    <w:lsdException w:name="Table Columns 2" w:semiHidden="0" w:uiPriority="0" w:unhideWhenUsed="0"/>
-    <w:lsdException w:name="Table Columns 3" w:semiHidden="0" w:uiPriority="0" w:unhideWhenUsed="0"/>
-    <w:lsdException w:name="Table Columns 4" w:semiHidden="0" w:uiPriority="0" w:unhideWhenUsed="0"/>
-    <w:lsdException w:name="Table Columns 5" w:semiHidden="0" w:uiPriority="0" w:unhideWhenUsed="0"/>
-    <w:lsdException w:name="Table Grid 1" w:semiHidden="0" w:uiPriority="0" w:unhideWhenUsed="0"/>
-    <w:lsdException w:name="Table Grid 2" w:semiHidden="0" w:uiPriority="0" w:unhideWhenUsed="0"/>
-    <w:lsdException w:name="Table Grid 3" w:semiHidden="0" w:uiPriority="0" w:unhideWhenUsed="0"/>
-    <w:lsdException w:name="Table Grid 4" w:semiHidden="0" w:uiPriority="0" w:unhideWhenUsed="0"/>
-    <w:lsdException w:name="Table Grid 5" w:semiHidden="0" w:uiPriority="0" w:unhideWhenUsed="0"/>
-    <w:lsdException w:name="Table Grid 6" w:semiHidden="0" w:uiPriority="0" w:unhideWhenUsed="0"/>
-    <w:lsdException w:name="Table Grid 7" w:semiHidden="0" w:uiPriority="0" w:unhideWhenUsed="0"/>
-    <w:lsdException w:name="Table Grid 8" w:semiHidden="0" w:uiPriority="0" w:unhideWhenUsed="0"/>
-    <w:lsdException w:name="Table List 1" w:semiHidden="0" w:uiPriority="0" w:unhideWhenUsed="0"/>
-    <w:lsdException w:name="Table List 2" w:semiHidden="0" w:uiPriority="0" w:unhideWhenUsed="0"/>
-    <w:lsdException w:name="Table List 3" w:semiHidden="0" w:uiPriority="0" w:unhideWhenUsed="0"/>
-    <w:lsdException w:name="Table List 4" w:semiHidden="0" w:uiPriority="0" w:unhideWhenUsed="0"/>
-    <w:lsdException w:name="Table List 5" w:semiHidden="0" w:uiPriority="0" w:unhideWhenUsed="0"/>
-    <w:lsdException w:name="Table List 6" w:semiHidden="0" w:uiPriority="0" w:unhideWhenUsed="0"/>
-    <w:lsdException w:name="Table List 7" w:semiHidden="0" w:uiPriority="0" w:unhideWhenUsed="0"/>
-    <w:lsdException w:name="Table List 8" w:semiHidden="0" w:uiPriority="0" w:unhideWhenUsed="0"/>
-    <w:lsdException w:name="Table 3D effects 1" w:semiHidden="0" w:uiPriority="0" w:unhideWhenUsed="0"/>
-    <w:lsdException w:name="Table 3D effects 2" w:semiHidden="0" w:uiPriority="0" w:unhideWhenUsed="0"/>
-    <w:lsdException w:name="Table 3D effects 3" w:semiHidden="0" w:uiPriority="0" w:unhideWhenUsed="0"/>
-    <w:lsdException w:name="Table Contemporary" w:semiHidden="0" w:uiPriority="0" w:unhideWhenUsed="0"/>
-    <w:lsdException w:name="Table Elegant" w:semiHidden="0" w:uiPriority="0" w:unhideWhenUsed="0"/>
-    <w:lsdException w:name="Table Professional" w:semiHidden="0" w:uiPriority="0" w:unhideWhenUsed="0"/>
-    <w:lsdException w:name="Table Subtle 1" w:semiHidden="0" w:uiPriority="0" w:unhideWhenUsed="0"/>
-    <w:lsdException w:name="Table Subtle 2" w:semiHidden="0" w:uiPriority="0" w:unhideWhenUsed="0"/>
-    <w:lsdException w:name="Table Web 1" w:semiHidden="0" w:uiPriority="0" w:unhideWhenUsed="0"/>
-    <w:lsdException w:name="Table Web 2" w:semiHidden="0" w:uiPriority="0" w:unhideWhenUsed="0"/>
-    <w:lsdException w:name="Table Web 3" w:semiHidden="0" w:uiPriority="0" w:unhideWhenUsed="0"/>
-    <w:lsdException w:name="Balloon Text" w:semiHidden="0" w:uiPriority="0" w:unhideWhenUsed="0"/>
-    <w:lsdException w:name="Table Grid" w:semiHidden="0" w:uiPriority="0" w:unhideWhenUsed="0" w:qFormat="1"/>
-    <w:lsdException w:name="Table Theme" w:semiHidden="0" w:uiPriority="0" w:unhideWhenUsed="0"/>
-    <w:lsdException w:name="Light Shading" w:semiHidden="0" w:uiPriority="60" w:unhideWhenUsed="0"/>
-    <w:lsdException w:name="Light List" w:semiHidden="0" w:uiPriority="61" w:unhideWhenUsed="0"/>
-    <w:lsdException w:name="Light Grid" w:semiHidden="0" w:uiPriority="62" w:unhideWhenUsed="0"/>
-    <w:lsdException w:name="Medium Shading 1" w:semiHidden="0" w:uiPriority="63" w:unhideWhenUsed="0"/>
-    <w:lsdException w:name="Medium Shading 2" w:semiHidden="0" w:uiPriority="64" w:unhideWhenUsed="0"/>
-    <w:lsdException w:name="Medium List 1" w:semiHidden="0" w:uiPriority="65" w:unhideWhenUsed="0"/>
-    <w:lsdException w:name="Medium List 2" w:semiHidden="0" w:uiPriority="66" w:unhideWhenUsed="0"/>
-    <w:lsdException w:name="Medium Grid 1" w:semiHidden="0" w:uiPriority="67" w:unhideWhenUsed="0"/>
-    <w:lsdException w:name="Medium Grid 2" w:semiHidden="0" w:uiPriority="68" w:unhideWhenUsed="0"/>
-    <w:lsdException w:name="Medium Grid 3" w:semiHidden="0" w:uiPriority="69" w:unhideWhenUsed="0"/>
-    <w:lsdException w:name="Dark List" w:semiHidden="0" w:uiPriority="70" w:unhideWhenUsed="0"/>
-    <w:lsdException w:name="Colorful Shading" w:semiHidden="0" w:uiPriority="71" w:unhideWhenUsed="0"/>
-    <w:lsdException w:name="Colorful List" w:semiHidden="0" w:uiPriority="72" w:unhideWhenUsed="0"/>
-    <w:lsdException w:name="Colorful Grid" w:semiHidden="0" w:uiPriority="73" w:unhideWhenUsed="0"/>
-    <w:lsdException w:name="Light Shading Accent 1" w:semiHidden="0" w:uiPriority="60" w:unhideWhenUsed="0"/>
-    <w:lsdException w:name="Light List Accent 1" w:semiHidden="0" w:uiPriority="61" w:unhideWhenUsed="0"/>
-    <w:lsdException w:name="Light Grid Accent 1" w:semiHidden="0" w:uiPriority="62" w:unhideWhenUsed="0"/>
-    <w:lsdException w:name="Medium Shading 1 Accent 1" w:semiHidden="0" w:uiPriority="63" w:unhideWhenUsed="0"/>
-    <w:lsdException w:name="Medium Shading 2 Accent 1" w:semiHidden="0" w:uiPriority="64" w:unhideWhenUsed="0"/>
-    <w:lsdException w:name="Medium List 1 Accent 1" w:semiHidden="0" w:uiPriority="65" w:unhideWhenUsed="0"/>
-    <w:lsdException w:name="Medium List 2 Accent 1" w:semiHidden="0" w:uiPriority="66" w:unhideWhenUsed="0"/>
-    <w:lsdException w:name="Medium Grid 1 Accent 1" w:semiHidden="0" w:uiPriority="67" w:unhideWhenUsed="0"/>
-    <w:lsdException w:name="Medium Grid 2 Accent 1" w:semiHidden="0" w:uiPriority="68" w:unhideWhenUsed="0"/>
-    <w:lsdException w:name="Medium Grid 3 Accent 1" w:semiHidden="0" w:uiPriority="69" w:unhideWhenUsed="0"/>
-    <w:lsdException w:name="Dark List Accent 1" w:semiHidden="0" w:uiPriority="70" w:unhideWhenUsed="0"/>
-    <w:lsdException w:name="Colorful Shading Accent 1" w:semiHidden="0" w:uiPriority="71" w:unhideWhenUsed="0"/>
-    <w:lsdException w:name="Colorful List Accent 1" w:semiHidden="0" w:uiPriority="72" w:unhideWhenUsed="0"/>
-    <w:lsdException w:name="Colorful Grid Accent 1" w:semiHidden="0" w:uiPriority="73" w:unhideWhenUsed="0"/>
-    <w:lsdException w:name="Light Shading Accent 2" w:semiHidden="0" w:uiPriority="60" w:unhideWhenUsed="0"/>
-    <w:lsdException w:name="Light List Accent 2" w:semiHidden="0" w:uiPriority="61" w:unhideWhenUsed="0"/>
-    <w:lsdException w:name="Light Grid Accent 2" w:semiHidden="0" w:uiPriority="62" w:unhideWhenUsed="0"/>
-    <w:lsdException w:name="Medium Shading 1 Accent 2" w:semiHidden="0" w:uiPriority="63" w:unhideWhenUsed="0"/>
-    <w:lsdException w:name="Medium Shading 2 Accent 2" w:semiHidden="0" w:uiPriority="64" w:unhideWhenUsed="0"/>
-    <w:lsdException w:name="Medium List 1 Accent 2" w:semiHidden="0" w:uiPriority="65" w:unhideWhenUsed="0"/>
-    <w:lsdException w:name="Medium List 2 Accent 2" w:semiHidden="0" w:uiPriority="66" w:unhideWhenUsed="0"/>
-    <w:lsdException w:name="Medium Grid 1 Accent 2" w:semiHidden="0" w:uiPriority="67" w:unhideWhenUsed="0"/>
-    <w:lsdException w:name="Medium Grid 2 Accent 2" w:semiHidden="0" w:uiPriority="68" w:unhideWhenUsed="0"/>
-    <w:lsdException w:name="Medium Grid 3 Accent 2" w:semiHidden="0" w:uiPriority="69" w:unhideWhenUsed="0"/>
-    <w:lsdException w:name="Dark List Accent 2" w:semiHidden="0" w:uiPriority="70" w:unhideWhenUsed="0"/>
-    <w:lsdException w:name="Colorful Shading Accent 2" w:semiHidden="0" w:uiPriority="71" w:unhideWhenUsed="0"/>
-    <w:lsdException w:name="Colorful List Accent 2" w:semiHidden="0" w:uiPriority="72" w:unhideWhenUsed="0"/>
-    <w:lsdException w:name="Colorful Grid Accent 2" w:semiHidden="0" w:uiPriority="73" w:unhideWhenUsed="0"/>
-    <w:lsdException w:name="Light Shading Accent 3" w:semiHidden="0" w:uiPriority="60" w:unhideWhenUsed="0"/>
-    <w:lsdException w:name="Light List Accent 3" w:semiHidden="0" w:uiPriority="61" w:unhideWhenUsed="0"/>
-    <w:lsdException w:name="Light Grid Accent 3" w:semiHidden="0" w:uiPriority="62" w:unhideWhenUsed="0"/>
-    <w:lsdException w:name="Medium Shading 1 Accent 3" w:semiHidden="0" w:uiPriority="63" w:unhideWhenUsed="0"/>
-    <w:lsdException w:name="Medium Shading 2 Accent 3" w:semiHidden="0" w:uiPriority="64" w:unhideWhenUsed="0"/>
-    <w:lsdException w:name="Medium List 1 Accent 3" w:semiHidden="0" w:uiPriority="65" w:unhideWhenUsed="0"/>
-    <w:lsdException w:name="Medium List 2 Accent 3" w:semiHidden="0" w:uiPriority="66" w:unhideWhenUsed="0"/>
-    <w:lsdException w:name="Medium Grid 1 Accent 3" w:semiHidden="0" w:uiPriority="67" w:unhideWhenUsed="0"/>
-    <w:lsdException w:name="Medium Grid 2 Accent 3" w:semiHidden="0" w:uiPriority="68" w:unhideWhenUsed="0"/>
-    <w:lsdException w:name="Medium Grid 3 Accent 3" w:semiHidden="0" w:uiPriority="69" w:unhideWhenUsed="0"/>
-    <w:lsdException w:name="Dark List Accent 3" w:semiHidden="0" w:uiPriority="70" w:unhideWhenUsed="0"/>
-    <w:lsdException w:name="Colorful Shading Accent 3" w:semiHidden="0" w:uiPriority="71" w:unhideWhenUsed="0"/>
-    <w:lsdException w:name="Colorful List Accent 3" w:semiHidden="0" w:uiPriority="72" w:unhideWhenUsed="0"/>
-    <w:lsdException w:name="Colorful Grid Accent 3" w:semiHidden="0" w:uiPriority="73" w:unhideWhenUsed="0"/>
-    <w:lsdException w:name="Light Shading Accent 4" w:semiHidden="0" w:uiPriority="60" w:unhideWhenUsed="0"/>
-    <w:lsdException w:name="Light List Accent 4" w:semiHidden="0" w:uiPriority="61" w:unhideWhenUsed="0"/>
-    <w:lsdException w:name="Light Grid Accent 4" w:semiHidden="0" w:uiPriority="62" w:unhideWhenUsed="0"/>
-    <w:lsdException w:name="Medium Shading 1 Accent 4" w:semiHidden="0" w:uiPriority="63" w:unhideWhenUsed="0"/>
-    <w:lsdException w:name="Medium Shading 2 Accent 4" w:semiHidden="0" w:uiPriority="64" w:unhideWhenUsed="0"/>
-    <w:lsdException w:name="Medium List 1 Accent 4" w:semiHidden="0" w:uiPriority="65" w:unhideWhenUsed="0"/>
-    <w:lsdException w:name="Medium List 2 Accent 4" w:semiHidden="0" w:uiPriority="66" w:unhideWhenUsed="0"/>
-    <w:lsdException w:name="Medium Grid 1 Accent 4" w:semiHidden="0" w:uiPriority="67" w:unhideWhenUsed="0"/>
-    <w:lsdException w:name="Medium Grid 2 Accent 4" w:semiHidden="0" w:uiPriority="68" w:unhideWhenUsed="0"/>
-    <w:lsdException w:name="Medium Grid 3 Accent 4" w:semiHidden="0" w:uiPriority="69" w:unhideWhenUsed="0"/>
-    <w:lsdException w:name="Dark List Accent 4" w:semiHidden="0" w:uiPriority="70" w:unhideWhenUsed="0"/>
-    <w:lsdException w:name="Colorful Shading Accent 4" w:semiHidden="0" w:uiPriority="71" w:unhideWhenUsed="0"/>
-    <w:lsdException w:name="Colorful List Accent 4" w:semiHidden="0" w:uiPriority="72" w:unhideWhenUsed="0"/>
-    <w:lsdException w:name="Colorful Grid Accent 4" w:semiHidden="0" w:uiPriority="73" w:unhideWhenUsed="0"/>
-    <w:lsdException w:name="Light Shading Accent 5" w:semiHidden="0" w:uiPriority="60" w:unhideWhenUsed="0"/>
-    <w:lsdException w:name="Light List Accent 5" w:semiHidden="0" w:uiPriority="61" w:unhideWhenUsed="0"/>
-    <w:lsdException w:name="Light Grid Accent 5" w:semiHidden="0" w:uiPriority="62" w:unhideWhenUsed="0"/>
-    <w:lsdException w:name="Medium Shading 1 Accent 5" w:semiHidden="0" w:uiPriority="63" w:unhideWhenUsed="0"/>
-    <w:lsdException w:name="Medium Shading 2 Accent 5" w:semiHidden="0" w:uiPriority="64" w:unhideWhenUsed="0"/>
-    <w:lsdException w:name="Medium List 1 Accent 5" w:semiHidden="0" w:uiPriority="65" w:unhideWhenUsed="0"/>
-    <w:lsdException w:name="Medium List 2 Accent 5" w:semiHidden="0" w:uiPriority="66" w:unhideWhenUsed="0"/>
-    <w:lsdException w:name="Medium Grid 1 Accent 5" w:semiHidden="0" w:uiPriority="67" w:unhideWhenUsed="0"/>
-    <w:lsdException w:name="Medium Grid 2 Accent 5" w:semiHidden="0" w:uiPriority="68" w:unhideWhenUsed="0"/>
-    <w:lsdException w:name="Medium Grid 3 Accent 5" w:semiHidden="0" w:uiPriority="69" w:unhideWhenUsed="0"/>
-    <w:lsdException w:name="Dark List Accent 5" w:semiHidden="0" w:uiPriority="70" w:unhideWhenUsed="0"/>
-    <w:lsdException w:name="Colorful Shading Accent 5" w:semiHidden="0" w:uiPriority="71" w:unhideWhenUsed="0"/>
-    <w:lsdException w:name="Colorful List Accent 5" w:semiHidden="0" w:uiPriority="72" w:unhideWhenUsed="0"/>
-    <w:lsdException w:name="Colorful Grid Accent 5" w:semiHidden="0" w:uiPriority="73" w:unhideWhenUsed="0"/>
-    <w:lsdException w:name="Light Shading Accent 6" w:semiHidden="0" w:uiPriority="60" w:unhideWhenUsed="0"/>
-    <w:lsdException w:name="Light List Accent 6" w:semiHidden="0" w:uiPriority="61" w:unhideWhenUsed="0"/>
-    <w:lsdException w:name="Light Grid Accent 6" w:semiHidden="0" w:uiPriority="62" w:unhideWhenUsed="0"/>
-    <w:lsdException w:name="Medium Shading 1 Accent 6" w:semiHidden="0" w:uiPriority="63" w:unhideWhenUsed="0"/>
-    <w:lsdException w:name="Medium Shading 2 Accent 6" w:semiHidden="0" w:uiPriority="64" w:unhideWhenUsed="0"/>
-    <w:lsdException w:name="Medium List 1 Accent 6" w:semiHidden="0" w:uiPriority="65" w:unhideWhenUsed="0"/>
-    <w:lsdException w:name="Medium List 2 Accent 6" w:semiHidden="0" w:uiPriority="66" w:unhideWhenUsed="0"/>
-    <w:lsdException w:name="Medium Grid 1 Accent 6" w:semiHidden="0" w:uiPriority="67" w:unhideWhenUsed="0"/>
-    <w:lsdException w:name="Medium Grid 2 Accent 6" w:semiHidden="0" w:uiPriority="68" w:unhideWhenUsed="0"/>
-    <w:lsdException w:name="Medium Grid 3 Accent 6" w:semiHidden="0" w:uiPriority="69" w:unhideWhenUsed="0"/>
-    <w:lsdException w:name="Dark List Accent 6" w:semiHidden="0" w:uiPriority="70" w:unhideWhenUsed="0"/>
-    <w:lsdException w:name="Colorful Shading Accent 6" w:semiHidden="0" w:uiPriority="71" w:unhideWhenUsed="0"/>
-    <w:lsdException w:name="Colorful List Accent 6" w:semiHidden="0" w:uiPriority="72" w:unhideWhenUsed="0"/>
-    <w:lsdException w:name="Colorful Grid Accent 6" w:semiHidden="0" w:uiPriority="73" w:unhideWhenUsed="0"/>
+  <w:latentStyles w:count="260" w:defQFormat="0" w:defUnhideWhenUsed="1" w:defSemiHidden="1" w:defUIPriority="99" w:defLockedState="0">
+    <w:lsdException w:qFormat="1" w:unhideWhenUsed="0" w:uiPriority="0" w:semiHidden="0" w:name="Normal"/>
+    <w:lsdException w:qFormat="1" w:unhideWhenUsed="0" w:uiPriority="0" w:semiHidden="0" w:name="heading 1"/>
+    <w:lsdException w:qFormat="1" w:uiPriority="0" w:semiHidden="0" w:name="heading 2"/>
+    <w:lsdException w:qFormat="1" w:uiPriority="0" w:name="heading 3"/>
+    <w:lsdException w:qFormat="1" w:uiPriority="0" w:semiHidden="0" w:name="heading 4"/>
+    <w:lsdException w:qFormat="1" w:uiPriority="0" w:name="heading 5"/>
+    <w:lsdException w:qFormat="1" w:uiPriority="0" w:name="heading 6"/>
+    <w:lsdException w:qFormat="1" w:uiPriority="0" w:name="heading 7"/>
+    <w:lsdException w:qFormat="1" w:uiPriority="0" w:name="heading 8"/>
+    <w:lsdException w:qFormat="1" w:uiPriority="0" w:name="heading 9"/>
+    <w:lsdException w:unhideWhenUsed="0" w:uiPriority="0" w:semiHidden="0" w:name="index 1"/>
+    <w:lsdException w:unhideWhenUsed="0" w:uiPriority="0" w:semiHidden="0" w:name="index 2"/>
+    <w:lsdException w:unhideWhenUsed="0" w:uiPriority="0" w:semiHidden="0" w:name="index 3"/>
+    <w:lsdException w:unhideWhenUsed="0" w:uiPriority="0" w:semiHidden="0" w:name="index 4"/>
+    <w:lsdException w:unhideWhenUsed="0" w:uiPriority="0" w:semiHidden="0" w:name="index 5"/>
+    <w:lsdException w:unhideWhenUsed="0" w:uiPriority="0" w:semiHidden="0" w:name="index 6"/>
+    <w:lsdException w:unhideWhenUsed="0" w:uiPriority="0" w:semiHidden="0" w:name="index 7"/>
+    <w:lsdException w:unhideWhenUsed="0" w:uiPriority="0" w:semiHidden="0" w:name="index 8"/>
+    <w:lsdException w:unhideWhenUsed="0" w:uiPriority="0" w:semiHidden="0" w:name="index 9"/>
+    <w:lsdException w:qFormat="1" w:unhideWhenUsed="0" w:uiPriority="0" w:semiHidden="0" w:name="toc 1"/>
+    <w:lsdException w:qFormat="1" w:unhideWhenUsed="0" w:uiPriority="0" w:semiHidden="0" w:name="toc 2"/>
+    <w:lsdException w:qFormat="1" w:unhideWhenUsed="0" w:uiPriority="0" w:semiHidden="0" w:name="toc 3"/>
+    <w:lsdException w:unhideWhenUsed="0" w:uiPriority="0" w:semiHidden="0" w:name="toc 4"/>
+    <w:lsdException w:unhideWhenUsed="0" w:uiPriority="0" w:semiHidden="0" w:name="toc 5"/>
+    <w:lsdException w:unhideWhenUsed="0" w:uiPriority="0" w:semiHidden="0" w:name="toc 6"/>
+    <w:lsdException w:unhideWhenUsed="0" w:uiPriority="0" w:semiHidden="0" w:name="toc 7"/>
+    <w:lsdException w:unhideWhenUsed="0" w:uiPriority="0" w:semiHidden="0" w:name="toc 8"/>
+    <w:lsdException w:unhideWhenUsed="0" w:uiPriority="0" w:semiHidden="0" w:name="toc 9"/>
+    <w:lsdException w:unhideWhenUsed="0" w:uiPriority="0" w:semiHidden="0" w:name="Normal Indent"/>
+    <w:lsdException w:unhideWhenUsed="0" w:uiPriority="0" w:semiHidden="0" w:name="footnote text"/>
+    <w:lsdException w:qFormat="1" w:unhideWhenUsed="0" w:uiPriority="0" w:semiHidden="0" w:name="annotation text"/>
+    <w:lsdException w:qFormat="1" w:unhideWhenUsed="0" w:uiPriority="0" w:semiHidden="0" w:name="header"/>
+    <w:lsdException w:qFormat="1" w:unhideWhenUsed="0" w:uiPriority="0" w:semiHidden="0" w:name="footer"/>
+    <w:lsdException w:unhideWhenUsed="0" w:uiPriority="0" w:semiHidden="0" w:name="index heading"/>
+    <w:lsdException w:qFormat="1" w:uiPriority="0" w:name="caption"/>
+    <w:lsdException w:qFormat="1" w:unhideWhenUsed="0" w:uiPriority="0" w:semiHidden="0" w:name="table of figures"/>
+    <w:lsdException w:unhideWhenUsed="0" w:uiPriority="0" w:semiHidden="0" w:name="envelope address"/>
+    <w:lsdException w:unhideWhenUsed="0" w:uiPriority="0" w:semiHidden="0" w:name="envelope return"/>
+    <w:lsdException w:unhideWhenUsed="0" w:uiPriority="0" w:semiHidden="0" w:name="footnote reference"/>
+    <w:lsdException w:unhideWhenUsed="0" w:uiPriority="0" w:semiHidden="0" w:name="annotation reference"/>
+    <w:lsdException w:unhideWhenUsed="0" w:uiPriority="0" w:semiHidden="0" w:name="line number"/>
+    <w:lsdException w:unhideWhenUsed="0" w:uiPriority="0" w:semiHidden="0" w:name="page number"/>
+    <w:lsdException w:unhideWhenUsed="0" w:uiPriority="0" w:semiHidden="0" w:name="endnote reference"/>
+    <w:lsdException w:unhideWhenUsed="0" w:uiPriority="0" w:semiHidden="0" w:name="endnote text"/>
+    <w:lsdException w:unhideWhenUsed="0" w:uiPriority="0" w:semiHidden="0" w:name="table of authorities"/>
+    <w:lsdException w:unhideWhenUsed="0" w:uiPriority="0" w:semiHidden="0" w:name="macro"/>
+    <w:lsdException w:unhideWhenUsed="0" w:uiPriority="0" w:semiHidden="0" w:name="toa heading"/>
+    <w:lsdException w:unhideWhenUsed="0" w:uiPriority="0" w:semiHidden="0" w:name="List"/>
+    <w:lsdException w:unhideWhenUsed="0" w:uiPriority="0" w:semiHidden="0" w:name="List Bullet"/>
+    <w:lsdException w:unhideWhenUsed="0" w:uiPriority="0" w:semiHidden="0" w:name="List Number"/>
+    <w:lsdException w:unhideWhenUsed="0" w:uiPriority="0" w:semiHidden="0" w:name="List 2"/>
+    <w:lsdException w:unhideWhenUsed="0" w:uiPriority="0" w:semiHidden="0" w:name="List 3"/>
+    <w:lsdException w:unhideWhenUsed="0" w:uiPriority="0" w:semiHidden="0" w:name="List 4"/>
+    <w:lsdException w:unhideWhenUsed="0" w:uiPriority="0" w:semiHidden="0" w:name="List 5"/>
+    <w:lsdException w:unhideWhenUsed="0" w:uiPriority="0" w:semiHidden="0" w:name="List Bullet 2"/>
+    <w:lsdException w:unhideWhenUsed="0" w:uiPriority="0" w:semiHidden="0" w:name="List Bullet 3"/>
+    <w:lsdException w:unhideWhenUsed="0" w:uiPriority="0" w:semiHidden="0" w:name="List Bullet 4"/>
+    <w:lsdException w:unhideWhenUsed="0" w:uiPriority="0" w:semiHidden="0" w:name="List Bullet 5"/>
+    <w:lsdException w:unhideWhenUsed="0" w:uiPriority="0" w:semiHidden="0" w:name="List Number 2"/>
+    <w:lsdException w:unhideWhenUsed="0" w:uiPriority="0" w:semiHidden="0" w:name="List Number 3"/>
+    <w:lsdException w:unhideWhenUsed="0" w:uiPriority="0" w:semiHidden="0" w:name="List Number 4"/>
+    <w:lsdException w:unhideWhenUsed="0" w:uiPriority="0" w:semiHidden="0" w:name="List Number 5"/>
+    <w:lsdException w:qFormat="1" w:unhideWhenUsed="0" w:uiPriority="0" w:semiHidden="0" w:name="Title"/>
+    <w:lsdException w:unhideWhenUsed="0" w:uiPriority="0" w:semiHidden="0" w:name="Closing"/>
+    <w:lsdException w:unhideWhenUsed="0" w:uiPriority="0" w:semiHidden="0" w:name="Signature"/>
+    <w:lsdException w:qFormat="1" w:unhideWhenUsed="0" w:uiPriority="0" w:name="Default Paragraph Font"/>
+    <w:lsdException w:qFormat="1" w:unhideWhenUsed="0" w:uiPriority="0" w:name="Body Text"/>
+    <w:lsdException w:unhideWhenUsed="0" w:uiPriority="0" w:semiHidden="0" w:name="Body Text Indent"/>
+    <w:lsdException w:unhideWhenUsed="0" w:uiPriority="0" w:semiHidden="0" w:name="List Continue"/>
+    <w:lsdException w:unhideWhenUsed="0" w:uiPriority="0" w:semiHidden="0" w:name="List Continue 2"/>
+    <w:lsdException w:unhideWhenUsed="0" w:uiPriority="0" w:semiHidden="0" w:name="List Continue 3"/>
+    <w:lsdException w:unhideWhenUsed="0" w:uiPriority="0" w:semiHidden="0" w:name="List Continue 4"/>
+    <w:lsdException w:unhideWhenUsed="0" w:uiPriority="0" w:semiHidden="0" w:name="List Continue 5"/>
+    <w:lsdException w:unhideWhenUsed="0" w:uiPriority="0" w:semiHidden="0" w:name="Message Header"/>
+    <w:lsdException w:qFormat="1" w:unhideWhenUsed="0" w:uiPriority="0" w:semiHidden="0" w:name="Subtitle"/>
+    <w:lsdException w:unhideWhenUsed="0" w:uiPriority="0" w:semiHidden="0" w:name="Salutation"/>
+    <w:lsdException w:unhideWhenUsed="0" w:uiPriority="0" w:semiHidden="0" w:name="Date"/>
+    <w:lsdException w:unhideWhenUsed="0" w:uiPriority="0" w:semiHidden="0" w:name="Body Text First Indent"/>
+    <w:lsdException w:unhideWhenUsed="0" w:uiPriority="0" w:semiHidden="0" w:name="Body Text First Indent 2"/>
+    <w:lsdException w:uiPriority="99" w:name="Note Heading"/>
+    <w:lsdException w:unhideWhenUsed="0" w:uiPriority="0" w:semiHidden="0" w:name="Body Text 2"/>
+    <w:lsdException w:unhideWhenUsed="0" w:uiPriority="0" w:semiHidden="0" w:name="Body Text 3"/>
+    <w:lsdException w:unhideWhenUsed="0" w:uiPriority="0" w:semiHidden="0" w:name="Body Text Indent 2"/>
+    <w:lsdException w:unhideWhenUsed="0" w:uiPriority="0" w:semiHidden="0" w:name="Body Text Indent 3"/>
+    <w:lsdException w:unhideWhenUsed="0" w:uiPriority="0" w:semiHidden="0" w:name="Block Text"/>
+    <w:lsdException w:unhideWhenUsed="0" w:uiPriority="0" w:semiHidden="0" w:name="Hyperlink"/>
+    <w:lsdException w:unhideWhenUsed="0" w:uiPriority="0" w:semiHidden="0" w:name="FollowedHyperlink"/>
+    <w:lsdException w:qFormat="1" w:unhideWhenUsed="0" w:uiPriority="0" w:semiHidden="0" w:name="Strong"/>
+    <w:lsdException w:qFormat="1" w:unhideWhenUsed="0" w:uiPriority="0" w:semiHidden="0" w:name="Emphasis"/>
+    <w:lsdException w:unhideWhenUsed="0" w:uiPriority="0" w:semiHidden="0" w:name="Document Map"/>
+    <w:lsdException w:unhideWhenUsed="0" w:uiPriority="0" w:semiHidden="0" w:name="Plain Text"/>
+    <w:lsdException w:unhideWhenUsed="0" w:uiPriority="0" w:semiHidden="0" w:name="E-mail Signature"/>
+    <w:lsdException w:qFormat="1" w:unhideWhenUsed="0" w:uiPriority="0" w:semiHidden="0" w:name="Normal (Web)"/>
+    <w:lsdException w:unhideWhenUsed="0" w:uiPriority="0" w:semiHidden="0" w:name="HTML Acronym"/>
+    <w:lsdException w:unhideWhenUsed="0" w:uiPriority="0" w:semiHidden="0" w:name="HTML Address"/>
+    <w:lsdException w:unhideWhenUsed="0" w:uiPriority="0" w:semiHidden="0" w:name="HTML Cite"/>
+    <w:lsdException w:unhideWhenUsed="0" w:uiPriority="0" w:semiHidden="0" w:name="HTML Code"/>
+    <w:lsdException w:unhideWhenUsed="0" w:uiPriority="0" w:semiHidden="0" w:name="HTML Definition"/>
+    <w:lsdException w:unhideWhenUsed="0" w:uiPriority="0" w:semiHidden="0" w:name="HTML Keyboard"/>
+    <w:lsdException w:qFormat="1" w:unhideWhenUsed="0" w:uiPriority="0" w:semiHidden="0" w:name="HTML Preformatted"/>
+    <w:lsdException w:unhideWhenUsed="0" w:uiPriority="0" w:semiHidden="0" w:name="HTML Sample"/>
+    <w:lsdException w:unhideWhenUsed="0" w:uiPriority="0" w:semiHidden="0" w:name="HTML Typewriter"/>
+    <w:lsdException w:unhideWhenUsed="0" w:uiPriority="0" w:semiHidden="0" w:name="HTML Variable"/>
+    <w:lsdException w:qFormat="1" w:unhideWhenUsed="0" w:uiPriority="0" w:name="Normal Table"/>
+    <w:lsdException w:unhideWhenUsed="0" w:uiPriority="0" w:semiHidden="0" w:name="annotation subject"/>
+    <w:lsdException w:unhideWhenUsed="0" w:uiPriority="0" w:semiHidden="0" w:name="Table Simple 1"/>
+    <w:lsdException w:unhideWhenUsed="0" w:uiPriority="0" w:semiHidden="0" w:name="Table Simple 2"/>
+    <w:lsdException w:unhideWhenUsed="0" w:uiPriority="0" w:semiHidden="0" w:name="Table Simple 3"/>
+    <w:lsdException w:unhideWhenUsed="0" w:uiPriority="0" w:semiHidden="0" w:name="Table Classic 1"/>
+    <w:lsdException w:unhideWhenUsed="0" w:uiPriority="0" w:semiHidden="0" w:name="Table Classic 2"/>
+    <w:lsdException w:unhideWhenUsed="0" w:uiPriority="0" w:semiHidden="0" w:name="Table Classic 3"/>
+    <w:lsdException w:unhideWhenUsed="0" w:uiPriority="0" w:semiHidden="0" w:name="Table Classic 4"/>
+    <w:lsdException w:unhideWhenUsed="0" w:uiPriority="0" w:semiHidden="0" w:name="Table Colorful 1"/>
+    <w:lsdException w:unhideWhenUsed="0" w:uiPriority="0" w:semiHidden="0" w:name="Table Colorful 2"/>
+    <w:lsdException w:unhideWhenUsed="0" w:uiPriority="0" w:semiHidden="0" w:name="Table Colorful 3"/>
+    <w:lsdException w:unhideWhenUsed="0" w:uiPriority="0" w:semiHidden="0" w:name="Table Columns 1"/>
+    <w:lsdException w:unhideWhenUsed="0" w:uiPriority="0" w:semiHidden="0" w:name="Table Columns 2"/>
+    <w:lsdException w:unhideWhenUsed="0" w:uiPriority="0" w:semiHidden="0" w:name="Table Columns 3"/>
+    <w:lsdException w:unhideWhenUsed="0" w:uiPriority="0" w:semiHidden="0" w:name="Table Columns 4"/>
+    <w:lsdException w:unhideWhenUsed="0" w:uiPriority="0" w:semiHidden="0" w:name="Table Columns 5"/>
+    <w:lsdException w:unhideWhenUsed="0" w:uiPriority="0" w:semiHidden="0" w:name="Table Grid 1"/>
+    <w:lsdException w:unhideWhenUsed="0" w:uiPriority="0" w:semiHidden="0" w:name="Table Grid 2"/>
+    <w:lsdException w:unhideWhenUsed="0" w:uiPriority="0" w:semiHidden="0" w:name="Table Grid 3"/>
+    <w:lsdException w:unhideWhenUsed="0" w:uiPriority="0" w:semiHidden="0" w:name="Table Grid 4"/>
+    <w:lsdException w:unhideWhenUsed="0" w:uiPriority="0" w:semiHidden="0" w:name="Table Grid 5"/>
+    <w:lsdException w:unhideWhenUsed="0" w:uiPriority="0" w:semiHidden="0" w:name="Table Grid 6"/>
+    <w:lsdException w:unhideWhenUsed="0" w:uiPriority="0" w:semiHidden="0" w:name="Table Grid 7"/>
+    <w:lsdException w:unhideWhenUsed="0" w:uiPriority="0" w:semiHidden="0" w:name="Table Grid 8"/>
+    <w:lsdException w:unhideWhenUsed="0" w:uiPriority="0" w:semiHidden="0" w:name="Table List 1"/>
+    <w:lsdException w:unhideWhenUsed="0" w:uiPriority="0" w:semiHidden="0" w:name="Table List 2"/>
+    <w:lsdException w:unhideWhenUsed="0" w:uiPriority="0" w:semiHidden="0" w:name="Table List 3"/>
+    <w:lsdException w:unhideWhenUsed="0" w:uiPriority="0" w:semiHidden="0" w:name="Table List 4"/>
+    <w:lsdException w:unhideWhenUsed="0" w:uiPriority="0" w:semiHidden="0" w:name="Table List 5"/>
+    <w:lsdException w:unhideWhenUsed="0" w:uiPriority="0" w:semiHidden="0" w:name="Table List 6"/>
+    <w:lsdException w:unhideWhenUsed="0" w:uiPriority="0" w:semiHidden="0" w:name="Table List 7"/>
+    <w:lsdException w:unhideWhenUsed="0" w:uiPriority="0" w:semiHidden="0" w:name="Table List 8"/>
+    <w:lsdException w:unhideWhenUsed="0" w:uiPriority="0" w:semiHidden="0" w:name="Table 3D effects 1"/>
+    <w:lsdException w:unhideWhenUsed="0" w:uiPriority="0" w:semiHidden="0" w:name="Table 3D effects 2"/>
+    <w:lsdException w:unhideWhenUsed="0" w:uiPriority="0" w:semiHidden="0" w:name="Table 3D effects 3"/>
+    <w:lsdException w:unhideWhenUsed="0" w:uiPriority="0" w:semiHidden="0" w:name="Table Contemporary"/>
+    <w:lsdException w:unhideWhenUsed="0" w:uiPriority="0" w:semiHidden="0" w:name="Table Elegant"/>
+    <w:lsdException w:unhideWhenUsed="0" w:uiPriority="0" w:semiHidden="0" w:name="Table Professional"/>
+    <w:lsdException w:unhideWhenUsed="0" w:uiPriority="0" w:semiHidden="0" w:name="Table Subtle 1"/>
+    <w:lsdException w:unhideWhenUsed="0" w:uiPriority="0" w:semiHidden="0" w:name="Table Subtle 2"/>
+    <w:lsdException w:unhideWhenUsed="0" w:uiPriority="0" w:semiHidden="0" w:name="Table Web 1"/>
+    <w:lsdException w:unhideWhenUsed="0" w:uiPriority="0" w:semiHidden="0" w:name="Table Web 2"/>
+    <w:lsdException w:unhideWhenUsed="0" w:uiPriority="0" w:semiHidden="0" w:name="Table Web 3"/>
+    <w:lsdException w:unhideWhenUsed="0" w:uiPriority="0" w:semiHidden="0" w:name="Balloon Text"/>
+    <w:lsdException w:qFormat="1" w:unhideWhenUsed="0" w:uiPriority="0" w:semiHidden="0" w:name="Table Grid"/>
+    <w:lsdException w:unhideWhenUsed="0" w:uiPriority="0" w:semiHidden="0" w:name="Table Theme"/>
+    <w:lsdException w:unhideWhenUsed="0" w:uiPriority="60" w:semiHidden="0" w:name="Light Shading"/>
+    <w:lsdException w:unhideWhenUsed="0" w:uiPriority="61" w:semiHidden="0" w:name="Light List"/>
+    <w:lsdException w:unhideWhenUsed="0" w:uiPriority="62" w:semiHidden="0" w:name="Light Grid"/>
+    <w:lsdException w:unhideWhenUsed="0" w:uiPriority="63" w:semiHidden="0" w:name="Medium Shading 1"/>
+    <w:lsdException w:unhideWhenUsed="0" w:uiPriority="64" w:semiHidden="0" w:name="Medium Shading 2"/>
+    <w:lsdException w:unhideWhenUsed="0" w:uiPriority="65" w:semiHidden="0" w:name="Medium List 1"/>
+    <w:lsdException w:unhideWhenUsed="0" w:uiPriority="66" w:semiHidden="0" w:name="Medium List 2"/>
+    <w:lsdException w:unhideWhenUsed="0" w:uiPriority="67" w:semiHidden="0" w:name="Medium Grid 1"/>
+    <w:lsdException w:unhideWhenUsed="0" w:uiPriority="68" w:semiHidden="0" w:name="Medium Grid 2"/>
+    <w:lsdException w:unhideWhenUsed="0" w:uiPriority="69" w:semiHidden="0" w:name="Medium Grid 3"/>
+    <w:lsdException w:unhideWhenUsed="0" w:uiPriority="70" w:semiHidden="0" w:name="Dark List"/>
+    <w:lsdException w:unhideWhenUsed="0" w:uiPriority="71" w:semiHidden="0" w:name="Colorful Shading"/>
+    <w:lsdException w:unhideWhenUsed="0" w:uiPriority="72" w:semiHidden="0" w:name="Colorful List"/>
+    <w:lsdException w:unhideWhenUsed="0" w:uiPriority="73" w:semiHidden="0" w:name="Colorful Grid"/>
+    <w:lsdException w:unhideWhenUsed="0" w:uiPriority="60" w:semiHidden="0" w:name="Light Shading Accent 1"/>
+    <w:lsdException w:unhideWhenUsed="0" w:uiPriority="61" w:semiHidden="0" w:name="Light List Accent 1"/>
+    <w:lsdException w:unhideWhenUsed="0" w:uiPriority="62" w:semiHidden="0" w:name="Light Grid Accent 1"/>
+    <w:lsdException w:unhideWhenUsed="0" w:uiPriority="63" w:semiHidden="0" w:name="Medium Shading 1 Accent 1"/>
+    <w:lsdException w:unhideWhenUsed="0" w:uiPriority="64" w:semiHidden="0" w:name="Medium Shading 2 Accent 1"/>
+    <w:lsdException w:unhideWhenUsed="0" w:uiPriority="65" w:semiHidden="0" w:name="Medium List 1 Accent 1"/>
+    <w:lsdException w:unhideWhenUsed="0" w:uiPriority="66" w:semiHidden="0" w:name="Medium List 2 Accent 1"/>
+    <w:lsdException w:unhideWhenUsed="0" w:uiPriority="67" w:semiHidden="0" w:name="Medium Grid 1 Accent 1"/>
+    <w:lsdException w:unhideWhenUsed="0" w:uiPriority="68" w:semiHidden="0" w:name="Medium Grid 2 Accent 1"/>
+    <w:lsdException w:unhideWhenUsed="0" w:uiPriority="69" w:semiHidden="0" w:name="Medium Grid 3 Accent 1"/>
+    <w:lsdException w:unhideWhenUsed="0" w:uiPriority="70" w:semiHidden="0" w:name="Dark List Accent 1"/>
+    <w:lsdException w:unhideWhenUsed="0" w:uiPriority="71" w:semiHidden="0" w:name="Colorful Shading Accent 1"/>
+    <w:lsdException w:unhideWhenUsed="0" w:uiPriority="72" w:semiHidden="0" w:name="Colorful List Accent 1"/>
+    <w:lsdException w:unhideWhenUsed="0" w:uiPriority="73" w:semiHidden="0" w:name="Colorful Grid Accent 1"/>
+    <w:lsdException w:unhideWhenUsed="0" w:uiPriority="60" w:semiHidden="0" w:name="Light Shading Accent 2"/>
+    <w:lsdException w:unhideWhenUsed="0" w:uiPriority="61" w:semiHidden="0" w:name="Light List Accent 2"/>
+    <w:lsdException w:unhideWhenUsed="0" w:uiPriority="62" w:semiHidden="0" w:name="Light Grid Accent 2"/>
+    <w:lsdException w:unhideWhenUsed="0" w:uiPriority="63" w:semiHidden="0" w:name="Medium Shading 1 Accent 2"/>
+    <w:lsdException w:unhideWhenUsed="0" w:uiPriority="64" w:semiHidden="0" w:name="Medium Shading 2 Accent 2"/>
+    <w:lsdException w:unhideWhenUsed="0" w:uiPriority="65" w:semiHidden="0" w:name="Medium List 1 Accent 2"/>
+    <w:lsdException w:unhideWhenUsed="0" w:uiPriority="66" w:semiHidden="0" w:name="Medium List 2 Accent 2"/>
+    <w:lsdException w:unhideWhenUsed="0" w:uiPriority="67" w:semiHidden="0" w:name="Medium Grid 1 Accent 2"/>
+    <w:lsdException w:unhideWhenUsed="0" w:uiPriority="68" w:semiHidden="0" w:name="Medium Grid 2 Accent 2"/>
+    <w:lsdException w:unhideWhenUsed="0" w:uiPriority="69" w:semiHidden="0" w:name="Medium Grid 3 Accent 2"/>
+    <w:lsdException w:unhideWhenUsed="0" w:uiPriority="70" w:semiHidden="0" w:name="Dark List Accent 2"/>
+    <w:lsdException w:unhideWhenUsed="0" w:uiPriority="71" w:semiHidden="0" w:name="Colorful Shading Accent 2"/>
+    <w:lsdException w:unhideWhenUsed="0" w:uiPriority="72" w:semiHidden="0" w:name="Colorful List Accent 2"/>
+    <w:lsdException w:unhideWhenUsed="0" w:uiPriority="73" w:semiHidden="0" w:name="Colorful Grid Accent 2"/>
+    <w:lsdException w:unhideWhenUsed="0" w:uiPriority="60" w:semiHidden="0" w:name="Light Shading Accent 3"/>
+    <w:lsdException w:unhideWhenUsed="0" w:uiPriority="61" w:semiHidden="0" w:name="Light List Accent 3"/>
+    <w:lsdException w:unhideWhenUsed="0" w:uiPriority="62" w:semiHidden="0" w:name="Light Grid Accent 3"/>
+    <w:lsdException w:unhideWhenUsed="0" w:uiPriority="63" w:semiHidden="0" w:name="Medium Shading 1 Accent 3"/>
+    <w:lsdException w:unhideWhenUsed="0" w:uiPriority="64" w:semiHidden="0" w:name="Medium Shading 2 Accent 3"/>
+    <w:lsdException w:unhideWhenUsed="0" w:uiPriority="65" w:semiHidden="0" w:name="Medium List 1 Accent 3"/>
+    <w:lsdException w:unhideWhenUsed="0" w:uiPriority="66" w:semiHidden="0" w:name="Medium List 2 Accent 3"/>
+    <w:lsdException w:unhideWhenUsed="0" w:uiPriority="67" w:semiHidden="0" w:name="Medium Grid 1 Accent 3"/>
+    <w:lsdException w:unhideWhenUsed="0" w:uiPriority="68" w:semiHidden="0" w:name="Medium Grid 2 Accent 3"/>
+    <w:lsdException w:unhideWhenUsed="0" w:uiPriority="69" w:semiHidden="0" w:name="Medium Grid 3 Accent 3"/>
+    <w:lsdException w:unhideWhenUsed="0" w:uiPriority="70" w:semiHidden="0" w:name="Dark List Accent 3"/>
+    <w:lsdException w:unhideWhenUsed="0" w:uiPriority="71" w:semiHidden="0" w:name="Colorful Shading Accent 3"/>
+    <w:lsdException w:unhideWhenUsed="0" w:uiPriority="72" w:semiHidden="0" w:name="Colorful List Accent 3"/>
+    <w:lsdException w:unhideWhenUsed="0" w:uiPriority="73" w:semiHidden="0" w:name="Colorful Grid Accent 3"/>
+    <w:lsdException w:unhideWhenUsed="0" w:uiPriority="60" w:semiHidden="0" w:name="Light Shading Accent 4"/>
+    <w:lsdException w:unhideWhenUsed="0" w:uiPriority="61" w:semiHidden="0" w:name="Light List Accent 4"/>
+    <w:lsdException w:unhideWhenUsed="0" w:uiPriority="62" w:semiHidden="0" w:name="Light Grid Accent 4"/>
+    <w:lsdException w:unhideWhenUsed="0" w:uiPriority="63" w:semiHidden="0" w:name="Medium Shading 1 Accent 4"/>
+    <w:lsdException w:unhideWhenUsed="0" w:uiPriority="64" w:semiHidden="0" w:name="Medium Shading 2 Accent 4"/>
+    <w:lsdException w:unhideWhenUsed="0" w:uiPriority="65" w:semiHidden="0" w:name="Medium List 1 Accent 4"/>
+    <w:lsdException w:unhideWhenUsed="0" w:uiPriority="66" w:semiHidden="0" w:name="Medium List 2 Accent 4"/>
+    <w:lsdException w:unhideWhenUsed="0" w:uiPriority="67" w:semiHidden="0" w:name="Medium Grid 1 Accent 4"/>
+    <w:lsdException w:unhideWhenUsed="0" w:uiPriority="68" w:semiHidden="0" w:name="Medium Grid 2 Accent 4"/>
+    <w:lsdException w:unhideWhenUsed="0" w:uiPriority="69" w:semiHidden="0" w:name="Medium Grid 3 Accent 4"/>
+    <w:lsdException w:unhideWhenUsed="0" w:uiPriority="70" w:semiHidden="0" w:name="Dark List Accent 4"/>
+    <w:lsdException w:unhideWhenUsed="0" w:uiPriority="71" w:semiHidden="0" w:name="Colorful Shading Accent 4"/>
+    <w:lsdException w:unhideWhenUsed="0" w:uiPriority="72" w:semiHidden="0" w:name="Colorful List Accent 4"/>
+    <w:lsdException w:unhideWhenUsed="0" w:uiPriority="73" w:semiHidden="0" w:name="Colorful Grid Accent 4"/>
+    <w:lsdException w:unhideWhenUsed="0" w:uiPriority="60" w:semiHidden="0" w:name="Light Shading Accent 5"/>
+    <w:lsdException w:unhideWhenUsed="0" w:uiPriority="61" w:semiHidden="0" w:name="Light List Accent 5"/>
+    <w:lsdException w:unhideWhenUsed="0" w:uiPriority="62" w:semiHidden="0" w:name="Light Grid Accent 5"/>
+    <w:lsdException w:unhideWhenUsed="0" w:uiPriority="63" w:semiHidden="0" w:name="Medium Shading 1 Accent 5"/>
+    <w:lsdException w:unhideWhenUsed="0" w:uiPriority="64" w:semiHidden="0" w:name="Medium Shading 2 Accent 5"/>
+    <w:lsdException w:unhideWhenUsed="0" w:uiPriority="65" w:semiHidden="0" w:name="Medium List 1 Accent 5"/>
+    <w:lsdException w:unhideWhenUsed="0" w:uiPriority="66" w:semiHidden="0" w:name="Medium List 2 Accent 5"/>
+    <w:lsdException w:unhideWhenUsed="0" w:uiPriority="67" w:semiHidden="0" w:name="Medium Grid 1 Accent 5"/>
+    <w:lsdException w:unhideWhenUsed="0" w:uiPriority="68" w:semiHidden="0" w:name="Medium Grid 2 Accent 5"/>
+    <w:lsdException w:unhideWhenUsed="0" w:uiPriority="69" w:semiHidden="0" w:name="Medium Grid 3 Accent 5"/>
+    <w:lsdException w:unhideWhenUsed="0" w:uiPriority="70" w:semiHidden="0" w:name="Dark List Accent 5"/>
+    <w:lsdException w:unhideWhenUsed="0" w:uiPriority="71" w:semiHidden="0" w:name="Colorful Shading Accent 5"/>
+    <w:lsdException w:unhideWhenUsed="0" w:uiPriority="72" w:semiHidden="0" w:name="Colorful List Accent 5"/>
+    <w:lsdException w:unhideWhenUsed="0" w:uiPriority="73" w:semiHidden="0" w:name="Colorful Grid Accent 5"/>
+    <w:lsdException w:unhideWhenUsed="0" w:uiPriority="60" w:semiHidden="0" w:name="Light Shading Accent 6"/>
+    <w:lsdException w:unhideWhenUsed="0" w:uiPriority="61" w:semiHidden="0" w:name="Light List Accent 6"/>
+    <w:lsdException w:unhideWhenUsed="0" w:uiPriority="62" w:semiHidden="0" w:name="Light Grid Accent 6"/>
+    <w:lsdException w:unhideWhenUsed="0" w:uiPriority="63" w:semiHidden="0" w:name="Medium Shading 1 Accent 6"/>
+    <w:lsdException w:unhideWhenUsed="0" w:uiPriority="64" w:semiHidden="0" w:name="Medium Shading 2 Accent 6"/>
+    <w:lsdException w:unhideWhenUsed="0" w:uiPriority="65" w:semiHidden="0" w:name="Medium List 1 Accent 6"/>
+    <w:lsdException w:unhideWhenUsed="0" w:uiPriority="66" w:semiHidden="0" w:name="Medium List 2 Accent 6"/>
+    <w:lsdException w:unhideWhenUsed="0" w:uiPriority="67" w:semiHidden="0" w:name="Medium Grid 1 Accent 6"/>
+    <w:lsdException w:unhideWhenUsed="0" w:uiPriority="68" w:semiHidden="0" w:name="Medium Grid 2 Accent 6"/>
+    <w:lsdException w:unhideWhenUsed="0" w:uiPriority="69" w:semiHidden="0" w:name="Medium Grid 3 Accent 6"/>
+    <w:lsdException w:unhideWhenUsed="0" w:uiPriority="70" w:semiHidden="0" w:name="Dark List Accent 6"/>
+    <w:lsdException w:unhideWhenUsed="0" w:uiPriority="71" w:semiHidden="0" w:name="Colorful Shading Accent 6"/>
+    <w:lsdException w:unhideWhenUsed="0" w:uiPriority="72" w:semiHidden="0" w:name="Colorful List Accent 6"/>
+    <w:lsdException w:unhideWhenUsed="0" w:uiPriority="73" w:semiHidden="0" w:name="Colorful Grid Accent 6"/>
   </w:latentStyles>
-  <w:style w:type="paragraph" w:default="1" w:styleId="Normal">
+  <w:style w:type="paragraph" w:default="1" w:styleId="1">
     <w:name w:val="Normal"/>
     <w:qFormat/>
+    <w:uiPriority w:val="0"/>
     <w:pPr>
       <w:kinsoku w:val="0"/>
       <w:autoSpaceDE w:val="0"/>
@@ -6348,7 +6452,7 @@
       <w:textAlignment w:val="baseline"/>
     </w:pPr>
     <w:rPr>
-      <w:rFonts w:ascii="Arial" w:eastAsia="宋体" w:hAnsi="Arial" w:cs="Arial"/>
+      <w:rFonts w:ascii="Arial" w:hAnsi="Arial" w:eastAsia="宋体" w:cs="Arial"/>
       <w:snapToGrid w:val="0"/>
       <w:color w:val="000000"/>
       <w:kern w:val="0"/>
@@ -6357,11 +6461,12 @@
       <w:lang w:val="en-US" w:eastAsia="en-US" w:bidi="ar-SA"/>
     </w:rPr>
   </w:style>
-  <w:style w:type="paragraph" w:styleId="Heading1">
+  <w:style w:type="paragraph" w:styleId="2">
     <w:name w:val="heading 1"/>
-    <w:basedOn w:val="Normal"/>
-    <w:next w:val="Normal"/>
+    <w:basedOn w:val="1"/>
+    <w:next w:val="1"/>
     <w:qFormat/>
+    <w:uiPriority w:val="0"/>
     <w:pPr>
       <w:keepNext/>
       <w:keepLines/>
@@ -6379,12 +6484,13 @@
       <w:sz w:val="44"/>
     </w:rPr>
   </w:style>
-  <w:style w:type="paragraph" w:styleId="Heading2">
+  <w:style w:type="paragraph" w:styleId="3">
     <w:name w:val="heading 2"/>
-    <w:basedOn w:val="Normal"/>
-    <w:next w:val="Normal"/>
+    <w:basedOn w:val="1"/>
+    <w:next w:val="1"/>
     <w:unhideWhenUsed/>
     <w:qFormat/>
+    <w:uiPriority w:val="0"/>
     <w:pPr>
       <w:keepNext/>
       <w:keepLines/>
@@ -6397,18 +6503,19 @@
       <w:outlineLvl w:val="1"/>
     </w:pPr>
     <w:rPr>
-      <w:rFonts w:ascii="Arial" w:eastAsia="黑体" w:hAnsi="Arial"/>
+      <w:rFonts w:ascii="Arial" w:hAnsi="Arial" w:eastAsia="黑体"/>
       <w:b/>
       <w:sz w:val="32"/>
     </w:rPr>
   </w:style>
-  <w:style w:type="paragraph" w:styleId="Heading3">
+  <w:style w:type="paragraph" w:styleId="4">
     <w:name w:val="heading 3"/>
-    <w:basedOn w:val="Normal"/>
-    <w:next w:val="Normal"/>
+    <w:basedOn w:val="1"/>
+    <w:next w:val="1"/>
     <w:semiHidden/>
     <w:unhideWhenUsed/>
     <w:qFormat/>
+    <w:uiPriority w:val="0"/>
     <w:pPr>
       <w:keepNext/>
       <w:keepLines/>
@@ -6425,12 +6532,13 @@
       <w:sz w:val="32"/>
     </w:rPr>
   </w:style>
-  <w:style w:type="paragraph" w:styleId="Heading4">
+  <w:style w:type="paragraph" w:styleId="5">
     <w:name w:val="heading 4"/>
-    <w:basedOn w:val="Normal"/>
-    <w:next w:val="Normal"/>
+    <w:basedOn w:val="1"/>
+    <w:next w:val="1"/>
     <w:unhideWhenUsed/>
     <w:qFormat/>
+    <w:uiPriority w:val="0"/>
     <w:pPr>
       <w:keepNext/>
       <w:keepLines/>
@@ -6443,18 +6551,19 @@
       <w:outlineLvl w:val="3"/>
     </w:pPr>
     <w:rPr>
-      <w:rFonts w:ascii="Arial" w:eastAsia="黑体" w:hAnsi="Arial"/>
+      <w:rFonts w:ascii="Arial" w:hAnsi="Arial" w:eastAsia="黑体"/>
       <w:b/>
       <w:sz w:val="28"/>
     </w:rPr>
   </w:style>
-  <w:style w:type="paragraph" w:styleId="Heading5">
+  <w:style w:type="paragraph" w:styleId="6">
     <w:name w:val="heading 5"/>
-    <w:basedOn w:val="Normal"/>
-    <w:next w:val="Normal"/>
+    <w:basedOn w:val="1"/>
+    <w:next w:val="1"/>
     <w:semiHidden/>
     <w:unhideWhenUsed/>
     <w:qFormat/>
+    <w:uiPriority w:val="0"/>
     <w:pPr>
       <w:keepNext/>
       <w:keepLines/>
@@ -6471,13 +6580,14 @@
       <w:sz w:val="28"/>
     </w:rPr>
   </w:style>
-  <w:style w:type="paragraph" w:styleId="Heading6">
+  <w:style w:type="paragraph" w:styleId="7">
     <w:name w:val="heading 6"/>
-    <w:basedOn w:val="Normal"/>
-    <w:next w:val="Normal"/>
+    <w:basedOn w:val="1"/>
+    <w:next w:val="1"/>
     <w:semiHidden/>
     <w:unhideWhenUsed/>
     <w:qFormat/>
+    <w:uiPriority w:val="0"/>
     <w:pPr>
       <w:keepNext/>
       <w:keepLines/>
@@ -6490,18 +6600,19 @@
       <w:outlineLvl w:val="5"/>
     </w:pPr>
     <w:rPr>
-      <w:rFonts w:ascii="Arial" w:eastAsia="黑体" w:hAnsi="Arial"/>
+      <w:rFonts w:ascii="Arial" w:hAnsi="Arial" w:eastAsia="黑体"/>
       <w:b/>
       <w:sz w:val="24"/>
     </w:rPr>
   </w:style>
-  <w:style w:type="paragraph" w:styleId="Heading7">
+  <w:style w:type="paragraph" w:styleId="8">
     <w:name w:val="heading 7"/>
-    <w:basedOn w:val="Normal"/>
-    <w:next w:val="Normal"/>
+    <w:basedOn w:val="1"/>
+    <w:next w:val="1"/>
     <w:semiHidden/>
     <w:unhideWhenUsed/>
     <w:qFormat/>
+    <w:uiPriority w:val="0"/>
     <w:pPr>
       <w:keepNext/>
       <w:keepLines/>
@@ -6518,13 +6629,14 @@
       <w:sz w:val="24"/>
     </w:rPr>
   </w:style>
-  <w:style w:type="paragraph" w:styleId="Heading8">
+  <w:style w:type="paragraph" w:styleId="9">
     <w:name w:val="heading 8"/>
-    <w:basedOn w:val="Normal"/>
-    <w:next w:val="Normal"/>
+    <w:basedOn w:val="1"/>
+    <w:next w:val="1"/>
     <w:semiHidden/>
     <w:unhideWhenUsed/>
     <w:qFormat/>
+    <w:uiPriority w:val="0"/>
     <w:pPr>
       <w:keepNext/>
       <w:keepLines/>
@@ -6537,17 +6649,18 @@
       <w:outlineLvl w:val="7"/>
     </w:pPr>
     <w:rPr>
-      <w:rFonts w:ascii="Arial" w:eastAsia="黑体" w:hAnsi="Arial"/>
+      <w:rFonts w:ascii="Arial" w:hAnsi="Arial" w:eastAsia="黑体"/>
       <w:sz w:val="24"/>
     </w:rPr>
   </w:style>
-  <w:style w:type="paragraph" w:styleId="Heading9">
+  <w:style w:type="paragraph" w:styleId="10">
     <w:name w:val="heading 9"/>
-    <w:basedOn w:val="Normal"/>
-    <w:next w:val="Normal"/>
+    <w:basedOn w:val="1"/>
+    <w:next w:val="1"/>
     <w:semiHidden/>
     <w:unhideWhenUsed/>
     <w:qFormat/>
+    <w:uiPriority w:val="0"/>
     <w:pPr>
       <w:keepNext/>
       <w:keepLines/>
@@ -6560,19 +6673,21 @@
       <w:outlineLvl w:val="8"/>
     </w:pPr>
     <w:rPr>
-      <w:rFonts w:ascii="Arial" w:eastAsia="黑体" w:hAnsi="Arial"/>
+      <w:rFonts w:ascii="Arial" w:hAnsi="Arial" w:eastAsia="黑体"/>
       <w:sz w:val="21"/>
     </w:rPr>
   </w:style>
-  <w:style w:type="character" w:default="1" w:styleId="DefaultParagraphFont">
+  <w:style w:type="character" w:default="1" w:styleId="24">
     <w:name w:val="Default Paragraph Font"/>
     <w:semiHidden/>
     <w:qFormat/>
+    <w:uiPriority w:val="0"/>
   </w:style>
-  <w:style w:type="table" w:default="1" w:styleId="TableNormal">
+  <w:style w:type="table" w:default="1" w:styleId="22">
     <w:name w:val="Normal Table"/>
     <w:semiHidden/>
     <w:qFormat/>
+    <w:uiPriority w:val="0"/>
     <w:tblPr>
       <w:tblCellMar>
         <w:top w:w="0" w:type="dxa"/>
@@ -6582,39 +6697,43 @@
       </w:tblCellMar>
     </w:tblPr>
   </w:style>
-  <w:style w:type="paragraph" w:styleId="CommentText">
+  <w:style w:type="paragraph" w:styleId="11">
     <w:name w:val="annotation text"/>
-    <w:basedOn w:val="Normal"/>
+    <w:basedOn w:val="1"/>
     <w:qFormat/>
+    <w:uiPriority w:val="0"/>
     <w:pPr>
       <w:jc w:val="left"/>
     </w:pPr>
   </w:style>
-  <w:style w:type="paragraph" w:styleId="BodyText">
+  <w:style w:type="paragraph" w:styleId="12">
     <w:name w:val="Body Text"/>
-    <w:basedOn w:val="Normal"/>
+    <w:basedOn w:val="1"/>
     <w:semiHidden/>
     <w:qFormat/>
+    <w:uiPriority w:val="0"/>
     <w:rPr>
-      <w:rFonts w:ascii="Arial" w:eastAsia="Arial" w:hAnsi="Arial" w:cs="Arial"/>
+      <w:rFonts w:ascii="Arial" w:hAnsi="Arial" w:eastAsia="Arial" w:cs="Arial"/>
       <w:sz w:val="21"/>
       <w:szCs w:val="21"/>
       <w:lang w:val="en-US" w:eastAsia="en-US" w:bidi="ar-SA"/>
     </w:rPr>
   </w:style>
-  <w:style w:type="paragraph" w:styleId="TOC3">
+  <w:style w:type="paragraph" w:styleId="13">
     <w:name w:val="toc 3"/>
-    <w:basedOn w:val="Normal"/>
-    <w:next w:val="Normal"/>
+    <w:basedOn w:val="1"/>
+    <w:next w:val="1"/>
     <w:qFormat/>
+    <w:uiPriority w:val="0"/>
     <w:pPr>
       <w:ind w:left="840" w:leftChars="400"/>
     </w:pPr>
   </w:style>
-  <w:style w:type="paragraph" w:styleId="Footer">
+  <w:style w:type="paragraph" w:styleId="14">
     <w:name w:val="footer"/>
-    <w:basedOn w:val="Normal"/>
+    <w:basedOn w:val="1"/>
     <w:qFormat/>
+    <w:uiPriority w:val="0"/>
     <w:pPr>
       <w:tabs>
         <w:tab w:val="center" w:pos="4153"/>
@@ -6627,16 +6746,17 @@
       <w:sz w:val="18"/>
     </w:rPr>
   </w:style>
-  <w:style w:type="paragraph" w:styleId="Header">
+  <w:style w:type="paragraph" w:styleId="15">
     <w:name w:val="header"/>
-    <w:basedOn w:val="Normal"/>
+    <w:basedOn w:val="1"/>
     <w:qFormat/>
+    <w:uiPriority w:val="0"/>
     <w:pPr>
       <w:pBdr>
-        <w:top w:val="nil"/>
-        <w:left w:val="nil"/>
-        <w:bottom w:val="nil"/>
-        <w:right w:val="nil"/>
+        <w:top w:val="none" w:color="auto" w:sz="0" w:space="0"/>
+        <w:left w:val="none" w:color="auto" w:sz="0" w:space="0"/>
+        <w:bottom w:val="none" w:color="auto" w:sz="0" w:space="0"/>
+        <w:right w:val="none" w:color="auto" w:sz="0" w:space="0"/>
       </w:pBdr>
       <w:tabs>
         <w:tab w:val="center" w:pos="4153"/>
@@ -6651,37 +6771,41 @@
       <w:sz w:val="18"/>
     </w:rPr>
   </w:style>
-  <w:style w:type="paragraph" w:styleId="TOC1">
+  <w:style w:type="paragraph" w:styleId="16">
     <w:name w:val="toc 1"/>
-    <w:basedOn w:val="Normal"/>
-    <w:next w:val="Normal"/>
+    <w:basedOn w:val="1"/>
+    <w:next w:val="1"/>
     <w:qFormat/>
+    <w:uiPriority w:val="0"/>
     <w:rPr>
-      <w:rFonts w:ascii="Arial" w:eastAsia="Microsoft JhengHei" w:hAnsi="Arial"/>
+      <w:rFonts w:ascii="Arial" w:hAnsi="Arial" w:eastAsia="Microsoft JhengHei"/>
       <w:sz w:val="24"/>
     </w:rPr>
   </w:style>
-  <w:style w:type="paragraph" w:styleId="TableofFigures">
+  <w:style w:type="paragraph" w:styleId="17">
     <w:name w:val="table of figures"/>
-    <w:basedOn w:val="Normal"/>
-    <w:next w:val="Normal"/>
+    <w:basedOn w:val="1"/>
+    <w:next w:val="1"/>
     <w:qFormat/>
+    <w:uiPriority w:val="0"/>
     <w:pPr>
-      <w:ind w:hanging="200" w:leftChars="200" w:hangingChars="200"/>
+      <w:ind w:leftChars="200" w:hanging="200" w:hangingChars="200"/>
     </w:pPr>
   </w:style>
-  <w:style w:type="paragraph" w:styleId="TOC2">
+  <w:style w:type="paragraph" w:styleId="18">
     <w:name w:val="toc 2"/>
-    <w:basedOn w:val="Normal"/>
-    <w:next w:val="Normal"/>
+    <w:basedOn w:val="1"/>
+    <w:next w:val="1"/>
     <w:qFormat/>
+    <w:uiPriority w:val="0"/>
     <w:pPr>
       <w:ind w:left="420" w:leftChars="200"/>
     </w:pPr>
   </w:style>
-  <w:style w:type="paragraph" w:styleId="HTMLPreformatted">
+  <w:style w:type="paragraph" w:styleId="19">
     <w:name w:val="HTML Preformatted"/>
     <w:qFormat/>
+    <w:uiPriority w:val="0"/>
     <w:pPr>
       <w:tabs>
         <w:tab w:val="left" w:pos="916"/>
@@ -6704,25 +6828,27 @@
       <w:jc w:val="left"/>
     </w:pPr>
     <w:rPr>
-      <w:rFonts w:ascii="宋体" w:eastAsia="宋体" w:hAnsi="宋体" w:cs="宋体" w:hint="eastAsia"/>
+      <w:rFonts w:hint="eastAsia" w:ascii="宋体" w:hAnsi="宋体" w:eastAsia="宋体" w:cs="宋体"/>
       <w:kern w:val="0"/>
       <w:sz w:val="24"/>
       <w:szCs w:val="24"/>
       <w:lang w:val="en-US" w:eastAsia="zh-CN"/>
     </w:rPr>
   </w:style>
-  <w:style w:type="paragraph" w:styleId="NormalWeb">
+  <w:style w:type="paragraph" w:styleId="20">
     <w:name w:val="Normal (Web)"/>
-    <w:basedOn w:val="Normal"/>
+    <w:basedOn w:val="1"/>
     <w:qFormat/>
+    <w:uiPriority w:val="0"/>
     <w:rPr>
       <w:sz w:val="24"/>
     </w:rPr>
   </w:style>
-  <w:style w:type="paragraph" w:styleId="Title">
+  <w:style w:type="paragraph" w:styleId="21">
     <w:name w:val="Title"/>
-    <w:basedOn w:val="Normal"/>
+    <w:basedOn w:val="1"/>
     <w:qFormat/>
+    <w:uiPriority w:val="0"/>
     <w:pPr>
       <w:spacing w:before="240" w:beforeLines="0" w:beforeAutospacing="0" w:after="60" w:afterLines="0" w:afterAutospacing="0"/>
       <w:jc w:val="center"/>
@@ -6734,68 +6860,73 @@
       <w:sz w:val="32"/>
     </w:rPr>
   </w:style>
-  <w:style w:type="table" w:styleId="TableGrid">
+  <w:style w:type="table" w:styleId="23">
     <w:name w:val="Table Grid"/>
-    <w:basedOn w:val="TableNormal"/>
+    <w:basedOn w:val="22"/>
     <w:qFormat/>
+    <w:uiPriority w:val="0"/>
     <w:pPr>
       <w:widowControl w:val="0"/>
       <w:jc w:val="both"/>
     </w:pPr>
     <w:tblPr>
       <w:tblBorders>
-        <w:top w:val="single" w:sz="4" w:space="0" w:color="auto"/>
-        <w:left w:val="single" w:sz="4" w:space="0" w:color="auto"/>
-        <w:bottom w:val="single" w:sz="4" w:space="0" w:color="auto"/>
-        <w:right w:val="single" w:sz="4" w:space="0" w:color="auto"/>
-        <w:insideH w:val="single" w:sz="4" w:space="0" w:color="auto"/>
-        <w:insideV w:val="single" w:sz="4" w:space="0" w:color="auto"/>
+        <w:top w:val="single" w:color="auto" w:sz="4" w:space="0"/>
+        <w:left w:val="single" w:color="auto" w:sz="4" w:space="0"/>
+        <w:bottom w:val="single" w:color="auto" w:sz="4" w:space="0"/>
+        <w:right w:val="single" w:color="auto" w:sz="4" w:space="0"/>
+        <w:insideH w:val="single" w:color="auto" w:sz="4" w:space="0"/>
+        <w:insideV w:val="single" w:color="auto" w:sz="4" w:space="0"/>
       </w:tblBorders>
     </w:tblPr>
   </w:style>
-  <w:style w:type="character" w:styleId="Strong">
+  <w:style w:type="character" w:styleId="25">
     <w:name w:val="Strong"/>
-    <w:basedOn w:val="DefaultParagraphFont"/>
+    <w:basedOn w:val="24"/>
     <w:qFormat/>
+    <w:uiPriority w:val="0"/>
     <w:rPr>
       <w:b/>
     </w:rPr>
   </w:style>
-  <w:style w:type="paragraph" w:customStyle="1" w:styleId="a">
+  <w:style w:type="paragraph" w:customStyle="1" w:styleId="26">
     <w:name w:val="柴_公司名"/>
-    <w:basedOn w:val="Title"/>
+    <w:basedOn w:val="21"/>
     <w:qFormat/>
+    <w:uiPriority w:val="0"/>
     <w:pPr>
       <w:spacing w:after="600" w:afterLines="600"/>
     </w:pPr>
     <w:rPr>
-      <w:rFonts w:ascii="宋体" w:eastAsia="宋体" w:hAnsi="宋体" w:cs="宋体" w:hint="eastAsia"/>
+      <w:rFonts w:hint="eastAsia" w:ascii="宋体" w:hAnsi="宋体" w:eastAsia="宋体" w:cs="宋体"/>
       <w:bCs/>
       <w:spacing w:val="-6"/>
       <w:sz w:val="52"/>
       <w:szCs w:val="52"/>
     </w:rPr>
   </w:style>
-  <w:style w:type="paragraph" w:customStyle="1" w:styleId="a0">
+  <w:style w:type="paragraph" w:customStyle="1" w:styleId="27">
     <w:name w:val="柴_文档名"/>
-    <w:basedOn w:val="Title"/>
+    <w:basedOn w:val="21"/>
     <w:qFormat/>
+    <w:uiPriority w:val="0"/>
     <w:pPr>
       <w:spacing w:after="900" w:afterLines="900"/>
     </w:pPr>
     <w:rPr>
-      <w:rFonts w:ascii="黑体" w:eastAsia="黑体" w:hAnsi="黑体" w:cs="黑体"/>
+      <w:rFonts w:ascii="黑体" w:hAnsi="黑体" w:eastAsia="黑体" w:cs="黑体"/>
       <w:bCs/>
       <w:spacing w:val="-7"/>
       <w:sz w:val="52"/>
       <w:szCs w:val="52"/>
     </w:rPr>
   </w:style>
-  <w:style w:type="table" w:customStyle="1" w:styleId="TableNormal0">
+  <w:style w:type="table" w:customStyle="1" w:styleId="28">
     <w:name w:val="Table Normal_0"/>
     <w:semiHidden/>
     <w:unhideWhenUsed/>
     <w:qFormat/>
+    <w:uiPriority w:val="0"/>
     <w:tblPr>
       <w:tblCellMar>
         <w:top w:w="0" w:type="dxa"/>
@@ -6805,82 +6936,88 @@
       </w:tblCellMar>
     </w:tblPr>
   </w:style>
-  <w:style w:type="paragraph" w:customStyle="1" w:styleId="TableText">
+  <w:style w:type="paragraph" w:customStyle="1" w:styleId="29">
     <w:name w:val="Table Text"/>
-    <w:basedOn w:val="Normal"/>
+    <w:basedOn w:val="1"/>
     <w:semiHidden/>
     <w:qFormat/>
+    <w:uiPriority w:val="0"/>
     <w:rPr>
-      <w:rFonts w:ascii="宋体" w:eastAsia="宋体" w:hAnsi="宋体" w:cs="宋体"/>
+      <w:rFonts w:ascii="宋体" w:hAnsi="宋体" w:eastAsia="宋体" w:cs="宋体"/>
       <w:sz w:val="21"/>
       <w:szCs w:val="21"/>
       <w:lang w:val="en-US" w:eastAsia="en-US" w:bidi="ar-SA"/>
     </w:rPr>
   </w:style>
-  <w:style w:type="paragraph" w:customStyle="1" w:styleId="1">
+  <w:style w:type="paragraph" w:customStyle="1" w:styleId="30">
     <w:name w:val="柴_标题1"/>
-    <w:basedOn w:val="Heading1"/>
-    <w:next w:val="a1"/>
-    <w:link w:val="1Char"/>
+    <w:basedOn w:val="2"/>
+    <w:next w:val="31"/>
+    <w:link w:val="40"/>
     <w:qFormat/>
+    <w:uiPriority w:val="0"/>
     <w:pPr>
       <w:spacing w:before="100" w:after="90" w:line="360" w:lineRule="auto"/>
     </w:pPr>
     <w:rPr>
-      <w:rFonts w:ascii="Arial" w:eastAsia="宋体" w:hAnsi="Arial"/>
+      <w:rFonts w:ascii="Arial" w:hAnsi="Arial" w:eastAsia="宋体"/>
       <w:sz w:val="32"/>
     </w:rPr>
   </w:style>
-  <w:style w:type="paragraph" w:customStyle="1" w:styleId="a1">
+  <w:style w:type="paragraph" w:customStyle="1" w:styleId="31">
     <w:name w:val="柴_正文"/>
-    <w:basedOn w:val="BodyText"/>
-    <w:link w:val="Char"/>
+    <w:basedOn w:val="12"/>
+    <w:link w:val="43"/>
     <w:qFormat/>
+    <w:uiPriority w:val="0"/>
     <w:pPr>
       <w:spacing w:line="360" w:lineRule="auto"/>
       <w:ind w:firstLine="470" w:firstLineChars="200"/>
     </w:pPr>
     <w:rPr>
-      <w:rFonts w:ascii="Arial" w:eastAsia="宋体" w:hAnsi="Arial"/>
+      <w:rFonts w:ascii="Arial" w:hAnsi="Arial" w:eastAsia="宋体"/>
       <w:sz w:val="24"/>
       <w:lang w:eastAsia="zh-CN"/>
     </w:rPr>
   </w:style>
-  <w:style w:type="paragraph" w:customStyle="1" w:styleId="2">
+  <w:style w:type="paragraph" w:customStyle="1" w:styleId="32">
     <w:name w:val="柴_标题2"/>
-    <w:basedOn w:val="Heading2"/>
-    <w:next w:val="a1"/>
-    <w:link w:val="2Char"/>
+    <w:basedOn w:val="3"/>
+    <w:next w:val="31"/>
+    <w:link w:val="46"/>
     <w:qFormat/>
+    <w:uiPriority w:val="0"/>
     <w:pPr>
       <w:spacing w:line="360" w:lineRule="auto"/>
     </w:pPr>
     <w:rPr>
-      <w:rFonts w:ascii="Arial" w:eastAsia="宋体" w:hAnsi="Arial"/>
+      <w:rFonts w:ascii="Arial" w:hAnsi="Arial" w:eastAsia="宋体"/>
       <w:sz w:val="28"/>
     </w:rPr>
   </w:style>
-  <w:style w:type="paragraph" w:customStyle="1" w:styleId="3">
+  <w:style w:type="paragraph" w:customStyle="1" w:styleId="33">
     <w:name w:val="柴_标题3"/>
-    <w:basedOn w:val="Heading3"/>
-    <w:next w:val="a1"/>
+    <w:basedOn w:val="4"/>
+    <w:next w:val="31"/>
     <w:qFormat/>
+    <w:uiPriority w:val="0"/>
     <w:pPr>
       <w:spacing w:line="360" w:lineRule="auto"/>
       <w:ind w:left="0" w:firstLine="472" w:firstLineChars="200"/>
     </w:pPr>
     <w:rPr>
-      <w:rFonts w:ascii="宋体" w:eastAsia="宋体" w:hAnsi="宋体" w:cs="宋体"/>
+      <w:rFonts w:ascii="宋体" w:hAnsi="宋体" w:eastAsia="宋体" w:cs="宋体"/>
       <w:spacing w:val="-2"/>
       <w:sz w:val="24"/>
       <w:szCs w:val="24"/>
     </w:rPr>
   </w:style>
-  <w:style w:type="paragraph" w:customStyle="1" w:styleId="a2">
+  <w:style w:type="paragraph" w:customStyle="1" w:styleId="34">
     <w:name w:val="柴_目录"/>
-    <w:basedOn w:val="Normal"/>
-    <w:next w:val="BodyText"/>
+    <w:basedOn w:val="1"/>
+    <w:next w:val="12"/>
     <w:qFormat/>
+    <w:uiPriority w:val="0"/>
     <w:pPr>
       <w:tabs>
         <w:tab w:val="right" w:leader="dot" w:pos="8442"/>
@@ -6888,59 +7025,64 @@
       <w:ind w:left="0" w:leftChars="0"/>
     </w:pPr>
     <w:rPr>
-      <w:rFonts w:ascii="Arial" w:eastAsia="Microsoft JhengHei" w:hAnsi="Arial"/>
+      <w:rFonts w:ascii="Arial" w:hAnsi="Arial" w:eastAsia="Microsoft JhengHei"/>
       <w:sz w:val="24"/>
     </w:rPr>
   </w:style>
-  <w:style w:type="paragraph" w:customStyle="1" w:styleId="WPSOffice1">
+  <w:style w:type="paragraph" w:customStyle="1" w:styleId="35">
     <w:name w:val="WPSOffice手动目录 1"/>
     <w:qFormat/>
+    <w:uiPriority w:val="0"/>
     <w:pPr>
       <w:ind w:leftChars="0"/>
     </w:pPr>
     <w:rPr>
-      <w:rFonts w:ascii="Times New Roman" w:eastAsia="宋体" w:hAnsi="Times New Roman" w:cs="Times New Roman"/>
+      <w:rFonts w:ascii="Times New Roman" w:hAnsi="Times New Roman" w:eastAsia="宋体" w:cs="Times New Roman"/>
       <w:sz w:val="20"/>
       <w:szCs w:val="20"/>
     </w:rPr>
   </w:style>
-  <w:style w:type="paragraph" w:customStyle="1" w:styleId="WPSOffice2">
+  <w:style w:type="paragraph" w:customStyle="1" w:styleId="36">
     <w:name w:val="WPSOffice手动目录 2"/>
     <w:qFormat/>
+    <w:uiPriority w:val="0"/>
     <w:pPr>
       <w:ind w:leftChars="200"/>
     </w:pPr>
     <w:rPr>
-      <w:rFonts w:ascii="Times New Roman" w:eastAsia="宋体" w:hAnsi="Times New Roman" w:cs="Times New Roman"/>
+      <w:rFonts w:ascii="Times New Roman" w:hAnsi="Times New Roman" w:eastAsia="宋体" w:cs="Times New Roman"/>
       <w:sz w:val="20"/>
       <w:szCs w:val="20"/>
     </w:rPr>
   </w:style>
-  <w:style w:type="paragraph" w:customStyle="1" w:styleId="WPSOffice3">
+  <w:style w:type="paragraph" w:customStyle="1" w:styleId="37">
     <w:name w:val="WPSOffice手动目录 3"/>
     <w:qFormat/>
+    <w:uiPriority w:val="0"/>
     <w:pPr>
       <w:ind w:leftChars="400"/>
     </w:pPr>
     <w:rPr>
-      <w:rFonts w:ascii="Times New Roman" w:eastAsia="宋体" w:hAnsi="Times New Roman" w:cs="Times New Roman"/>
+      <w:rFonts w:ascii="Times New Roman" w:hAnsi="Times New Roman" w:eastAsia="宋体" w:cs="Times New Roman"/>
       <w:sz w:val="20"/>
       <w:szCs w:val="20"/>
     </w:rPr>
   </w:style>
-  <w:style w:type="paragraph" w:customStyle="1" w:styleId="Compact">
+  <w:style w:type="paragraph" w:customStyle="1" w:styleId="38">
     <w:name w:val="Compact"/>
-    <w:basedOn w:val="BodyText"/>
+    <w:basedOn w:val="12"/>
     <w:qFormat/>
+    <w:uiPriority w:val="0"/>
     <w:pPr>
       <w:spacing w:before="36" w:after="36"/>
     </w:pPr>
   </w:style>
-  <w:style w:type="table" w:customStyle="1" w:styleId="Table">
+  <w:style w:type="table" w:customStyle="1" w:styleId="39">
     <w:name w:val="Table"/>
     <w:semiHidden/>
     <w:unhideWhenUsed/>
     <w:qFormat/>
+    <w:uiPriority w:val="0"/>
     <w:tblPr>
       <w:tblCellMar>
         <w:top w:w="0" w:type="dxa"/>
@@ -6952,26 +7094,28 @@
     <w:tblStylePr w:type="firstRow">
       <w:tcPr>
         <w:tcBorders>
-          <w:bottom w:val="single" w:sz="0" w:space="0" w:color="auto"/>
+          <w:bottom w:val="single" w:color="auto" w:sz="0" w:space="0"/>
         </w:tcBorders>
         <w:vAlign w:val="bottom"/>
       </w:tcPr>
     </w:tblStylePr>
   </w:style>
-  <w:style w:type="character" w:customStyle="1" w:styleId="1Char">
+  <w:style w:type="character" w:customStyle="1" w:styleId="40">
     <w:name w:val="柴_标题1 Char"/>
-    <w:link w:val="1"/>
+    <w:link w:val="30"/>
     <w:qFormat/>
+    <w:uiPriority w:val="0"/>
     <w:rPr>
-      <w:rFonts w:ascii="Arial" w:eastAsia="宋体" w:hAnsi="Arial"/>
+      <w:rFonts w:ascii="Arial" w:hAnsi="Arial" w:eastAsia="宋体"/>
       <w:sz w:val="32"/>
     </w:rPr>
   </w:style>
-  <w:style w:type="paragraph" w:customStyle="1" w:styleId="a3">
+  <w:style w:type="paragraph" w:customStyle="1" w:styleId="41">
     <w:name w:val="柴_正文_无缩进"/>
-    <w:basedOn w:val="Normal"/>
-    <w:link w:val="Char0"/>
+    <w:basedOn w:val="1"/>
+    <w:link w:val="45"/>
     <w:qFormat/>
+    <w:uiPriority w:val="0"/>
     <w:pPr>
       <w:ind w:firstLine="0" w:firstLineChars="0"/>
     </w:pPr>
@@ -6981,38 +7125,41 @@
       <w:lang w:eastAsia="zh-CN"/>
     </w:rPr>
   </w:style>
-  <w:style w:type="paragraph" w:customStyle="1" w:styleId="4">
+  <w:style w:type="paragraph" w:customStyle="1" w:styleId="42">
     <w:name w:val="柴_标题4"/>
-    <w:basedOn w:val="Heading4"/>
-    <w:next w:val="Normal"/>
+    <w:basedOn w:val="5"/>
+    <w:next w:val="1"/>
     <w:qFormat/>
+    <w:uiPriority w:val="0"/>
     <w:pPr>
       <w:widowControl w:val="0"/>
       <w:spacing w:before="160" w:line="360" w:lineRule="auto"/>
-      <w:ind w:left="981" w:hanging="862" w:leftChars="300"/>
+      <w:ind w:left="981" w:leftChars="300" w:hanging="862"/>
     </w:pPr>
     <w:rPr>
-      <w:rFonts w:ascii="Calibri" w:eastAsia="宋体" w:hAnsi="Calibri" w:cs="宋体" w:hint="eastAsia"/>
+      <w:rFonts w:hint="eastAsia" w:ascii="Calibri" w:hAnsi="Calibri" w:eastAsia="宋体" w:cs="宋体"/>
       <w:sz w:val="24"/>
       <w:szCs w:val="24"/>
       <w:lang w:eastAsia="zh-CN" w:bidi="zh-CN"/>
     </w:rPr>
   </w:style>
-  <w:style w:type="character" w:customStyle="1" w:styleId="Char">
+  <w:style w:type="character" w:customStyle="1" w:styleId="43">
     <w:name w:val="柴_正文 Char"/>
-    <w:link w:val="a1"/>
+    <w:link w:val="31"/>
     <w:qFormat/>
+    <w:uiPriority w:val="0"/>
     <w:rPr>
-      <w:rFonts w:ascii="Arial" w:eastAsia="宋体" w:hAnsi="Arial"/>
+      <w:rFonts w:ascii="Arial" w:hAnsi="Arial" w:eastAsia="宋体"/>
       <w:sz w:val="24"/>
       <w:lang w:eastAsia="zh-CN"/>
     </w:rPr>
   </w:style>
-  <w:style w:type="table" w:customStyle="1" w:styleId="TableNormal00">
+  <w:style w:type="table" w:customStyle="1" w:styleId="44">
     <w:name w:val="Table Normal_0_0"/>
     <w:semiHidden/>
     <w:unhideWhenUsed/>
     <w:qFormat/>
+    <w:uiPriority w:val="0"/>
     <w:tblPr>
       <w:tblCellMar>
         <w:top w:w="0" w:type="dxa"/>
@@ -7022,41 +7169,45 @@
       </w:tblCellMar>
     </w:tblPr>
   </w:style>
-  <w:style w:type="character" w:customStyle="1" w:styleId="Char0">
+  <w:style w:type="character" w:customStyle="1" w:styleId="45">
     <w:name w:val="柴_正文_无缩进 Char"/>
-    <w:link w:val="a3"/>
+    <w:link w:val="41"/>
     <w:qFormat/>
+    <w:uiPriority w:val="0"/>
     <w:rPr>
       <w:rFonts w:ascii="Arial" w:hAnsi="Arial"/>
       <w:sz w:val="24"/>
       <w:lang w:eastAsia="zh-CN"/>
     </w:rPr>
   </w:style>
-  <w:style w:type="character" w:customStyle="1" w:styleId="2Char">
+  <w:style w:type="character" w:customStyle="1" w:styleId="46">
     <w:name w:val="柴_标题2 Char"/>
-    <w:link w:val="2"/>
+    <w:link w:val="32"/>
     <w:qFormat/>
+    <w:uiPriority w:val="0"/>
     <w:rPr>
-      <w:rFonts w:ascii="Arial" w:eastAsia="宋体" w:hAnsi="Arial"/>
+      <w:rFonts w:ascii="Arial" w:hAnsi="Arial" w:eastAsia="宋体"/>
       <w:sz w:val="28"/>
     </w:rPr>
   </w:style>
-  <w:style w:type="character" w:customStyle="1" w:styleId="Char1">
+  <w:style w:type="character" w:customStyle="1" w:styleId="47">
     <w:name w:val="柴_题注 Char"/>
-    <w:link w:val="a4"/>
+    <w:link w:val="48"/>
     <w:qFormat/>
+    <w:uiPriority w:val="0"/>
   </w:style>
-  <w:style w:type="paragraph" w:customStyle="1" w:styleId="a4">
+  <w:style w:type="paragraph" w:customStyle="1" w:styleId="48">
     <w:name w:val="柴_题注"/>
-    <w:basedOn w:val="HTMLPreformatted"/>
-    <w:link w:val="Char1"/>
+    <w:basedOn w:val="19"/>
+    <w:link w:val="47"/>
     <w:qFormat/>
+    <w:uiPriority w:val="0"/>
     <w:pPr>
       <w:pBdr>
-        <w:top w:val="nil"/>
-        <w:left w:val="nil"/>
-        <w:bottom w:val="nil"/>
-        <w:right w:val="nil"/>
+        <w:top w:val="none" w:color="auto" w:sz="0" w:space="0"/>
+        <w:left w:val="none" w:color="auto" w:sz="0" w:space="0"/>
+        <w:bottom w:val="none" w:color="auto" w:sz="0" w:space="0"/>
+        <w:right w:val="none" w:color="auto" w:sz="0" w:space="0"/>
       </w:pBdr>
       <w:wordWrap w:val="0"/>
       <w:spacing w:line="264" w:lineRule="atLeast"/>
